--- a/Курсовая Зайцева.docx
+++ b/Курсовая Зайцева.docx
@@ -10117,7 +10117,6 @@
         </w:rPr>
         <w:t xml:space="preserve"> </w:t>
       </w:r>
-      <w:proofErr w:type="spellStart"/>
       <w:r>
         <w:rPr>
           <w:rFonts w:asciiTheme="majorHAnsi" w:hAnsiTheme="majorHAnsi" w:cstheme="majorHAnsi"/>
@@ -10127,7 +10126,6 @@
         </w:rPr>
         <w:t>hashedPassword</w:t>
       </w:r>
-      <w:proofErr w:type="spellEnd"/>
       <w:r>
         <w:rPr>
           <w:rFonts w:asciiTheme="majorHAnsi" w:hAnsiTheme="majorHAnsi" w:cstheme="majorHAnsi"/>
@@ -10155,8 +10153,6 @@
         </w:rPr>
         <w:t xml:space="preserve"> </w:t>
       </w:r>
-      <w:proofErr w:type="spellStart"/>
-      <w:proofErr w:type="gramStart"/>
       <w:r>
         <w:rPr>
           <w:rFonts w:asciiTheme="majorHAnsi" w:hAnsiTheme="majorHAnsi" w:cstheme="majorHAnsi"/>
@@ -10184,8 +10180,6 @@
         </w:rPr>
         <w:t>hash</w:t>
       </w:r>
-      <w:proofErr w:type="spellEnd"/>
-      <w:proofErr w:type="gramEnd"/>
       <w:r>
         <w:rPr>
           <w:rFonts w:asciiTheme="majorHAnsi" w:hAnsiTheme="majorHAnsi" w:cstheme="majorHAnsi"/>
@@ -11698,27 +11692,7 @@
           <w:szCs w:val="28"/>
           <w:lang w:val="en-US"/>
         </w:rPr>
-        <w:t xml:space="preserve">const app = </w:t>
-      </w:r>
-      <w:proofErr w:type="gramStart"/>
-      <w:r>
-        <w:rPr>
-          <w:rFonts w:asciiTheme="majorHAnsi" w:hAnsiTheme="majorHAnsi" w:cstheme="majorHAnsi"/>
-          <w:sz w:val="28"/>
-          <w:szCs w:val="28"/>
-          <w:lang w:val="en-US"/>
-        </w:rPr>
-        <w:t>express(</w:t>
-      </w:r>
-      <w:proofErr w:type="gramEnd"/>
-      <w:r>
-        <w:rPr>
-          <w:rFonts w:asciiTheme="majorHAnsi" w:hAnsiTheme="majorHAnsi" w:cstheme="majorHAnsi"/>
-          <w:sz w:val="28"/>
-          <w:szCs w:val="28"/>
-          <w:lang w:val="en-US"/>
-        </w:rPr>
-        <w:t>);</w:t>
+        <w:t>const app = express();</w:t>
       </w:r>
     </w:p>
     <w:p>
@@ -11733,8 +11707,6 @@
           <w:lang w:val="en-US"/>
         </w:rPr>
       </w:pPr>
-      <w:proofErr w:type="spellStart"/>
-      <w:proofErr w:type="gramStart"/>
       <w:r>
         <w:rPr>
           <w:rFonts w:asciiTheme="majorHAnsi" w:hAnsiTheme="majorHAnsi" w:cstheme="majorHAnsi"/>
@@ -11742,47 +11714,7 @@
           <w:szCs w:val="28"/>
           <w:lang w:val="en-US"/>
         </w:rPr>
-        <w:t>app.set</w:t>
-      </w:r>
-      <w:proofErr w:type="spellEnd"/>
-      <w:r>
-        <w:rPr>
-          <w:rFonts w:asciiTheme="majorHAnsi" w:hAnsiTheme="majorHAnsi" w:cstheme="majorHAnsi"/>
-          <w:sz w:val="28"/>
-          <w:szCs w:val="28"/>
-          <w:lang w:val="en-US"/>
-        </w:rPr>
-        <w:t>(</w:t>
-      </w:r>
-      <w:proofErr w:type="gramEnd"/>
-      <w:r>
-        <w:rPr>
-          <w:rFonts w:asciiTheme="majorHAnsi" w:hAnsiTheme="majorHAnsi" w:cstheme="majorHAnsi"/>
-          <w:sz w:val="28"/>
-          <w:szCs w:val="28"/>
-          <w:lang w:val="en-US"/>
-        </w:rPr>
-        <w:t>'view engine', '</w:t>
-      </w:r>
-      <w:proofErr w:type="spellStart"/>
-      <w:r>
-        <w:rPr>
-          <w:rFonts w:asciiTheme="majorHAnsi" w:hAnsiTheme="majorHAnsi" w:cstheme="majorHAnsi"/>
-          <w:sz w:val="28"/>
-          <w:szCs w:val="28"/>
-          <w:lang w:val="en-US"/>
-        </w:rPr>
-        <w:t>ejs</w:t>
-      </w:r>
-      <w:proofErr w:type="spellEnd"/>
-      <w:r>
-        <w:rPr>
-          <w:rFonts w:asciiTheme="majorHAnsi" w:hAnsiTheme="majorHAnsi" w:cstheme="majorHAnsi"/>
-          <w:sz w:val="28"/>
-          <w:szCs w:val="28"/>
-          <w:lang w:val="en-US"/>
-        </w:rPr>
-        <w:t>');</w:t>
+        <w:t>app.set('view engine', 'ejs');</w:t>
       </w:r>
     </w:p>
     <w:p>
@@ -11797,8 +11729,6 @@
           <w:lang w:val="en-US"/>
         </w:rPr>
       </w:pPr>
-      <w:proofErr w:type="spellStart"/>
-      <w:proofErr w:type="gramStart"/>
       <w:r>
         <w:rPr>
           <w:rFonts w:asciiTheme="majorHAnsi" w:hAnsiTheme="majorHAnsi" w:cstheme="majorHAnsi"/>
@@ -11806,38 +11736,7 @@
           <w:szCs w:val="28"/>
           <w:lang w:val="en-US"/>
         </w:rPr>
-        <w:t>app.use</w:t>
-      </w:r>
-      <w:proofErr w:type="spellEnd"/>
-      <w:r>
-        <w:rPr>
-          <w:rFonts w:asciiTheme="majorHAnsi" w:hAnsiTheme="majorHAnsi" w:cstheme="majorHAnsi"/>
-          <w:sz w:val="28"/>
-          <w:szCs w:val="28"/>
-          <w:lang w:val="en-US"/>
-        </w:rPr>
-        <w:t>(</w:t>
-      </w:r>
-      <w:proofErr w:type="spellStart"/>
-      <w:proofErr w:type="gramEnd"/>
-      <w:r>
-        <w:rPr>
-          <w:rFonts w:asciiTheme="majorHAnsi" w:hAnsiTheme="majorHAnsi" w:cstheme="majorHAnsi"/>
-          <w:sz w:val="28"/>
-          <w:szCs w:val="28"/>
-          <w:lang w:val="en-US"/>
-        </w:rPr>
-        <w:t>express.urlencoded</w:t>
-      </w:r>
-      <w:proofErr w:type="spellEnd"/>
-      <w:r>
-        <w:rPr>
-          <w:rFonts w:asciiTheme="majorHAnsi" w:hAnsiTheme="majorHAnsi" w:cstheme="majorHAnsi"/>
-          <w:sz w:val="28"/>
-          <w:szCs w:val="28"/>
-          <w:lang w:val="en-US"/>
-        </w:rPr>
-        <w:t>({ extended: true }));</w:t>
+        <w:t>app.use(express.urlencoded({ extended: true }));</w:t>
       </w:r>
     </w:p>
     <w:p>
@@ -11852,7 +11751,6 @@
           <w:lang w:val="en-US"/>
         </w:rPr>
       </w:pPr>
-      <w:proofErr w:type="spellStart"/>
       <w:r>
         <w:rPr>
           <w:rFonts w:asciiTheme="majorHAnsi" w:hAnsiTheme="majorHAnsi" w:cstheme="majorHAnsi"/>
@@ -11860,39 +11758,7 @@
           <w:szCs w:val="28"/>
           <w:lang w:val="en-US"/>
         </w:rPr>
-        <w:t>app.use</w:t>
-      </w:r>
-      <w:proofErr w:type="spellEnd"/>
-      <w:r>
-        <w:rPr>
-          <w:rFonts w:asciiTheme="majorHAnsi" w:hAnsiTheme="majorHAnsi" w:cstheme="majorHAnsi"/>
-          <w:sz w:val="28"/>
-          <w:szCs w:val="28"/>
-          <w:lang w:val="en-US"/>
-        </w:rPr>
-        <w:t>(</w:t>
-      </w:r>
-      <w:proofErr w:type="spellStart"/>
-      <w:proofErr w:type="gramStart"/>
-      <w:r>
-        <w:rPr>
-          <w:rFonts w:asciiTheme="majorHAnsi" w:hAnsiTheme="majorHAnsi" w:cstheme="majorHAnsi"/>
-          <w:sz w:val="28"/>
-          <w:szCs w:val="28"/>
-          <w:lang w:val="en-US"/>
-        </w:rPr>
-        <w:t>express.static</w:t>
-      </w:r>
-      <w:proofErr w:type="spellEnd"/>
-      <w:proofErr w:type="gramEnd"/>
-      <w:r>
-        <w:rPr>
-          <w:rFonts w:asciiTheme="majorHAnsi" w:hAnsiTheme="majorHAnsi" w:cstheme="majorHAnsi"/>
-          <w:sz w:val="28"/>
-          <w:szCs w:val="28"/>
-          <w:lang w:val="en-US"/>
-        </w:rPr>
-        <w:t>('public'));</w:t>
+        <w:t>app.use(express.static('public'));</w:t>
       </w:r>
     </w:p>
     <w:p>
@@ -13212,7 +13078,6 @@
         </w:rPr>
         <w:t>.</w:t>
       </w:r>
-      <w:proofErr w:type="spellStart"/>
       <w:r>
         <w:rPr>
           <w:rFonts w:asciiTheme="majorHAnsi" w:hAnsiTheme="majorHAnsi" w:cstheme="majorHAnsi"/>
@@ -13222,7 +13087,6 @@
         </w:rPr>
         <w:t>sql</w:t>
       </w:r>
-      <w:proofErr w:type="spellEnd"/>
       <w:r>
         <w:rPr>
           <w:rFonts w:asciiTheme="majorHAnsi" w:hAnsiTheme="majorHAnsi" w:cstheme="majorHAnsi"/>
@@ -13800,32 +13664,7 @@
         </w:rPr>
         <w:t>Диаграмма отражает реальные таблицы и внешние ключи из database.sql.</w:t>
       </w:r>
-    </w:p>
-    <w:p>
-      <w:pPr>
-        <w:pStyle w:val="Heading2"/>
-      </w:pPr>
       <w:bookmarkStart w:id="33" w:name="_Toc228386141"/>
-    </w:p>
-    <w:p>
-      <w:pPr>
-        <w:pStyle w:val="Heading2"/>
-      </w:pPr>
-    </w:p>
-    <w:p>
-      <w:pPr>
-        <w:pStyle w:val="Heading2"/>
-      </w:pPr>
-    </w:p>
-    <w:p>
-      <w:pPr>
-        <w:pStyle w:val="Heading2"/>
-      </w:pPr>
-    </w:p>
-    <w:p>
-      <w:pPr>
-        <w:pStyle w:val="Heading2"/>
-      </w:pPr>
     </w:p>
     <w:p>
       <w:pPr>
@@ -13840,7 +13679,6 @@
           <w:b/>
           <w:bCs w:val="0"/>
         </w:rPr>
-        <w:lastRenderedPageBreak/>
         <w:t>2.5. Реализация регистрации, аутентификации и авторизации</w:t>
       </w:r>
       <w:bookmarkEnd w:id="33"/>
@@ -13879,7 +13717,16 @@
           <w:sz w:val="28"/>
           <w:szCs w:val="28"/>
         </w:rPr>
-        <w:t>Регистрация пользователя реализована через HTML-форму, где вводятся имя, адрес электронной почты, пароль и подтверждение пароля. После отправки формы браузер направляет POST-запрос на соответствующий маршрут, который обрабатывается контроллером авторизации.</w:t>
+        <w:t xml:space="preserve">Регистрация пользователя реализована через HTML-форму, где вводятся имя, адрес электронной почты, пароль и подтверждение пароля. </w:t>
+      </w:r>
+      <w:r>
+        <w:rPr>
+          <w:rFonts w:asciiTheme="majorHAnsi" w:hAnsiTheme="majorHAnsi" w:cstheme="majorHAnsi"/>
+          <w:sz w:val="28"/>
+          <w:szCs w:val="28"/>
+        </w:rPr>
+        <w:lastRenderedPageBreak/>
+        <w:t>После отправки формы браузер направляет POST-запрос на соответствующий маршрут, который обрабатывается контроллером авторизации.</w:t>
       </w:r>
     </w:p>
     <w:p>
@@ -14018,7 +13865,6 @@
           <w:sz w:val="28"/>
           <w:szCs w:val="28"/>
         </w:rPr>
-        <w:lastRenderedPageBreak/>
         <w:t>При регистрации система вызывает функцию bcrypt.hash(password, 10), где число 10 определяет сложность вычислений. Более высокий параметр делает подбор хэша труднее для злоумышленника, но увеличивает нагрузку на сервер. Для учебного проекта выбранное значение является разумным компромиссом между безопасностью и производительностью.</w:t>
       </w:r>
     </w:p>
@@ -14039,6 +13885,7 @@
           <w:sz w:val="28"/>
           <w:szCs w:val="28"/>
         </w:rPr>
+        <w:lastRenderedPageBreak/>
         <w:t>При входе в систему сервер не расшифровывает пароль, а сравнивает введённое пользователем значение с хэшем при помощи bcrypt.compare. Если сравнение успешно, пользователь считается подлинным.</w:t>
       </w:r>
     </w:p>
@@ -14159,7 +14006,6 @@
         </w:rPr>
         <w:t xml:space="preserve"> </w:t>
       </w:r>
-      <w:proofErr w:type="spellStart"/>
       <w:r>
         <w:rPr>
           <w:rFonts w:asciiTheme="majorHAnsi" w:hAnsiTheme="majorHAnsi" w:cstheme="majorHAnsi"/>
@@ -14169,7 +14015,6 @@
         </w:rPr>
         <w:t>isMatch</w:t>
       </w:r>
-      <w:proofErr w:type="spellEnd"/>
       <w:r>
         <w:rPr>
           <w:rFonts w:asciiTheme="majorHAnsi" w:hAnsiTheme="majorHAnsi" w:cstheme="majorHAnsi"/>
@@ -14197,8 +14042,6 @@
         </w:rPr>
         <w:t xml:space="preserve"> </w:t>
       </w:r>
-      <w:proofErr w:type="spellStart"/>
-      <w:proofErr w:type="gramStart"/>
       <w:r>
         <w:rPr>
           <w:rFonts w:asciiTheme="majorHAnsi" w:hAnsiTheme="majorHAnsi" w:cstheme="majorHAnsi"/>
@@ -14226,8 +14069,6 @@
         </w:rPr>
         <w:t>compare</w:t>
       </w:r>
-      <w:proofErr w:type="spellEnd"/>
-      <w:proofErr w:type="gramEnd"/>
       <w:r>
         <w:rPr>
           <w:rFonts w:asciiTheme="majorHAnsi" w:hAnsiTheme="majorHAnsi" w:cstheme="majorHAnsi"/>
@@ -14255,7 +14096,6 @@
         </w:rPr>
         <w:t xml:space="preserve">, </w:t>
       </w:r>
-      <w:proofErr w:type="spellStart"/>
       <w:r>
         <w:rPr>
           <w:rFonts w:asciiTheme="majorHAnsi" w:hAnsiTheme="majorHAnsi" w:cstheme="majorHAnsi"/>
@@ -14283,7 +14123,6 @@
         </w:rPr>
         <w:t>password</w:t>
       </w:r>
-      <w:proofErr w:type="spellEnd"/>
       <w:r>
         <w:rPr>
           <w:rFonts w:asciiTheme="majorHAnsi" w:hAnsiTheme="majorHAnsi" w:cstheme="majorHAnsi"/>
@@ -14415,7 +14254,6 @@
           <w:sz w:val="28"/>
           <w:szCs w:val="28"/>
         </w:rPr>
-        <w:lastRenderedPageBreak/>
         <w:t xml:space="preserve">Система авторизации не ограничивается входом. В </w:t>
       </w:r>
       <w:r>
@@ -14501,7 +14339,16 @@
           <w:sz w:val="28"/>
           <w:szCs w:val="28"/>
         </w:rPr>
-        <w:t xml:space="preserve">; при несоответствии выбрасывается </w:t>
+        <w:t xml:space="preserve">; при </w:t>
+      </w:r>
+      <w:r>
+        <w:rPr>
+          <w:rFonts w:asciiTheme="majorHAnsi" w:hAnsiTheme="majorHAnsi" w:cstheme="majorHAnsi"/>
+          <w:sz w:val="28"/>
+          <w:szCs w:val="28"/>
+        </w:rPr>
+        <w:lastRenderedPageBreak/>
+        <w:t xml:space="preserve">несоответствии выбрасывается </w:t>
       </w:r>
       <w:r>
         <w:rPr>
@@ -14852,7 +14699,6 @@
           <w:sz w:val="28"/>
           <w:szCs w:val="28"/>
         </w:rPr>
-        <w:lastRenderedPageBreak/>
         <w:t>Для контроля доступа используются middleware:</w:t>
       </w:r>
     </w:p>
@@ -14945,6 +14791,7 @@
           <w:sz w:val="28"/>
           <w:szCs w:val="28"/>
         </w:rPr>
+        <w:lastRenderedPageBreak/>
         <w:t>Благодаря этому пользователь не может попасть в корзину, профиль или заказы без входа в систему. В то же время административная панель недоступна обычному покупателю, даже если он успешно авторизован.</w:t>
       </w:r>
     </w:p>
@@ -15231,7 +15078,6 @@
           <w:sz w:val="28"/>
           <w:szCs w:val="28"/>
         </w:rPr>
-        <w:lastRenderedPageBreak/>
         <w:t>строка поиска</w:t>
       </w:r>
     </w:p>
@@ -15296,6 +15142,7 @@
           <w:sz w:val="28"/>
           <w:szCs w:val="28"/>
         </w:rPr>
+        <w:lastRenderedPageBreak/>
         <w:t>Например, если указана категория, контроллер добавляет условие по полю category. Если введён текст поиска, сервер ищет совпадения в названии и описании товара. Если задан ценовой диапазон, дополнительно фильтруются товары по цене.</w:t>
       </w:r>
     </w:p>
@@ -15586,7 +15433,6 @@
           <w:sz w:val="28"/>
           <w:szCs w:val="28"/>
         </w:rPr>
-        <w:lastRenderedPageBreak/>
         <w:t>позволяет быстро оценить цену</w:t>
       </w:r>
     </w:p>
@@ -15655,6 +15501,7 @@
           <w:sz w:val="28"/>
           <w:szCs w:val="28"/>
         </w:rPr>
+        <w:lastRenderedPageBreak/>
         <w:t>В проекте карточки имеют фиксированный размер и единый стиль. Это достигается за счёт CSS-оформления, где задаются размеры блока, высота изображения, скругления, тени и эффекты при наведении.</w:t>
       </w:r>
     </w:p>
@@ -15963,24 +15810,24 @@
           <w:b/>
           <w:bCs w:val="0"/>
         </w:rPr>
+        <w:t>2.7. Реализация корзины</w:t>
+      </w:r>
+      <w:bookmarkEnd w:id="45"/>
+    </w:p>
+    <w:p>
+      <w:pPr>
+        <w:pStyle w:val="Heading3"/>
+        <w:spacing w:line="360" w:lineRule="auto"/>
+        <w:rPr>
+          <w:b/>
+        </w:rPr>
+      </w:pPr>
+      <w:bookmarkStart w:id="46" w:name="_Toc228386154"/>
+      <w:r>
+        <w:rPr>
+          <w:b/>
+        </w:rPr>
         <w:lastRenderedPageBreak/>
-        <w:t>2.7. Реализация корзины</w:t>
-      </w:r>
-      <w:bookmarkEnd w:id="45"/>
-    </w:p>
-    <w:p>
-      <w:pPr>
-        <w:pStyle w:val="Heading3"/>
-        <w:spacing w:line="360" w:lineRule="auto"/>
-        <w:rPr>
-          <w:b/>
-        </w:rPr>
-      </w:pPr>
-      <w:bookmarkStart w:id="46" w:name="_Toc228386154"/>
-      <w:r>
-        <w:rPr>
-          <w:b/>
-        </w:rPr>
         <w:t>2.7.1. Общая логика работы корзины</w:t>
       </w:r>
       <w:bookmarkEnd w:id="46"/>
@@ -16290,7 +16137,6 @@
           <w:sz w:val="28"/>
           <w:szCs w:val="28"/>
         </w:rPr>
-        <w:lastRenderedPageBreak/>
         <w:drawing>
           <wp:inline distT="0" distB="0" distL="0" distR="0" wp14:anchorId="394F4C0D" wp14:editId="32256797">
             <wp:extent cx="5077534" cy="885949"/>
@@ -16340,6 +16186,7 @@
         <w:rPr>
           <w:rFonts w:asciiTheme="majorHAnsi" w:hAnsiTheme="majorHAnsi" w:cstheme="majorHAnsi"/>
         </w:rPr>
+        <w:lastRenderedPageBreak/>
         <w:t>Рис. 1 Добавление товара в корзину</w:t>
       </w:r>
     </w:p>
@@ -16667,7 +16514,6 @@
           <w:b/>
           <w:bCs w:val="0"/>
         </w:rPr>
-        <w:lastRenderedPageBreak/>
         <w:t>2.8. Реализация оформления заказа</w:t>
       </w:r>
       <w:bookmarkEnd w:id="49"/>
@@ -16705,6 +16551,7 @@
           <w:sz w:val="28"/>
           <w:szCs w:val="28"/>
         </w:rPr>
+        <w:lastRenderedPageBreak/>
         <w:t>Подсистема заказов завершает пользовательский сценарий покупки. Её задача — преобразовать содержимое корзины в постоянную запись в базе данных, уменьшить остатки на складе и зафиксировать параметры заказа.</w:t>
       </w:r>
     </w:p>
@@ -16866,7 +16713,6 @@
           <w:lang w:val="en-US"/>
         </w:rPr>
       </w:pPr>
-      <w:proofErr w:type="spellStart"/>
       <w:r>
         <w:rPr>
           <w:rFonts w:asciiTheme="majorHAnsi" w:hAnsiTheme="majorHAnsi" w:cstheme="majorHAnsi"/>
@@ -16876,7 +16722,6 @@
         </w:rPr>
         <w:t>order_items</w:t>
       </w:r>
-      <w:proofErr w:type="spellEnd"/>
     </w:p>
     <w:p>
       <w:pPr>
@@ -16894,7 +16739,6 @@
           <w:lang w:val="en-US"/>
         </w:rPr>
       </w:pPr>
-      <w:proofErr w:type="spellStart"/>
       <w:r>
         <w:rPr>
           <w:rFonts w:asciiTheme="majorHAnsi" w:hAnsiTheme="majorHAnsi" w:cstheme="majorHAnsi"/>
@@ -16904,7 +16748,6 @@
         </w:rPr>
         <w:t>product_sizes</w:t>
       </w:r>
-      <w:proofErr w:type="spellEnd"/>
     </w:p>
     <w:p>
       <w:pPr>
@@ -17015,7 +16858,6 @@
           <w:sz w:val="28"/>
           <w:szCs w:val="28"/>
         </w:rPr>
-        <w:lastRenderedPageBreak/>
         <w:t>ошибка при вставке одной из строк состава заказа</w:t>
       </w:r>
     </w:p>
@@ -17060,6 +16902,7 @@
           <w:sz w:val="28"/>
           <w:szCs w:val="28"/>
         </w:rPr>
+        <w:lastRenderedPageBreak/>
         <w:t>Использование транзакции делает оформление заказа атомарной операцией.</w:t>
       </w:r>
     </w:p>
@@ -17502,7 +17345,6 @@
           <w:sz w:val="28"/>
           <w:szCs w:val="28"/>
         </w:rPr>
-        <w:lastRenderedPageBreak/>
         <w:t>состав заказа</w:t>
       </w:r>
     </w:p>
@@ -17523,6 +17365,7 @@
           <w:sz w:val="28"/>
           <w:szCs w:val="28"/>
         </w:rPr>
+        <w:lastRenderedPageBreak/>
         <w:t>Это позволяет пользователю просматривать историю своих покупок и подтверждает факт успешной работы системы заказов.</w:t>
       </w:r>
     </w:p>
@@ -17936,7 +17779,6 @@
           <w:sz w:val="28"/>
           <w:szCs w:val="28"/>
         </w:rPr>
-        <w:lastRenderedPageBreak/>
         <w:t>изображение</w:t>
       </w:r>
     </w:p>
@@ -17961,6 +17803,7 @@
           <w:sz w:val="28"/>
           <w:szCs w:val="28"/>
         </w:rPr>
+        <w:lastRenderedPageBreak/>
         <w:t>строку размеров и остатков</w:t>
       </w:r>
     </w:p>
@@ -18101,7 +17944,7 @@
           <w:sz w:val="28"/>
           <w:szCs w:val="28"/>
         </w:rPr>
-        <w:t>Размеры в форме администратора задаются в компактном текстовом формате, например: S:10, M:15, L:7. Для обработки этой строки используется вспомогательная функция, которая:</w:t>
+        <w:t>Размеры в форме администратора задаются в компактном текстовом формате. Для обработки этой строки используется вспомогательная функция, которая:</w:t>
       </w:r>
     </w:p>
     <w:p>
@@ -18280,16 +18123,7 @@
           <w:sz w:val="28"/>
           <w:szCs w:val="28"/>
         </w:rPr>
-        <w:t xml:space="preserve">Редактирование товара также выполняется через форму. Перед открытием формы контроллер извлекает текущие данные товара и </w:t>
-      </w:r>
-      <w:r>
-        <w:rPr>
-          <w:rFonts w:asciiTheme="majorHAnsi" w:hAnsiTheme="majorHAnsi" w:cstheme="majorHAnsi"/>
-          <w:sz w:val="28"/>
-          <w:szCs w:val="28"/>
-        </w:rPr>
-        <w:lastRenderedPageBreak/>
-        <w:t>существующие размеры. Затем размеры собираются в строковый формат, пригодный для редактирования в одном поле формы.</w:t>
+        <w:t>Редактирование товара также выполняется через форму. Перед открытием формы контроллер извлекает текущие данные товара и существующие размеры. Затем размеры собираются в строковый формат, пригодный для редактирования в одном поле формы.</w:t>
       </w:r>
     </w:p>
     <w:p>
@@ -18309,6 +18143,7 @@
           <w:sz w:val="28"/>
           <w:szCs w:val="28"/>
         </w:rPr>
+        <w:lastRenderedPageBreak/>
         <w:t>При сохранении изменений контроллер обновляет основные поля товара. Если загружено новое изображение, путь к картинке заменяется. После этого старые записи размеров удаляются, а новые создаются заново на основе обновлённой строки размеров.</w:t>
       </w:r>
     </w:p>
@@ -18613,6 +18448,7 @@
         </w:rPr>
         <w:t>Эти функции делают административный раздел не только инструментом редактирования товаров, но и средством мониторинга работы магазина.</w:t>
       </w:r>
+      <w:bookmarkStart w:id="63" w:name="_Toc228386171"/>
     </w:p>
     <w:p>
       <w:pPr>
@@ -18622,7 +18458,13 @@
           <w:bCs w:val="0"/>
         </w:rPr>
       </w:pPr>
-      <w:bookmarkStart w:id="63" w:name="_Toc228386171"/>
+      <w:r>
+        <w:rPr>
+          <w:b/>
+          <w:bCs w:val="0"/>
+        </w:rPr>
+        <w:br w:type="page"/>
+      </w:r>
     </w:p>
     <w:p>
       <w:pPr>
@@ -21209,27 +21051,7 @@
           <w:szCs w:val="28"/>
           <w:lang w:val="en-US"/>
         </w:rPr>
-        <w:t xml:space="preserve">Fielding, R. Architectural Styles and the Design of Network-based Software </w:t>
-      </w:r>
-      <w:proofErr w:type="gramStart"/>
-      <w:r>
-        <w:rPr>
-          <w:rFonts w:asciiTheme="majorHAnsi" w:hAnsiTheme="majorHAnsi" w:cstheme="majorHAnsi"/>
-          <w:sz w:val="28"/>
-          <w:szCs w:val="28"/>
-          <w:lang w:val="en-US"/>
-        </w:rPr>
-        <w:t>Architectures :</w:t>
-      </w:r>
-      <w:proofErr w:type="gramEnd"/>
-      <w:r>
-        <w:rPr>
-          <w:rFonts w:asciiTheme="majorHAnsi" w:hAnsiTheme="majorHAnsi" w:cstheme="majorHAnsi"/>
-          <w:sz w:val="28"/>
-          <w:szCs w:val="28"/>
-          <w:lang w:val="en-US"/>
-        </w:rPr>
-        <w:t xml:space="preserve"> dissertation / R. Fielding. — Irvine, 2000. </w:t>
+        <w:t xml:space="preserve">Fielding, R. Architectural Styles and the Design of Network-based Software Architectures : dissertation / R. Fielding. — Irvine, 2000. </w:t>
       </w:r>
     </w:p>
     <w:p>
@@ -21268,7 +21090,15 @@
           <w:szCs w:val="28"/>
           <w:lang w:val="en-US"/>
         </w:rPr>
-        <w:t>Er-</w:t>
+        <w:t>Er</w:t>
+      </w:r>
+      <w:r>
+        <w:rPr>
+          <w:rFonts w:asciiTheme="majorHAnsi" w:hAnsiTheme="majorHAnsi" w:cstheme="majorHAnsi"/>
+          <w:sz w:val="28"/>
+          <w:szCs w:val="28"/>
+        </w:rPr>
+        <w:t>-</w:t>
       </w:r>
       <w:r>
         <w:rPr>
@@ -21441,15 +21271,15 @@
       <w:r>
         <w:rPr>
           <w:rFonts w:asciiTheme="majorHAnsi" w:hAnsiTheme="majorHAnsi" w:cstheme="majorHAnsi"/>
-          <w:noProof/>
-          <w:sz w:val="28"/>
-          <w:szCs w:val="28"/>
+          <w:sz w:val="28"/>
+          <w:szCs w:val="28"/>
+          <w:lang w:val="en-US"/>
         </w:rPr>
         <w:drawing>
-          <wp:inline distT="0" distB="0" distL="0" distR="0" wp14:anchorId="1EB0B770" wp14:editId="5315BB26">
-            <wp:extent cx="6918385" cy="4972918"/>
+          <wp:inline distT="0" distB="0" distL="0" distR="0" wp14:anchorId="010A5DAF" wp14:editId="5675B551">
+            <wp:extent cx="6539023" cy="4674572"/>
             <wp:effectExtent l="0" t="0" r="0" b="0"/>
-            <wp:docPr id="155" name="Picture 155"/>
+            <wp:docPr id="111" name="Picture 111"/>
             <wp:cNvGraphicFramePr>
               <a:graphicFrameLocks xmlns:a="http://schemas.openxmlformats.org/drawingml/2006/main" noChangeAspect="1"/>
             </wp:cNvGraphicFramePr>
@@ -21469,7 +21299,7 @@
                   <pic:spPr>
                     <a:xfrm>
                       <a:off x="0" y="0"/>
-                      <a:ext cx="6944285" cy="4991535"/>
+                      <a:ext cx="6554375" cy="4685547"/>
                     </a:xfrm>
                     <a:prstGeom prst="rect">
                       <a:avLst/>
@@ -21533,15 +21363,15 @@
       <w:r>
         <w:rPr>
           <w:rFonts w:asciiTheme="majorHAnsi" w:hAnsiTheme="majorHAnsi" w:cstheme="majorHAnsi"/>
-          <w:noProof/>
-          <w:sz w:val="28"/>
-          <w:szCs w:val="28"/>
+          <w:sz w:val="28"/>
+          <w:szCs w:val="28"/>
+          <w:lang w:val="en-US"/>
         </w:rPr>
         <w:drawing>
-          <wp:inline distT="0" distB="0" distL="0" distR="0" wp14:anchorId="5AD4F39F" wp14:editId="404C8130">
-            <wp:extent cx="6871450" cy="4425351"/>
-            <wp:effectExtent l="0" t="0" r="5715" b="0"/>
-            <wp:docPr id="113" name="Рисунок 113"/>
+          <wp:inline distT="0" distB="0" distL="0" distR="0" wp14:anchorId="0A5A4C0F" wp14:editId="67F2097D">
+            <wp:extent cx="7368363" cy="4723498"/>
+            <wp:effectExtent l="0" t="0" r="4445" b="1270"/>
+            <wp:docPr id="115" name="Picture 115"/>
             <wp:cNvGraphicFramePr>
               <a:graphicFrameLocks xmlns:a="http://schemas.openxmlformats.org/drawingml/2006/main" noChangeAspect="1"/>
             </wp:cNvGraphicFramePr>
@@ -21561,7 +21391,7 @@
                   <pic:spPr>
                     <a:xfrm>
                       <a:off x="0" y="0"/>
-                      <a:ext cx="6909288" cy="4449719"/>
+                      <a:ext cx="7383694" cy="4733326"/>
                     </a:xfrm>
                     <a:prstGeom prst="rect">
                       <a:avLst/>
@@ -21606,7 +21436,6 @@
         <w:rPr>
           <w:noProof/>
         </w:rPr>
-        <w:lastRenderedPageBreak/>
         <w:t>ПРИЛОЖЕНИЕ Г</w:t>
       </w:r>
     </w:p>
@@ -21643,15 +21472,15 @@
       <w:r>
         <w:rPr>
           <w:rFonts w:asciiTheme="majorHAnsi" w:hAnsiTheme="majorHAnsi" w:cstheme="majorHAnsi"/>
-          <w:noProof/>
-          <w:sz w:val="28"/>
-          <w:szCs w:val="28"/>
+          <w:sz w:val="28"/>
+          <w:szCs w:val="28"/>
+          <w:lang w:val="en-US"/>
         </w:rPr>
         <w:drawing>
-          <wp:inline distT="0" distB="0" distL="0" distR="0" wp14:anchorId="4666F783" wp14:editId="3A0DA9D3">
-            <wp:extent cx="7065034" cy="4928808"/>
-            <wp:effectExtent l="0" t="0" r="2540" b="5715"/>
-            <wp:docPr id="114" name="Рисунок 114"/>
+          <wp:inline distT="0" distB="0" distL="0" distR="0" wp14:anchorId="56519130" wp14:editId="1B467B1A">
+            <wp:extent cx="6592186" cy="4573825"/>
+            <wp:effectExtent l="0" t="0" r="0" b="0"/>
+            <wp:docPr id="117" name="Picture 117"/>
             <wp:cNvGraphicFramePr>
               <a:graphicFrameLocks xmlns:a="http://schemas.openxmlformats.org/drawingml/2006/main" noChangeAspect="1"/>
             </wp:cNvGraphicFramePr>
@@ -21671,7 +21500,7 @@
                   <pic:spPr>
                     <a:xfrm>
                       <a:off x="0" y="0"/>
-                      <a:ext cx="7085716" cy="4943237"/>
+                      <a:ext cx="6598785" cy="4578404"/>
                     </a:xfrm>
                     <a:prstGeom prst="rect">
                       <a:avLst/>
@@ -21725,15 +21554,7 @@
           <w:sz w:val="28"/>
           <w:szCs w:val="28"/>
         </w:rPr>
-        <w:t xml:space="preserve">Диаграмма последовательности </w:t>
-      </w:r>
-      <w:r>
-        <w:rPr>
-          <w:rFonts w:asciiTheme="majorHAnsi" w:hAnsiTheme="majorHAnsi" w:cstheme="majorHAnsi"/>
-          <w:sz w:val="28"/>
-          <w:szCs w:val="28"/>
-        </w:rPr>
-        <w:t>добавления нового товара администратором</w:t>
+        <w:t>Диаграмма последовательности добавления нового товара администратором</w:t>
       </w:r>
     </w:p>
     <w:p>
@@ -21764,10 +21585,10 @@
           <w:szCs w:val="28"/>
         </w:rPr>
         <w:drawing>
-          <wp:inline distT="0" distB="0" distL="0" distR="0" wp14:anchorId="75E455E1" wp14:editId="45F3AC1B">
-            <wp:extent cx="6590581" cy="4753745"/>
-            <wp:effectExtent l="0" t="0" r="1270" b="8890"/>
-            <wp:docPr id="116" name="Рисунок 116"/>
+          <wp:inline distT="0" distB="0" distL="0" distR="0" wp14:anchorId="7001DC8D" wp14:editId="3C165CE6">
+            <wp:extent cx="6836735" cy="4900706"/>
+            <wp:effectExtent l="0" t="0" r="2540" b="0"/>
+            <wp:docPr id="118" name="Picture 118"/>
             <wp:cNvGraphicFramePr>
               <a:graphicFrameLocks xmlns:a="http://schemas.openxmlformats.org/drawingml/2006/main" noChangeAspect="1"/>
             </wp:cNvGraphicFramePr>
@@ -21787,7 +21608,7 @@
                   <pic:spPr>
                     <a:xfrm>
                       <a:off x="0" y="0"/>
-                      <a:ext cx="6611727" cy="4768997"/>
+                      <a:ext cx="6846756" cy="4907890"/>
                     </a:xfrm>
                     <a:prstGeom prst="rect">
                       <a:avLst/>
@@ -25217,7 +25038,9 @@
                                                 <w:rPr>
                                                   <w:rFonts w:asciiTheme="majorHAnsi" w:hAnsiTheme="majorHAnsi" w:cstheme="majorHAnsi"/>
                                                   <w:i w:val="0"/>
+                                                  <w:color w:val="000000"/>
                                                   <w:szCs w:val="28"/>
+                                                  <w:shd w:val="clear" w:color="auto" w:fill="FFFFFF"/>
                                                   <w:lang w:val="ru-RU"/>
                                                 </w:rPr>
                                               </w:pPr>
@@ -25261,7 +25084,7 @@
                                                   <w:shd w:val="clear" w:color="auto" w:fill="FFFFFF"/>
                                                   <w:lang w:val="ru-RU"/>
                                                 </w:rPr>
-                                                <w:t>К-___</w:t>
+                                                <w:t>З-44</w:t>
                                               </w:r>
                                               <w:r>
                                                 <w:rPr>
@@ -25282,7 +25105,18 @@
                                                   <w:shd w:val="clear" w:color="auto" w:fill="FFFFFF"/>
                                                   <w:lang w:val="ru-RU"/>
                                                 </w:rPr>
-                                                <w:t>__ПЗ</w:t>
+                                                <w:t>26</w:t>
+                                              </w:r>
+                                              <w:r>
+                                                <w:rPr>
+                                                  <w:rFonts w:asciiTheme="majorHAnsi" w:hAnsiTheme="majorHAnsi" w:cstheme="majorHAnsi"/>
+                                                  <w:i w:val="0"/>
+                                                  <w:color w:val="000000"/>
+                                                  <w:szCs w:val="28"/>
+                                                  <w:shd w:val="clear" w:color="auto" w:fill="FFFFFF"/>
+                                                  <w:lang w:val="ru-RU"/>
+                                                </w:rPr>
+                                                <w:t>ПЗ</w:t>
                                               </w:r>
                                             </w:p>
                                             <w:p>
@@ -25841,7 +25675,9 @@
                                           <w:rPr>
                                             <w:rFonts w:asciiTheme="majorHAnsi" w:hAnsiTheme="majorHAnsi" w:cstheme="majorHAnsi"/>
                                             <w:i w:val="0"/>
+                                            <w:color w:val="000000"/>
                                             <w:szCs w:val="28"/>
+                                            <w:shd w:val="clear" w:color="auto" w:fill="FFFFFF"/>
                                             <w:lang w:val="ru-RU"/>
                                           </w:rPr>
                                         </w:pPr>
@@ -25885,7 +25721,7 @@
                                             <w:shd w:val="clear" w:color="auto" w:fill="FFFFFF"/>
                                             <w:lang w:val="ru-RU"/>
                                           </w:rPr>
-                                          <w:t>К-___</w:t>
+                                          <w:t>З-44</w:t>
                                         </w:r>
                                         <w:r>
                                           <w:rPr>
@@ -25906,7 +25742,18 @@
                                             <w:shd w:val="clear" w:color="auto" w:fill="FFFFFF"/>
                                             <w:lang w:val="ru-RU"/>
                                           </w:rPr>
-                                          <w:t>__ПЗ</w:t>
+                                          <w:t>26</w:t>
+                                        </w:r>
+                                        <w:r>
+                                          <w:rPr>
+                                            <w:rFonts w:asciiTheme="majorHAnsi" w:hAnsiTheme="majorHAnsi" w:cstheme="majorHAnsi"/>
+                                            <w:i w:val="0"/>
+                                            <w:color w:val="000000"/>
+                                            <w:szCs w:val="28"/>
+                                            <w:shd w:val="clear" w:color="auto" w:fill="FFFFFF"/>
+                                            <w:lang w:val="ru-RU"/>
+                                          </w:rPr>
+                                          <w:t>ПЗ</w:t>
                                         </w:r>
                                       </w:p>
                                       <w:p>

--- a/Курсовая Зайцева.docx
+++ b/Курсовая Зайцева.docx
@@ -363,7 +363,7 @@
       <w:sdtContent>
         <w:p>
           <w:pPr>
-            <w:pStyle w:val="af1"/>
+            <w:pStyle w:val="TOCHeading"/>
             <w:spacing w:line="312" w:lineRule="auto"/>
             <w:rPr>
               <w:rFonts w:cstheme="majorHAnsi"/>
@@ -382,7 +382,7 @@
         </w:p>
         <w:p>
           <w:pPr>
-            <w:pStyle w:val="12"/>
+            <w:pStyle w:val="TOC1"/>
             <w:tabs>
               <w:tab w:val="right" w:leader="dot" w:pos="8921"/>
             </w:tabs>
@@ -422,7 +422,7 @@
           <w:hyperlink w:anchor="_Toc228791094" w:history="1">
             <w:r>
               <w:rPr>
-                <w:rStyle w:val="af6"/>
+                <w:rStyle w:val="Hyperlink"/>
                 <w:rFonts w:asciiTheme="majorHAnsi" w:hAnsiTheme="majorHAnsi" w:cstheme="majorHAnsi"/>
                 <w:bCs w:val="0"/>
                 <w:noProof/>
@@ -503,7 +503,7 @@
         </w:p>
         <w:p>
           <w:pPr>
-            <w:pStyle w:val="24"/>
+            <w:pStyle w:val="TOC2"/>
             <w:tabs>
               <w:tab w:val="right" w:leader="dot" w:pos="8921"/>
             </w:tabs>
@@ -518,7 +518,7 @@
           <w:hyperlink w:anchor="_Toc228791095" w:history="1">
             <w:r>
               <w:rPr>
-                <w:rStyle w:val="af6"/>
+                <w:rStyle w:val="Hyperlink"/>
                 <w:rFonts w:cstheme="majorHAnsi"/>
                 <w:bCs w:val="0"/>
                 <w:noProof/>
@@ -599,7 +599,7 @@
         </w:p>
         <w:p>
           <w:pPr>
-            <w:pStyle w:val="32"/>
+            <w:pStyle w:val="TOC3"/>
             <w:tabs>
               <w:tab w:val="right" w:leader="dot" w:pos="8921"/>
             </w:tabs>
@@ -614,7 +614,7 @@
           <w:hyperlink w:anchor="_Toc228791096" w:history="1">
             <w:r>
               <w:rPr>
-                <w:rStyle w:val="af6"/>
+                <w:rStyle w:val="Hyperlink"/>
                 <w:rFonts w:asciiTheme="majorHAnsi" w:hAnsiTheme="majorHAnsi" w:cstheme="majorHAnsi"/>
                 <w:noProof/>
                 <w:sz w:val="28"/>
@@ -695,7 +695,7 @@
         </w:p>
         <w:p>
           <w:pPr>
-            <w:pStyle w:val="24"/>
+            <w:pStyle w:val="TOC2"/>
             <w:tabs>
               <w:tab w:val="right" w:leader="dot" w:pos="8921"/>
             </w:tabs>
@@ -710,7 +710,7 @@
           <w:hyperlink w:anchor="_Toc228791097" w:history="1">
             <w:r>
               <w:rPr>
-                <w:rStyle w:val="af6"/>
+                <w:rStyle w:val="Hyperlink"/>
                 <w:rFonts w:cstheme="majorHAnsi"/>
                 <w:bCs w:val="0"/>
                 <w:noProof/>
@@ -791,7 +791,7 @@
         </w:p>
         <w:p>
           <w:pPr>
-            <w:pStyle w:val="32"/>
+            <w:pStyle w:val="TOC3"/>
             <w:tabs>
               <w:tab w:val="right" w:leader="dot" w:pos="8921"/>
             </w:tabs>
@@ -806,7 +806,7 @@
           <w:hyperlink w:anchor="_Toc228791098" w:history="1">
             <w:r>
               <w:rPr>
-                <w:rStyle w:val="af6"/>
+                <w:rStyle w:val="Hyperlink"/>
                 <w:rFonts w:asciiTheme="majorHAnsi" w:hAnsiTheme="majorHAnsi" w:cstheme="majorHAnsi"/>
                 <w:noProof/>
                 <w:sz w:val="28"/>
@@ -887,7 +887,7 @@
         </w:p>
         <w:p>
           <w:pPr>
-            <w:pStyle w:val="24"/>
+            <w:pStyle w:val="TOC2"/>
             <w:tabs>
               <w:tab w:val="right" w:leader="dot" w:pos="8921"/>
             </w:tabs>
@@ -902,7 +902,7 @@
           <w:hyperlink w:anchor="_Toc228791099" w:history="1">
             <w:r>
               <w:rPr>
-                <w:rStyle w:val="af6"/>
+                <w:rStyle w:val="Hyperlink"/>
                 <w:rFonts w:cstheme="majorHAnsi"/>
                 <w:bCs w:val="0"/>
                 <w:noProof/>
@@ -983,7 +983,7 @@
         </w:p>
         <w:p>
           <w:pPr>
-            <w:pStyle w:val="32"/>
+            <w:pStyle w:val="TOC3"/>
             <w:tabs>
               <w:tab w:val="right" w:leader="dot" w:pos="8921"/>
             </w:tabs>
@@ -998,7 +998,7 @@
           <w:hyperlink w:anchor="_Toc228791100" w:history="1">
             <w:r>
               <w:rPr>
-                <w:rStyle w:val="af6"/>
+                <w:rStyle w:val="Hyperlink"/>
                 <w:rFonts w:asciiTheme="majorHAnsi" w:hAnsiTheme="majorHAnsi" w:cstheme="majorHAnsi"/>
                 <w:noProof/>
                 <w:sz w:val="28"/>
@@ -1079,7 +1079,7 @@
         </w:p>
         <w:p>
           <w:pPr>
-            <w:pStyle w:val="32"/>
+            <w:pStyle w:val="TOC3"/>
             <w:tabs>
               <w:tab w:val="right" w:leader="dot" w:pos="8921"/>
             </w:tabs>
@@ -1094,7 +1094,7 @@
           <w:hyperlink w:anchor="_Toc228791101" w:history="1">
             <w:r>
               <w:rPr>
-                <w:rStyle w:val="af6"/>
+                <w:rStyle w:val="Hyperlink"/>
                 <w:rFonts w:asciiTheme="majorHAnsi" w:hAnsiTheme="majorHAnsi" w:cstheme="majorHAnsi"/>
                 <w:noProof/>
                 <w:sz w:val="28"/>
@@ -1175,7 +1175,7 @@
         </w:p>
         <w:p>
           <w:pPr>
-            <w:pStyle w:val="24"/>
+            <w:pStyle w:val="TOC2"/>
             <w:tabs>
               <w:tab w:val="right" w:leader="dot" w:pos="8921"/>
             </w:tabs>
@@ -1190,7 +1190,7 @@
           <w:hyperlink w:anchor="_Toc228791102" w:history="1">
             <w:r>
               <w:rPr>
-                <w:rStyle w:val="af6"/>
+                <w:rStyle w:val="Hyperlink"/>
                 <w:rFonts w:cstheme="majorHAnsi"/>
                 <w:bCs w:val="0"/>
                 <w:noProof/>
@@ -1271,7 +1271,7 @@
         </w:p>
         <w:p>
           <w:pPr>
-            <w:pStyle w:val="32"/>
+            <w:pStyle w:val="TOC3"/>
             <w:tabs>
               <w:tab w:val="right" w:leader="dot" w:pos="8921"/>
             </w:tabs>
@@ -1286,7 +1286,7 @@
           <w:hyperlink w:anchor="_Toc228791103" w:history="1">
             <w:r>
               <w:rPr>
-                <w:rStyle w:val="af6"/>
+                <w:rStyle w:val="Hyperlink"/>
                 <w:rFonts w:asciiTheme="majorHAnsi" w:hAnsiTheme="majorHAnsi" w:cstheme="majorHAnsi"/>
                 <w:noProof/>
                 <w:sz w:val="28"/>
@@ -1367,7 +1367,7 @@
         </w:p>
         <w:p>
           <w:pPr>
-            <w:pStyle w:val="32"/>
+            <w:pStyle w:val="TOC3"/>
             <w:tabs>
               <w:tab w:val="right" w:leader="dot" w:pos="8921"/>
             </w:tabs>
@@ -1382,7 +1382,7 @@
           <w:hyperlink w:anchor="_Toc228791104" w:history="1">
             <w:r>
               <w:rPr>
-                <w:rStyle w:val="af6"/>
+                <w:rStyle w:val="Hyperlink"/>
                 <w:rFonts w:asciiTheme="majorHAnsi" w:hAnsiTheme="majorHAnsi" w:cstheme="majorHAnsi"/>
                 <w:noProof/>
                 <w:sz w:val="28"/>
@@ -1447,7 +1447,7 @@
                 <w:sz w:val="28"/>
                 <w:szCs w:val="28"/>
               </w:rPr>
-              <w:t>14</w:t>
+              <w:t>15</w:t>
             </w:r>
             <w:r>
               <w:rPr>
@@ -1463,7 +1463,7 @@
         </w:p>
         <w:p>
           <w:pPr>
-            <w:pStyle w:val="32"/>
+            <w:pStyle w:val="TOC3"/>
             <w:tabs>
               <w:tab w:val="right" w:leader="dot" w:pos="8921"/>
             </w:tabs>
@@ -1478,7 +1478,7 @@
           <w:hyperlink w:anchor="_Toc228791105" w:history="1">
             <w:r>
               <w:rPr>
-                <w:rStyle w:val="af6"/>
+                <w:rStyle w:val="Hyperlink"/>
                 <w:rFonts w:asciiTheme="majorHAnsi" w:hAnsiTheme="majorHAnsi" w:cstheme="majorHAnsi"/>
                 <w:noProof/>
                 <w:sz w:val="28"/>
@@ -1559,7 +1559,7 @@
         </w:p>
         <w:p>
           <w:pPr>
-            <w:pStyle w:val="32"/>
+            <w:pStyle w:val="TOC3"/>
             <w:tabs>
               <w:tab w:val="right" w:leader="dot" w:pos="8921"/>
             </w:tabs>
@@ -1574,7 +1574,7 @@
           <w:hyperlink w:anchor="_Toc228791106" w:history="1">
             <w:r>
               <w:rPr>
-                <w:rStyle w:val="af6"/>
+                <w:rStyle w:val="Hyperlink"/>
                 <w:rFonts w:asciiTheme="majorHAnsi" w:hAnsiTheme="majorHAnsi" w:cstheme="majorHAnsi"/>
                 <w:noProof/>
                 <w:sz w:val="28"/>
@@ -1655,7 +1655,7 @@
         </w:p>
         <w:p>
           <w:pPr>
-            <w:pStyle w:val="32"/>
+            <w:pStyle w:val="TOC3"/>
             <w:tabs>
               <w:tab w:val="right" w:leader="dot" w:pos="8921"/>
             </w:tabs>
@@ -1670,7 +1670,7 @@
           <w:hyperlink w:anchor="_Toc228791107" w:history="1">
             <w:r>
               <w:rPr>
-                <w:rStyle w:val="af6"/>
+                <w:rStyle w:val="Hyperlink"/>
                 <w:rFonts w:asciiTheme="majorHAnsi" w:hAnsiTheme="majorHAnsi" w:cstheme="majorHAnsi"/>
                 <w:noProof/>
                 <w:sz w:val="28"/>
@@ -1751,7 +1751,7 @@
         </w:p>
         <w:p>
           <w:pPr>
-            <w:pStyle w:val="32"/>
+            <w:pStyle w:val="TOC3"/>
             <w:tabs>
               <w:tab w:val="right" w:leader="dot" w:pos="8921"/>
             </w:tabs>
@@ -1766,7 +1766,7 @@
           <w:hyperlink w:anchor="_Toc228791108" w:history="1">
             <w:r>
               <w:rPr>
-                <w:rStyle w:val="af6"/>
+                <w:rStyle w:val="Hyperlink"/>
                 <w:rFonts w:asciiTheme="majorHAnsi" w:hAnsiTheme="majorHAnsi" w:cstheme="majorHAnsi"/>
                 <w:noProof/>
                 <w:sz w:val="28"/>
@@ -1847,7 +1847,7 @@
         </w:p>
         <w:p>
           <w:pPr>
-            <w:pStyle w:val="32"/>
+            <w:pStyle w:val="TOC3"/>
             <w:tabs>
               <w:tab w:val="right" w:leader="dot" w:pos="8921"/>
             </w:tabs>
@@ -1862,7 +1862,7 @@
           <w:hyperlink w:anchor="_Toc228791109" w:history="1">
             <w:r>
               <w:rPr>
-                <w:rStyle w:val="af6"/>
+                <w:rStyle w:val="Hyperlink"/>
                 <w:rFonts w:asciiTheme="majorHAnsi" w:hAnsiTheme="majorHAnsi" w:cstheme="majorHAnsi"/>
                 <w:noProof/>
                 <w:sz w:val="28"/>
@@ -1943,7 +1943,7 @@
         </w:p>
         <w:p>
           <w:pPr>
-            <w:pStyle w:val="12"/>
+            <w:pStyle w:val="TOC1"/>
             <w:tabs>
               <w:tab w:val="right" w:leader="dot" w:pos="8921"/>
             </w:tabs>
@@ -1959,7 +1959,7 @@
           <w:hyperlink w:anchor="_Toc228791110" w:history="1">
             <w:r>
               <w:rPr>
-                <w:rStyle w:val="af6"/>
+                <w:rStyle w:val="Hyperlink"/>
                 <w:rFonts w:asciiTheme="majorHAnsi" w:hAnsiTheme="majorHAnsi" w:cstheme="majorHAnsi"/>
                 <w:bCs w:val="0"/>
                 <w:noProof/>
@@ -2040,7 +2040,7 @@
         </w:p>
         <w:p>
           <w:pPr>
-            <w:pStyle w:val="24"/>
+            <w:pStyle w:val="TOC2"/>
             <w:tabs>
               <w:tab w:val="right" w:leader="dot" w:pos="8921"/>
             </w:tabs>
@@ -2055,7 +2055,7 @@
           <w:hyperlink w:anchor="_Toc228791111" w:history="1">
             <w:r>
               <w:rPr>
-                <w:rStyle w:val="af6"/>
+                <w:rStyle w:val="Hyperlink"/>
                 <w:rFonts w:cstheme="majorHAnsi"/>
                 <w:bCs w:val="0"/>
                 <w:noProof/>
@@ -2136,7 +2136,7 @@
         </w:p>
         <w:p>
           <w:pPr>
-            <w:pStyle w:val="24"/>
+            <w:pStyle w:val="TOC2"/>
             <w:tabs>
               <w:tab w:val="right" w:leader="dot" w:pos="8921"/>
             </w:tabs>
@@ -2151,7 +2151,7 @@
           <w:hyperlink w:anchor="_Toc228791112" w:history="1">
             <w:r>
               <w:rPr>
-                <w:rStyle w:val="af6"/>
+                <w:rStyle w:val="Hyperlink"/>
                 <w:rFonts w:cstheme="majorHAnsi"/>
                 <w:bCs w:val="0"/>
                 <w:noProof/>
@@ -2232,7 +2232,7 @@
         </w:p>
         <w:p>
           <w:pPr>
-            <w:pStyle w:val="32"/>
+            <w:pStyle w:val="TOC3"/>
             <w:tabs>
               <w:tab w:val="right" w:leader="dot" w:pos="8921"/>
             </w:tabs>
@@ -2247,7 +2247,7 @@
           <w:hyperlink w:anchor="_Toc228791113" w:history="1">
             <w:r>
               <w:rPr>
-                <w:rStyle w:val="af6"/>
+                <w:rStyle w:val="Hyperlink"/>
                 <w:rFonts w:asciiTheme="majorHAnsi" w:hAnsiTheme="majorHAnsi" w:cstheme="majorHAnsi"/>
                 <w:noProof/>
                 <w:sz w:val="28"/>
@@ -2328,7 +2328,7 @@
         </w:p>
         <w:p>
           <w:pPr>
-            <w:pStyle w:val="32"/>
+            <w:pStyle w:val="TOC3"/>
             <w:tabs>
               <w:tab w:val="right" w:leader="dot" w:pos="8921"/>
             </w:tabs>
@@ -2343,7 +2343,7 @@
           <w:hyperlink w:anchor="_Toc228791114" w:history="1">
             <w:r>
               <w:rPr>
-                <w:rStyle w:val="af6"/>
+                <w:rStyle w:val="Hyperlink"/>
                 <w:rFonts w:asciiTheme="majorHAnsi" w:hAnsiTheme="majorHAnsi" w:cstheme="majorHAnsi"/>
                 <w:noProof/>
                 <w:sz w:val="28"/>
@@ -2424,7 +2424,7 @@
         </w:p>
         <w:p>
           <w:pPr>
-            <w:pStyle w:val="32"/>
+            <w:pStyle w:val="TOC3"/>
             <w:tabs>
               <w:tab w:val="right" w:leader="dot" w:pos="8921"/>
             </w:tabs>
@@ -2439,7 +2439,7 @@
           <w:hyperlink w:anchor="_Toc228791115" w:history="1">
             <w:r>
               <w:rPr>
-                <w:rStyle w:val="af6"/>
+                <w:rStyle w:val="Hyperlink"/>
                 <w:rFonts w:asciiTheme="majorHAnsi" w:hAnsiTheme="majorHAnsi" w:cstheme="majorHAnsi"/>
                 <w:noProof/>
                 <w:sz w:val="28"/>
@@ -2520,7 +2520,7 @@
         </w:p>
         <w:p>
           <w:pPr>
-            <w:pStyle w:val="32"/>
+            <w:pStyle w:val="TOC3"/>
             <w:tabs>
               <w:tab w:val="right" w:leader="dot" w:pos="8921"/>
             </w:tabs>
@@ -2535,7 +2535,7 @@
           <w:hyperlink w:anchor="_Toc228791116" w:history="1">
             <w:r>
               <w:rPr>
-                <w:rStyle w:val="af6"/>
+                <w:rStyle w:val="Hyperlink"/>
                 <w:rFonts w:asciiTheme="majorHAnsi" w:hAnsiTheme="majorHAnsi" w:cstheme="majorHAnsi"/>
                 <w:noProof/>
                 <w:sz w:val="28"/>
@@ -2616,7 +2616,7 @@
         </w:p>
         <w:p>
           <w:pPr>
-            <w:pStyle w:val="24"/>
+            <w:pStyle w:val="TOC2"/>
             <w:tabs>
               <w:tab w:val="right" w:leader="dot" w:pos="8921"/>
             </w:tabs>
@@ -2631,7 +2631,7 @@
           <w:hyperlink w:anchor="_Toc228791117" w:history="1">
             <w:r>
               <w:rPr>
-                <w:rStyle w:val="af6"/>
+                <w:rStyle w:val="Hyperlink"/>
                 <w:rFonts w:cstheme="majorHAnsi"/>
                 <w:bCs w:val="0"/>
                 <w:noProof/>
@@ -2712,7 +2712,7 @@
         </w:p>
         <w:p>
           <w:pPr>
-            <w:pStyle w:val="32"/>
+            <w:pStyle w:val="TOC3"/>
             <w:tabs>
               <w:tab w:val="right" w:leader="dot" w:pos="8921"/>
             </w:tabs>
@@ -2727,7 +2727,7 @@
           <w:hyperlink w:anchor="_Toc228791118" w:history="1">
             <w:r>
               <w:rPr>
-                <w:rStyle w:val="af6"/>
+                <w:rStyle w:val="Hyperlink"/>
                 <w:rFonts w:asciiTheme="majorHAnsi" w:hAnsiTheme="majorHAnsi" w:cstheme="majorHAnsi"/>
                 <w:noProof/>
                 <w:sz w:val="28"/>
@@ -2808,7 +2808,7 @@
         </w:p>
         <w:p>
           <w:pPr>
-            <w:pStyle w:val="32"/>
+            <w:pStyle w:val="TOC3"/>
             <w:tabs>
               <w:tab w:val="right" w:leader="dot" w:pos="8921"/>
             </w:tabs>
@@ -2823,7 +2823,7 @@
           <w:hyperlink w:anchor="_Toc228791119" w:history="1">
             <w:r>
               <w:rPr>
-                <w:rStyle w:val="af6"/>
+                <w:rStyle w:val="Hyperlink"/>
                 <w:rFonts w:asciiTheme="majorHAnsi" w:hAnsiTheme="majorHAnsi" w:cstheme="majorHAnsi"/>
                 <w:noProof/>
                 <w:sz w:val="28"/>
@@ -2904,7 +2904,7 @@
         </w:p>
         <w:p>
           <w:pPr>
-            <w:pStyle w:val="32"/>
+            <w:pStyle w:val="TOC3"/>
             <w:tabs>
               <w:tab w:val="right" w:leader="dot" w:pos="8921"/>
             </w:tabs>
@@ -2919,7 +2919,7 @@
           <w:hyperlink w:anchor="_Toc228791120" w:history="1">
             <w:r>
               <w:rPr>
-                <w:rStyle w:val="af6"/>
+                <w:rStyle w:val="Hyperlink"/>
                 <w:rFonts w:asciiTheme="majorHAnsi" w:hAnsiTheme="majorHAnsi" w:cstheme="majorHAnsi"/>
                 <w:noProof/>
                 <w:sz w:val="28"/>
@@ -3000,7 +3000,7 @@
         </w:p>
         <w:p>
           <w:pPr>
-            <w:pStyle w:val="32"/>
+            <w:pStyle w:val="TOC3"/>
             <w:tabs>
               <w:tab w:val="right" w:leader="dot" w:pos="8921"/>
             </w:tabs>
@@ -3015,7 +3015,7 @@
           <w:hyperlink w:anchor="_Toc228791121" w:history="1">
             <w:r>
               <w:rPr>
-                <w:rStyle w:val="af6"/>
+                <w:rStyle w:val="Hyperlink"/>
                 <w:rFonts w:asciiTheme="majorHAnsi" w:hAnsiTheme="majorHAnsi" w:cstheme="majorHAnsi"/>
                 <w:noProof/>
                 <w:sz w:val="28"/>
@@ -3096,7 +3096,7 @@
         </w:p>
         <w:p>
           <w:pPr>
-            <w:pStyle w:val="32"/>
+            <w:pStyle w:val="TOC3"/>
             <w:tabs>
               <w:tab w:val="right" w:leader="dot" w:pos="8921"/>
             </w:tabs>
@@ -3111,7 +3111,7 @@
           <w:hyperlink w:anchor="_Toc228791122" w:history="1">
             <w:r>
               <w:rPr>
-                <w:rStyle w:val="af6"/>
+                <w:rStyle w:val="Hyperlink"/>
                 <w:rFonts w:asciiTheme="majorHAnsi" w:hAnsiTheme="majorHAnsi" w:cstheme="majorHAnsi"/>
                 <w:noProof/>
                 <w:sz w:val="28"/>
@@ -3192,7 +3192,7 @@
         </w:p>
         <w:p>
           <w:pPr>
-            <w:pStyle w:val="32"/>
+            <w:pStyle w:val="TOC3"/>
             <w:tabs>
               <w:tab w:val="right" w:leader="dot" w:pos="8921"/>
             </w:tabs>
@@ -3207,7 +3207,7 @@
           <w:hyperlink w:anchor="_Toc228791123" w:history="1">
             <w:r>
               <w:rPr>
-                <w:rStyle w:val="af6"/>
+                <w:rStyle w:val="Hyperlink"/>
                 <w:rFonts w:asciiTheme="majorHAnsi" w:hAnsiTheme="majorHAnsi" w:cstheme="majorHAnsi"/>
                 <w:noProof/>
                 <w:sz w:val="28"/>
@@ -3288,7 +3288,7 @@
         </w:p>
         <w:p>
           <w:pPr>
-            <w:pStyle w:val="24"/>
+            <w:pStyle w:val="TOC2"/>
             <w:tabs>
               <w:tab w:val="right" w:leader="dot" w:pos="8921"/>
             </w:tabs>
@@ -3303,7 +3303,7 @@
           <w:hyperlink w:anchor="_Toc228791124" w:history="1">
             <w:r>
               <w:rPr>
-                <w:rStyle w:val="af6"/>
+                <w:rStyle w:val="Hyperlink"/>
                 <w:rFonts w:cstheme="majorHAnsi"/>
                 <w:bCs w:val="0"/>
                 <w:noProof/>
@@ -3384,7 +3384,7 @@
         </w:p>
         <w:p>
           <w:pPr>
-            <w:pStyle w:val="32"/>
+            <w:pStyle w:val="TOC3"/>
             <w:tabs>
               <w:tab w:val="right" w:leader="dot" w:pos="8921"/>
             </w:tabs>
@@ -3399,7 +3399,7 @@
           <w:hyperlink w:anchor="_Toc228791125" w:history="1">
             <w:r>
               <w:rPr>
-                <w:rStyle w:val="af6"/>
+                <w:rStyle w:val="Hyperlink"/>
                 <w:rFonts w:asciiTheme="majorHAnsi" w:hAnsiTheme="majorHAnsi" w:cstheme="majorHAnsi"/>
                 <w:noProof/>
                 <w:sz w:val="28"/>
@@ -3480,7 +3480,7 @@
         </w:p>
         <w:p>
           <w:pPr>
-            <w:pStyle w:val="32"/>
+            <w:pStyle w:val="TOC3"/>
             <w:tabs>
               <w:tab w:val="right" w:leader="dot" w:pos="8921"/>
             </w:tabs>
@@ -3495,7 +3495,7 @@
           <w:hyperlink w:anchor="_Toc228791126" w:history="1">
             <w:r>
               <w:rPr>
-                <w:rStyle w:val="af6"/>
+                <w:rStyle w:val="Hyperlink"/>
                 <w:rFonts w:asciiTheme="majorHAnsi" w:hAnsiTheme="majorHAnsi" w:cstheme="majorHAnsi"/>
                 <w:noProof/>
                 <w:sz w:val="28"/>
@@ -3576,7 +3576,7 @@
         </w:p>
         <w:p>
           <w:pPr>
-            <w:pStyle w:val="24"/>
+            <w:pStyle w:val="TOC2"/>
             <w:tabs>
               <w:tab w:val="right" w:leader="dot" w:pos="8921"/>
             </w:tabs>
@@ -3591,7 +3591,7 @@
           <w:hyperlink w:anchor="_Toc228791127" w:history="1">
             <w:r>
               <w:rPr>
-                <w:rStyle w:val="af6"/>
+                <w:rStyle w:val="Hyperlink"/>
                 <w:rFonts w:cstheme="majorHAnsi"/>
                 <w:bCs w:val="0"/>
                 <w:noProof/>
@@ -3656,7 +3656,7 @@
                 <w:webHidden/>
                 <w:szCs w:val="28"/>
               </w:rPr>
-              <w:t>28</w:t>
+              <w:t>29</w:t>
             </w:r>
             <w:r>
               <w:rPr>
@@ -3672,7 +3672,7 @@
         </w:p>
         <w:p>
           <w:pPr>
-            <w:pStyle w:val="32"/>
+            <w:pStyle w:val="TOC3"/>
             <w:tabs>
               <w:tab w:val="right" w:leader="dot" w:pos="8921"/>
             </w:tabs>
@@ -3687,7 +3687,7 @@
           <w:hyperlink w:anchor="_Toc228791128" w:history="1">
             <w:r>
               <w:rPr>
-                <w:rStyle w:val="af6"/>
+                <w:rStyle w:val="Hyperlink"/>
                 <w:rFonts w:asciiTheme="majorHAnsi" w:hAnsiTheme="majorHAnsi" w:cstheme="majorHAnsi"/>
                 <w:noProof/>
                 <w:sz w:val="28"/>
@@ -3752,7 +3752,7 @@
                 <w:sz w:val="28"/>
                 <w:szCs w:val="28"/>
               </w:rPr>
-              <w:t>28</w:t>
+              <w:t>29</w:t>
             </w:r>
             <w:r>
               <w:rPr>
@@ -3768,7 +3768,7 @@
         </w:p>
         <w:p>
           <w:pPr>
-            <w:pStyle w:val="32"/>
+            <w:pStyle w:val="TOC3"/>
             <w:tabs>
               <w:tab w:val="right" w:leader="dot" w:pos="8921"/>
             </w:tabs>
@@ -3783,7 +3783,7 @@
           <w:hyperlink w:anchor="_Toc228791129" w:history="1">
             <w:r>
               <w:rPr>
-                <w:rStyle w:val="af6"/>
+                <w:rStyle w:val="Hyperlink"/>
                 <w:rFonts w:asciiTheme="majorHAnsi" w:hAnsiTheme="majorHAnsi" w:cstheme="majorHAnsi"/>
                 <w:noProof/>
                 <w:sz w:val="28"/>
@@ -3864,7 +3864,7 @@
         </w:p>
         <w:p>
           <w:pPr>
-            <w:pStyle w:val="32"/>
+            <w:pStyle w:val="TOC3"/>
             <w:tabs>
               <w:tab w:val="right" w:leader="dot" w:pos="8921"/>
             </w:tabs>
@@ -3879,7 +3879,7 @@
           <w:hyperlink w:anchor="_Toc228791130" w:history="1">
             <w:r>
               <w:rPr>
-                <w:rStyle w:val="af6"/>
+                <w:rStyle w:val="Hyperlink"/>
                 <w:rFonts w:asciiTheme="majorHAnsi" w:hAnsiTheme="majorHAnsi" w:cstheme="majorHAnsi"/>
                 <w:noProof/>
                 <w:sz w:val="28"/>
@@ -3960,7 +3960,7 @@
         </w:p>
         <w:p>
           <w:pPr>
-            <w:pStyle w:val="32"/>
+            <w:pStyle w:val="TOC3"/>
             <w:tabs>
               <w:tab w:val="right" w:leader="dot" w:pos="8921"/>
             </w:tabs>
@@ -3975,7 +3975,7 @@
           <w:hyperlink w:anchor="_Toc228791131" w:history="1">
             <w:r>
               <w:rPr>
-                <w:rStyle w:val="af6"/>
+                <w:rStyle w:val="Hyperlink"/>
                 <w:rFonts w:asciiTheme="majorHAnsi" w:hAnsiTheme="majorHAnsi" w:cstheme="majorHAnsi"/>
                 <w:noProof/>
                 <w:sz w:val="28"/>
@@ -4056,7 +4056,7 @@
         </w:p>
         <w:p>
           <w:pPr>
-            <w:pStyle w:val="32"/>
+            <w:pStyle w:val="TOC3"/>
             <w:tabs>
               <w:tab w:val="right" w:leader="dot" w:pos="8921"/>
             </w:tabs>
@@ -4071,7 +4071,7 @@
           <w:hyperlink w:anchor="_Toc228791132" w:history="1">
             <w:r>
               <w:rPr>
-                <w:rStyle w:val="af6"/>
+                <w:rStyle w:val="Hyperlink"/>
                 <w:rFonts w:asciiTheme="majorHAnsi" w:hAnsiTheme="majorHAnsi" w:cstheme="majorHAnsi"/>
                 <w:noProof/>
                 <w:sz w:val="28"/>
@@ -4136,7 +4136,7 @@
                 <w:sz w:val="28"/>
                 <w:szCs w:val="28"/>
               </w:rPr>
-              <w:t>31</w:t>
+              <w:t>32</w:t>
             </w:r>
             <w:r>
               <w:rPr>
@@ -4152,7 +4152,7 @@
         </w:p>
         <w:p>
           <w:pPr>
-            <w:pStyle w:val="24"/>
+            <w:pStyle w:val="TOC2"/>
             <w:tabs>
               <w:tab w:val="right" w:leader="dot" w:pos="8921"/>
             </w:tabs>
@@ -4167,7 +4167,7 @@
           <w:hyperlink w:anchor="_Toc228791133" w:history="1">
             <w:r>
               <w:rPr>
-                <w:rStyle w:val="af6"/>
+                <w:rStyle w:val="Hyperlink"/>
                 <w:rFonts w:cstheme="majorHAnsi"/>
                 <w:bCs w:val="0"/>
                 <w:noProof/>
@@ -4248,7 +4248,7 @@
         </w:p>
         <w:p>
           <w:pPr>
-            <w:pStyle w:val="32"/>
+            <w:pStyle w:val="TOC3"/>
             <w:tabs>
               <w:tab w:val="right" w:leader="dot" w:pos="8921"/>
             </w:tabs>
@@ -4263,7 +4263,7 @@
           <w:hyperlink w:anchor="_Toc228791134" w:history="1">
             <w:r>
               <w:rPr>
-                <w:rStyle w:val="af6"/>
+                <w:rStyle w:val="Hyperlink"/>
                 <w:rFonts w:asciiTheme="majorHAnsi" w:hAnsiTheme="majorHAnsi" w:cstheme="majorHAnsi"/>
                 <w:noProof/>
                 <w:sz w:val="28"/>
@@ -4344,7 +4344,7 @@
         </w:p>
         <w:p>
           <w:pPr>
-            <w:pStyle w:val="32"/>
+            <w:pStyle w:val="TOC3"/>
             <w:tabs>
               <w:tab w:val="right" w:leader="dot" w:pos="8921"/>
             </w:tabs>
@@ -4359,7 +4359,7 @@
           <w:hyperlink w:anchor="_Toc228791135" w:history="1">
             <w:r>
               <w:rPr>
-                <w:rStyle w:val="af6"/>
+                <w:rStyle w:val="Hyperlink"/>
                 <w:rFonts w:asciiTheme="majorHAnsi" w:hAnsiTheme="majorHAnsi" w:cstheme="majorHAnsi"/>
                 <w:noProof/>
                 <w:sz w:val="28"/>
@@ -4424,7 +4424,7 @@
                 <w:sz w:val="28"/>
                 <w:szCs w:val="28"/>
               </w:rPr>
-              <w:t>32</w:t>
+              <w:t>33</w:t>
             </w:r>
             <w:r>
               <w:rPr>
@@ -4440,7 +4440,7 @@
         </w:p>
         <w:p>
           <w:pPr>
-            <w:pStyle w:val="32"/>
+            <w:pStyle w:val="TOC3"/>
             <w:tabs>
               <w:tab w:val="right" w:leader="dot" w:pos="8921"/>
             </w:tabs>
@@ -4455,7 +4455,7 @@
           <w:hyperlink w:anchor="_Toc228791136" w:history="1">
             <w:r>
               <w:rPr>
-                <w:rStyle w:val="af6"/>
+                <w:rStyle w:val="Hyperlink"/>
                 <w:rFonts w:asciiTheme="majorHAnsi" w:hAnsiTheme="majorHAnsi" w:cstheme="majorHAnsi"/>
                 <w:noProof/>
                 <w:sz w:val="28"/>
@@ -4536,7 +4536,7 @@
         </w:p>
         <w:p>
           <w:pPr>
-            <w:pStyle w:val="32"/>
+            <w:pStyle w:val="TOC3"/>
             <w:tabs>
               <w:tab w:val="right" w:leader="dot" w:pos="8921"/>
             </w:tabs>
@@ -4551,7 +4551,7 @@
           <w:hyperlink w:anchor="_Toc228791137" w:history="1">
             <w:r>
               <w:rPr>
-                <w:rStyle w:val="af6"/>
+                <w:rStyle w:val="Hyperlink"/>
                 <w:rFonts w:asciiTheme="majorHAnsi" w:hAnsiTheme="majorHAnsi" w:cstheme="majorHAnsi"/>
                 <w:noProof/>
                 <w:sz w:val="28"/>
@@ -4616,7 +4616,7 @@
                 <w:sz w:val="28"/>
                 <w:szCs w:val="28"/>
               </w:rPr>
-              <w:t>33</w:t>
+              <w:t>34</w:t>
             </w:r>
             <w:r>
               <w:rPr>
@@ -4632,7 +4632,7 @@
         </w:p>
         <w:p>
           <w:pPr>
-            <w:pStyle w:val="32"/>
+            <w:pStyle w:val="TOC3"/>
             <w:tabs>
               <w:tab w:val="right" w:leader="dot" w:pos="8921"/>
             </w:tabs>
@@ -4647,7 +4647,7 @@
           <w:hyperlink w:anchor="_Toc228791138" w:history="1">
             <w:r>
               <w:rPr>
-                <w:rStyle w:val="af6"/>
+                <w:rStyle w:val="Hyperlink"/>
                 <w:rFonts w:asciiTheme="majorHAnsi" w:hAnsiTheme="majorHAnsi" w:cstheme="majorHAnsi"/>
                 <w:noProof/>
                 <w:sz w:val="28"/>
@@ -4728,7 +4728,7 @@
         </w:p>
         <w:p>
           <w:pPr>
-            <w:pStyle w:val="24"/>
+            <w:pStyle w:val="TOC2"/>
             <w:tabs>
               <w:tab w:val="right" w:leader="dot" w:pos="8921"/>
             </w:tabs>
@@ -4743,7 +4743,7 @@
           <w:hyperlink w:anchor="_Toc228791139" w:history="1">
             <w:r>
               <w:rPr>
-                <w:rStyle w:val="af6"/>
+                <w:rStyle w:val="Hyperlink"/>
                 <w:rFonts w:cstheme="majorHAnsi"/>
                 <w:bCs w:val="0"/>
                 <w:noProof/>
@@ -4808,7 +4808,7 @@
                 <w:webHidden/>
                 <w:szCs w:val="28"/>
               </w:rPr>
-              <w:t>34</w:t>
+              <w:t>35</w:t>
             </w:r>
             <w:r>
               <w:rPr>
@@ -4824,7 +4824,7 @@
         </w:p>
         <w:p>
           <w:pPr>
-            <w:pStyle w:val="32"/>
+            <w:pStyle w:val="TOC3"/>
             <w:tabs>
               <w:tab w:val="right" w:leader="dot" w:pos="8921"/>
             </w:tabs>
@@ -4839,7 +4839,7 @@
           <w:hyperlink w:anchor="_Toc228791140" w:history="1">
             <w:r>
               <w:rPr>
-                <w:rStyle w:val="af6"/>
+                <w:rStyle w:val="Hyperlink"/>
                 <w:rFonts w:asciiTheme="majorHAnsi" w:hAnsiTheme="majorHAnsi" w:cstheme="majorHAnsi"/>
                 <w:noProof/>
                 <w:sz w:val="28"/>
@@ -4920,7 +4920,7 @@
         </w:p>
         <w:p>
           <w:pPr>
-            <w:pStyle w:val="32"/>
+            <w:pStyle w:val="TOC3"/>
             <w:tabs>
               <w:tab w:val="right" w:leader="dot" w:pos="8921"/>
             </w:tabs>
@@ -4935,7 +4935,7 @@
           <w:hyperlink w:anchor="_Toc228791141" w:history="1">
             <w:r>
               <w:rPr>
-                <w:rStyle w:val="af6"/>
+                <w:rStyle w:val="Hyperlink"/>
                 <w:rFonts w:asciiTheme="majorHAnsi" w:hAnsiTheme="majorHAnsi" w:cstheme="majorHAnsi"/>
                 <w:noProof/>
                 <w:sz w:val="28"/>
@@ -5016,7 +5016,7 @@
         </w:p>
         <w:p>
           <w:pPr>
-            <w:pStyle w:val="32"/>
+            <w:pStyle w:val="TOC3"/>
             <w:tabs>
               <w:tab w:val="right" w:leader="dot" w:pos="8921"/>
             </w:tabs>
@@ -5031,7 +5031,7 @@
           <w:hyperlink w:anchor="_Toc228791142" w:history="1">
             <w:r>
               <w:rPr>
-                <w:rStyle w:val="af6"/>
+                <w:rStyle w:val="Hyperlink"/>
                 <w:rFonts w:asciiTheme="majorHAnsi" w:hAnsiTheme="majorHAnsi" w:cstheme="majorHAnsi"/>
                 <w:noProof/>
                 <w:sz w:val="28"/>
@@ -5112,7 +5112,7 @@
         </w:p>
         <w:p>
           <w:pPr>
-            <w:pStyle w:val="24"/>
+            <w:pStyle w:val="TOC2"/>
             <w:tabs>
               <w:tab w:val="right" w:leader="dot" w:pos="8921"/>
             </w:tabs>
@@ -5127,7 +5127,7 @@
           <w:hyperlink w:anchor="_Toc228791143" w:history="1">
             <w:r>
               <w:rPr>
-                <w:rStyle w:val="af6"/>
+                <w:rStyle w:val="Hyperlink"/>
                 <w:rFonts w:cstheme="majorHAnsi"/>
                 <w:bCs w:val="0"/>
                 <w:noProof/>
@@ -5192,7 +5192,7 @@
                 <w:webHidden/>
                 <w:szCs w:val="28"/>
               </w:rPr>
-              <w:t>36</w:t>
+              <w:t>37</w:t>
             </w:r>
             <w:r>
               <w:rPr>
@@ -5208,7 +5208,7 @@
         </w:p>
         <w:p>
           <w:pPr>
-            <w:pStyle w:val="24"/>
+            <w:pStyle w:val="TOC2"/>
             <w:tabs>
               <w:tab w:val="right" w:leader="dot" w:pos="8921"/>
             </w:tabs>
@@ -5223,7 +5223,7 @@
           <w:hyperlink w:anchor="_Toc228791144" w:history="1">
             <w:r>
               <w:rPr>
-                <w:rStyle w:val="af6"/>
+                <w:rStyle w:val="Hyperlink"/>
                 <w:rFonts w:cstheme="majorHAnsi"/>
                 <w:bCs w:val="0"/>
                 <w:noProof/>
@@ -5288,7 +5288,7 @@
                 <w:webHidden/>
                 <w:szCs w:val="28"/>
               </w:rPr>
-              <w:t>36</w:t>
+              <w:t>37</w:t>
             </w:r>
             <w:r>
               <w:rPr>
@@ -5304,7 +5304,7 @@
         </w:p>
         <w:p>
           <w:pPr>
-            <w:pStyle w:val="32"/>
+            <w:pStyle w:val="TOC3"/>
             <w:tabs>
               <w:tab w:val="right" w:leader="dot" w:pos="8921"/>
             </w:tabs>
@@ -5319,7 +5319,7 @@
           <w:hyperlink w:anchor="_Toc228791145" w:history="1">
             <w:r>
               <w:rPr>
-                <w:rStyle w:val="af6"/>
+                <w:rStyle w:val="Hyperlink"/>
                 <w:rFonts w:asciiTheme="majorHAnsi" w:hAnsiTheme="majorHAnsi" w:cstheme="majorHAnsi"/>
                 <w:noProof/>
                 <w:sz w:val="28"/>
@@ -5400,7 +5400,7 @@
         </w:p>
         <w:p>
           <w:pPr>
-            <w:pStyle w:val="32"/>
+            <w:pStyle w:val="TOC3"/>
             <w:tabs>
               <w:tab w:val="right" w:leader="dot" w:pos="8921"/>
             </w:tabs>
@@ -5415,7 +5415,7 @@
           <w:hyperlink w:anchor="_Toc228791146" w:history="1">
             <w:r>
               <w:rPr>
-                <w:rStyle w:val="af6"/>
+                <w:rStyle w:val="Hyperlink"/>
                 <w:rFonts w:asciiTheme="majorHAnsi" w:hAnsiTheme="majorHAnsi" w:cstheme="majorHAnsi"/>
                 <w:noProof/>
                 <w:sz w:val="28"/>
@@ -5496,7 +5496,7 @@
         </w:p>
         <w:p>
           <w:pPr>
-            <w:pStyle w:val="32"/>
+            <w:pStyle w:val="TOC3"/>
             <w:tabs>
               <w:tab w:val="right" w:leader="dot" w:pos="8921"/>
             </w:tabs>
@@ -5511,7 +5511,7 @@
           <w:hyperlink w:anchor="_Toc228791147" w:history="1">
             <w:r>
               <w:rPr>
-                <w:rStyle w:val="af6"/>
+                <w:rStyle w:val="Hyperlink"/>
                 <w:rFonts w:asciiTheme="majorHAnsi" w:hAnsiTheme="majorHAnsi" w:cstheme="majorHAnsi"/>
                 <w:noProof/>
                 <w:sz w:val="28"/>
@@ -5592,7 +5592,7 @@
         </w:p>
         <w:p>
           <w:pPr>
-            <w:pStyle w:val="32"/>
+            <w:pStyle w:val="TOC3"/>
             <w:tabs>
               <w:tab w:val="right" w:leader="dot" w:pos="8921"/>
             </w:tabs>
@@ -5607,7 +5607,7 @@
           <w:hyperlink w:anchor="_Toc228791148" w:history="1">
             <w:r>
               <w:rPr>
-                <w:rStyle w:val="af6"/>
+                <w:rStyle w:val="Hyperlink"/>
                 <w:rFonts w:asciiTheme="majorHAnsi" w:hAnsiTheme="majorHAnsi" w:cstheme="majorHAnsi"/>
                 <w:noProof/>
                 <w:sz w:val="28"/>
@@ -5688,7 +5688,7 @@
         </w:p>
         <w:p>
           <w:pPr>
-            <w:pStyle w:val="24"/>
+            <w:pStyle w:val="TOC2"/>
             <w:tabs>
               <w:tab w:val="right" w:leader="dot" w:pos="8921"/>
             </w:tabs>
@@ -5703,7 +5703,7 @@
           <w:hyperlink w:anchor="_Toc228791149" w:history="1">
             <w:r>
               <w:rPr>
-                <w:rStyle w:val="af6"/>
+                <w:rStyle w:val="Hyperlink"/>
                 <w:rFonts w:cstheme="majorHAnsi"/>
                 <w:bCs w:val="0"/>
                 <w:noProof/>
@@ -5784,7 +5784,7 @@
         </w:p>
         <w:p>
           <w:pPr>
-            <w:pStyle w:val="32"/>
+            <w:pStyle w:val="TOC3"/>
             <w:tabs>
               <w:tab w:val="right" w:leader="dot" w:pos="8921"/>
             </w:tabs>
@@ -5799,7 +5799,7 @@
           <w:hyperlink w:anchor="_Toc228791150" w:history="1">
             <w:r>
               <w:rPr>
-                <w:rStyle w:val="af6"/>
+                <w:rStyle w:val="Hyperlink"/>
                 <w:rFonts w:asciiTheme="majorHAnsi" w:hAnsiTheme="majorHAnsi" w:cstheme="majorHAnsi"/>
                 <w:noProof/>
                 <w:sz w:val="28"/>
@@ -5880,7 +5880,7 @@
         </w:p>
         <w:p>
           <w:pPr>
-            <w:pStyle w:val="32"/>
+            <w:pStyle w:val="TOC3"/>
             <w:tabs>
               <w:tab w:val="right" w:leader="dot" w:pos="8921"/>
             </w:tabs>
@@ -5895,7 +5895,7 @@
           <w:hyperlink w:anchor="_Toc228791151" w:history="1">
             <w:r>
               <w:rPr>
-                <w:rStyle w:val="af6"/>
+                <w:rStyle w:val="Hyperlink"/>
                 <w:rFonts w:asciiTheme="majorHAnsi" w:hAnsiTheme="majorHAnsi" w:cstheme="majorHAnsi"/>
                 <w:noProof/>
                 <w:sz w:val="28"/>
@@ -5976,7 +5976,7 @@
         </w:p>
         <w:p>
           <w:pPr>
-            <w:pStyle w:val="32"/>
+            <w:pStyle w:val="TOC3"/>
             <w:tabs>
               <w:tab w:val="right" w:leader="dot" w:pos="8921"/>
             </w:tabs>
@@ -5991,7 +5991,7 @@
           <w:hyperlink w:anchor="_Toc228791152" w:history="1">
             <w:r>
               <w:rPr>
-                <w:rStyle w:val="af6"/>
+                <w:rStyle w:val="Hyperlink"/>
                 <w:rFonts w:asciiTheme="majorHAnsi" w:hAnsiTheme="majorHAnsi" w:cstheme="majorHAnsi"/>
                 <w:noProof/>
                 <w:sz w:val="28"/>
@@ -6056,7 +6056,7 @@
                 <w:sz w:val="28"/>
                 <w:szCs w:val="28"/>
               </w:rPr>
-              <w:t>39</w:t>
+              <w:t>40</w:t>
             </w:r>
             <w:r>
               <w:rPr>
@@ -6072,7 +6072,7 @@
         </w:p>
         <w:p>
           <w:pPr>
-            <w:pStyle w:val="32"/>
+            <w:pStyle w:val="TOC3"/>
             <w:tabs>
               <w:tab w:val="right" w:leader="dot" w:pos="8921"/>
             </w:tabs>
@@ -6087,7 +6087,7 @@
           <w:hyperlink w:anchor="_Toc228791153" w:history="1">
             <w:r>
               <w:rPr>
-                <w:rStyle w:val="af6"/>
+                <w:rStyle w:val="Hyperlink"/>
                 <w:rFonts w:asciiTheme="majorHAnsi" w:hAnsiTheme="majorHAnsi" w:cstheme="majorHAnsi"/>
                 <w:noProof/>
                 <w:sz w:val="28"/>
@@ -6168,7 +6168,7 @@
         </w:p>
         <w:p>
           <w:pPr>
-            <w:pStyle w:val="32"/>
+            <w:pStyle w:val="TOC3"/>
             <w:tabs>
               <w:tab w:val="right" w:leader="dot" w:pos="8921"/>
             </w:tabs>
@@ -6183,7 +6183,7 @@
           <w:hyperlink w:anchor="_Toc228791154" w:history="1">
             <w:r>
               <w:rPr>
-                <w:rStyle w:val="af6"/>
+                <w:rStyle w:val="Hyperlink"/>
                 <w:rFonts w:asciiTheme="majorHAnsi" w:hAnsiTheme="majorHAnsi" w:cstheme="majorHAnsi"/>
                 <w:noProof/>
                 <w:sz w:val="28"/>
@@ -6248,7 +6248,7 @@
                 <w:sz w:val="28"/>
                 <w:szCs w:val="28"/>
               </w:rPr>
-              <w:t>40</w:t>
+              <w:t>41</w:t>
             </w:r>
             <w:r>
               <w:rPr>
@@ -6264,7 +6264,7 @@
         </w:p>
         <w:p>
           <w:pPr>
-            <w:pStyle w:val="32"/>
+            <w:pStyle w:val="TOC3"/>
             <w:tabs>
               <w:tab w:val="right" w:leader="dot" w:pos="8921"/>
             </w:tabs>
@@ -6279,7 +6279,7 @@
           <w:hyperlink w:anchor="_Toc228791155" w:history="1">
             <w:r>
               <w:rPr>
-                <w:rStyle w:val="af6"/>
+                <w:rStyle w:val="Hyperlink"/>
                 <w:rFonts w:asciiTheme="majorHAnsi" w:hAnsiTheme="majorHAnsi" w:cstheme="majorHAnsi"/>
                 <w:noProof/>
                 <w:sz w:val="28"/>
@@ -6360,7 +6360,7 @@
         </w:p>
         <w:p>
           <w:pPr>
-            <w:pStyle w:val="32"/>
+            <w:pStyle w:val="TOC3"/>
             <w:tabs>
               <w:tab w:val="right" w:leader="dot" w:pos="8921"/>
             </w:tabs>
@@ -6375,7 +6375,7 @@
           <w:hyperlink w:anchor="_Toc228791156" w:history="1">
             <w:r>
               <w:rPr>
-                <w:rStyle w:val="af6"/>
+                <w:rStyle w:val="Hyperlink"/>
                 <w:rFonts w:asciiTheme="majorHAnsi" w:hAnsiTheme="majorHAnsi" w:cstheme="majorHAnsi"/>
                 <w:noProof/>
                 <w:sz w:val="28"/>
@@ -6456,7 +6456,7 @@
         </w:p>
         <w:p>
           <w:pPr>
-            <w:pStyle w:val="24"/>
+            <w:pStyle w:val="TOC2"/>
             <w:tabs>
               <w:tab w:val="right" w:leader="dot" w:pos="8921"/>
             </w:tabs>
@@ -6471,7 +6471,7 @@
           <w:hyperlink w:anchor="_Toc228791157" w:history="1">
             <w:r>
               <w:rPr>
-                <w:rStyle w:val="af6"/>
+                <w:rStyle w:val="Hyperlink"/>
                 <w:rFonts w:cstheme="majorHAnsi"/>
                 <w:bCs w:val="0"/>
                 <w:noProof/>
@@ -6552,7 +6552,7 @@
         </w:p>
         <w:p>
           <w:pPr>
-            <w:pStyle w:val="32"/>
+            <w:pStyle w:val="TOC3"/>
             <w:tabs>
               <w:tab w:val="right" w:leader="dot" w:pos="8921"/>
             </w:tabs>
@@ -6567,7 +6567,7 @@
           <w:hyperlink w:anchor="_Toc228791158" w:history="1">
             <w:r>
               <w:rPr>
-                <w:rStyle w:val="af6"/>
+                <w:rStyle w:val="Hyperlink"/>
                 <w:rFonts w:asciiTheme="majorHAnsi" w:hAnsiTheme="majorHAnsi" w:cstheme="majorHAnsi"/>
                 <w:noProof/>
                 <w:sz w:val="28"/>
@@ -6648,7 +6648,7 @@
         </w:p>
         <w:p>
           <w:pPr>
-            <w:pStyle w:val="32"/>
+            <w:pStyle w:val="TOC3"/>
             <w:tabs>
               <w:tab w:val="right" w:leader="dot" w:pos="8921"/>
             </w:tabs>
@@ -6663,7 +6663,7 @@
           <w:hyperlink w:anchor="_Toc228791159" w:history="1">
             <w:r>
               <w:rPr>
-                <w:rStyle w:val="af6"/>
+                <w:rStyle w:val="Hyperlink"/>
                 <w:rFonts w:asciiTheme="majorHAnsi" w:hAnsiTheme="majorHAnsi" w:cstheme="majorHAnsi"/>
                 <w:noProof/>
                 <w:sz w:val="28"/>
@@ -6744,7 +6744,7 @@
         </w:p>
         <w:p>
           <w:pPr>
-            <w:pStyle w:val="32"/>
+            <w:pStyle w:val="TOC3"/>
             <w:tabs>
               <w:tab w:val="right" w:leader="dot" w:pos="8921"/>
             </w:tabs>
@@ -6759,7 +6759,7 @@
           <w:hyperlink w:anchor="_Toc228791160" w:history="1">
             <w:r>
               <w:rPr>
-                <w:rStyle w:val="af6"/>
+                <w:rStyle w:val="Hyperlink"/>
                 <w:rFonts w:asciiTheme="majorHAnsi" w:hAnsiTheme="majorHAnsi" w:cstheme="majorHAnsi"/>
                 <w:noProof/>
                 <w:sz w:val="28"/>
@@ -6840,7 +6840,7 @@
         </w:p>
         <w:p>
           <w:pPr>
-            <w:pStyle w:val="24"/>
+            <w:pStyle w:val="TOC2"/>
             <w:tabs>
               <w:tab w:val="right" w:leader="dot" w:pos="8921"/>
             </w:tabs>
@@ -6855,7 +6855,7 @@
           <w:hyperlink w:anchor="_Toc228791161" w:history="1">
             <w:r>
               <w:rPr>
-                <w:rStyle w:val="af6"/>
+                <w:rStyle w:val="Hyperlink"/>
                 <w:rFonts w:cstheme="majorHAnsi"/>
                 <w:bCs w:val="0"/>
                 <w:noProof/>
@@ -6936,7 +6936,7 @@
         </w:p>
         <w:p>
           <w:pPr>
-            <w:pStyle w:val="32"/>
+            <w:pStyle w:val="TOC3"/>
             <w:tabs>
               <w:tab w:val="right" w:leader="dot" w:pos="8921"/>
             </w:tabs>
@@ -6951,7 +6951,7 @@
           <w:hyperlink w:anchor="_Toc228791162" w:history="1">
             <w:r>
               <w:rPr>
-                <w:rStyle w:val="af6"/>
+                <w:rStyle w:val="Hyperlink"/>
                 <w:rFonts w:asciiTheme="majorHAnsi" w:hAnsiTheme="majorHAnsi" w:cstheme="majorHAnsi"/>
                 <w:noProof/>
                 <w:sz w:val="28"/>
@@ -7032,7 +7032,7 @@
         </w:p>
         <w:p>
           <w:pPr>
-            <w:pStyle w:val="32"/>
+            <w:pStyle w:val="TOC3"/>
             <w:tabs>
               <w:tab w:val="right" w:leader="dot" w:pos="8921"/>
             </w:tabs>
@@ -7047,7 +7047,7 @@
           <w:hyperlink w:anchor="_Toc228791163" w:history="1">
             <w:r>
               <w:rPr>
-                <w:rStyle w:val="af6"/>
+                <w:rStyle w:val="Hyperlink"/>
                 <w:rFonts w:asciiTheme="majorHAnsi" w:hAnsiTheme="majorHAnsi" w:cstheme="majorHAnsi"/>
                 <w:noProof/>
                 <w:sz w:val="28"/>
@@ -7128,7 +7128,7 @@
         </w:p>
         <w:p>
           <w:pPr>
-            <w:pStyle w:val="32"/>
+            <w:pStyle w:val="TOC3"/>
             <w:tabs>
               <w:tab w:val="right" w:leader="dot" w:pos="8921"/>
             </w:tabs>
@@ -7143,7 +7143,7 @@
           <w:hyperlink w:anchor="_Toc228791164" w:history="1">
             <w:r>
               <w:rPr>
-                <w:rStyle w:val="af6"/>
+                <w:rStyle w:val="Hyperlink"/>
                 <w:rFonts w:asciiTheme="majorHAnsi" w:hAnsiTheme="majorHAnsi" w:cstheme="majorHAnsi"/>
                 <w:noProof/>
                 <w:sz w:val="28"/>
@@ -7208,7 +7208,7 @@
                 <w:sz w:val="28"/>
                 <w:szCs w:val="28"/>
               </w:rPr>
-              <w:t>43</w:t>
+              <w:t>44</w:t>
             </w:r>
             <w:r>
               <w:rPr>
@@ -7224,7 +7224,7 @@
         </w:p>
         <w:p>
           <w:pPr>
-            <w:pStyle w:val="32"/>
+            <w:pStyle w:val="TOC3"/>
             <w:tabs>
               <w:tab w:val="right" w:leader="dot" w:pos="8921"/>
             </w:tabs>
@@ -7239,7 +7239,7 @@
           <w:hyperlink w:anchor="_Toc228791165" w:history="1">
             <w:r>
               <w:rPr>
-                <w:rStyle w:val="af6"/>
+                <w:rStyle w:val="Hyperlink"/>
                 <w:rFonts w:asciiTheme="majorHAnsi" w:hAnsiTheme="majorHAnsi" w:cstheme="majorHAnsi"/>
                 <w:noProof/>
                 <w:sz w:val="28"/>
@@ -7320,7 +7320,7 @@
         </w:p>
         <w:p>
           <w:pPr>
-            <w:pStyle w:val="32"/>
+            <w:pStyle w:val="TOC3"/>
             <w:tabs>
               <w:tab w:val="right" w:leader="dot" w:pos="8921"/>
             </w:tabs>
@@ -7335,7 +7335,7 @@
           <w:hyperlink w:anchor="_Toc228791166" w:history="1">
             <w:r>
               <w:rPr>
-                <w:rStyle w:val="af6"/>
+                <w:rStyle w:val="Hyperlink"/>
                 <w:rFonts w:asciiTheme="majorHAnsi" w:hAnsiTheme="majorHAnsi" w:cstheme="majorHAnsi"/>
                 <w:noProof/>
                 <w:sz w:val="28"/>
@@ -7416,7 +7416,7 @@
         </w:p>
         <w:p>
           <w:pPr>
-            <w:pStyle w:val="24"/>
+            <w:pStyle w:val="TOC2"/>
             <w:tabs>
               <w:tab w:val="right" w:leader="dot" w:pos="8921"/>
             </w:tabs>
@@ -7431,7 +7431,7 @@
           <w:hyperlink w:anchor="_Toc228791167" w:history="1">
             <w:r>
               <w:rPr>
-                <w:rStyle w:val="af6"/>
+                <w:rStyle w:val="Hyperlink"/>
                 <w:rFonts w:cstheme="majorHAnsi"/>
                 <w:bCs w:val="0"/>
                 <w:noProof/>
@@ -7512,7 +7512,7 @@
         </w:p>
         <w:p>
           <w:pPr>
-            <w:pStyle w:val="32"/>
+            <w:pStyle w:val="TOC3"/>
             <w:tabs>
               <w:tab w:val="right" w:leader="dot" w:pos="8921"/>
             </w:tabs>
@@ -7527,7 +7527,7 @@
           <w:hyperlink w:anchor="_Toc228791168" w:history="1">
             <w:r>
               <w:rPr>
-                <w:rStyle w:val="af6"/>
+                <w:rStyle w:val="Hyperlink"/>
                 <w:rFonts w:asciiTheme="majorHAnsi" w:hAnsiTheme="majorHAnsi" w:cstheme="majorHAnsi"/>
                 <w:noProof/>
                 <w:sz w:val="28"/>
@@ -7608,7 +7608,7 @@
         </w:p>
         <w:p>
           <w:pPr>
-            <w:pStyle w:val="32"/>
+            <w:pStyle w:val="TOC3"/>
             <w:tabs>
               <w:tab w:val="right" w:leader="dot" w:pos="8921"/>
             </w:tabs>
@@ -7623,7 +7623,7 @@
           <w:hyperlink w:anchor="_Toc228791169" w:history="1">
             <w:r>
               <w:rPr>
-                <w:rStyle w:val="af6"/>
+                <w:rStyle w:val="Hyperlink"/>
                 <w:rFonts w:asciiTheme="majorHAnsi" w:hAnsiTheme="majorHAnsi" w:cstheme="majorHAnsi"/>
                 <w:noProof/>
                 <w:sz w:val="28"/>
@@ -7704,7 +7704,7 @@
         </w:p>
         <w:p>
           <w:pPr>
-            <w:pStyle w:val="24"/>
+            <w:pStyle w:val="TOC2"/>
             <w:tabs>
               <w:tab w:val="right" w:leader="dot" w:pos="8921"/>
             </w:tabs>
@@ -7719,7 +7719,7 @@
           <w:hyperlink w:anchor="_Toc228791170" w:history="1">
             <w:r>
               <w:rPr>
-                <w:rStyle w:val="af6"/>
+                <w:rStyle w:val="Hyperlink"/>
                 <w:rFonts w:cstheme="majorHAnsi"/>
                 <w:bCs w:val="0"/>
                 <w:noProof/>
@@ -7800,7 +7800,7 @@
         </w:p>
         <w:p>
           <w:pPr>
-            <w:pStyle w:val="32"/>
+            <w:pStyle w:val="TOC3"/>
             <w:tabs>
               <w:tab w:val="right" w:leader="dot" w:pos="8921"/>
             </w:tabs>
@@ -7815,7 +7815,7 @@
           <w:hyperlink w:anchor="_Toc228791171" w:history="1">
             <w:r>
               <w:rPr>
-                <w:rStyle w:val="af6"/>
+                <w:rStyle w:val="Hyperlink"/>
                 <w:rFonts w:asciiTheme="majorHAnsi" w:hAnsiTheme="majorHAnsi" w:cstheme="majorHAnsi"/>
                 <w:noProof/>
                 <w:sz w:val="28"/>
@@ -7896,7 +7896,7 @@
         </w:p>
         <w:p>
           <w:pPr>
-            <w:pStyle w:val="32"/>
+            <w:pStyle w:val="TOC3"/>
             <w:tabs>
               <w:tab w:val="right" w:leader="dot" w:pos="8921"/>
             </w:tabs>
@@ -7911,7 +7911,7 @@
           <w:hyperlink w:anchor="_Toc228791172" w:history="1">
             <w:r>
               <w:rPr>
-                <w:rStyle w:val="af6"/>
+                <w:rStyle w:val="Hyperlink"/>
                 <w:rFonts w:asciiTheme="majorHAnsi" w:hAnsiTheme="majorHAnsi" w:cstheme="majorHAnsi"/>
                 <w:noProof/>
                 <w:sz w:val="28"/>
@@ -7992,7 +7992,7 @@
         </w:p>
         <w:p>
           <w:pPr>
-            <w:pStyle w:val="12"/>
+            <w:pStyle w:val="TOC1"/>
             <w:tabs>
               <w:tab w:val="right" w:leader="dot" w:pos="8921"/>
             </w:tabs>
@@ -8008,7 +8008,7 @@
           <w:hyperlink w:anchor="_Toc228791173" w:history="1">
             <w:r>
               <w:rPr>
-                <w:rStyle w:val="af6"/>
+                <w:rStyle w:val="Hyperlink"/>
                 <w:rFonts w:asciiTheme="majorHAnsi" w:hAnsiTheme="majorHAnsi" w:cstheme="majorHAnsi"/>
                 <w:bCs w:val="0"/>
                 <w:noProof/>
@@ -8089,7 +8089,7 @@
         </w:p>
         <w:p>
           <w:pPr>
-            <w:pStyle w:val="12"/>
+            <w:pStyle w:val="TOC1"/>
             <w:tabs>
               <w:tab w:val="right" w:leader="dot" w:pos="8921"/>
             </w:tabs>
@@ -8105,7 +8105,7 @@
           <w:hyperlink w:anchor="_Toc228791174" w:history="1">
             <w:r>
               <w:rPr>
-                <w:rStyle w:val="af6"/>
+                <w:rStyle w:val="Hyperlink"/>
                 <w:rFonts w:asciiTheme="majorHAnsi" w:hAnsiTheme="majorHAnsi" w:cstheme="majorHAnsi"/>
                 <w:bCs w:val="0"/>
                 <w:noProof/>
@@ -8170,7 +8170,7 @@
                 <w:webHidden/>
                 <w:szCs w:val="28"/>
               </w:rPr>
-              <w:t>48</w:t>
+              <w:t>49</w:t>
             </w:r>
             <w:r>
               <w:rPr>
@@ -8186,7 +8186,7 @@
         </w:p>
         <w:p>
           <w:pPr>
-            <w:pStyle w:val="12"/>
+            <w:pStyle w:val="TOC1"/>
             <w:tabs>
               <w:tab w:val="right" w:leader="dot" w:pos="8921"/>
             </w:tabs>
@@ -8202,7 +8202,7 @@
           <w:hyperlink w:anchor="_Toc228791175" w:history="1">
             <w:r>
               <w:rPr>
-                <w:rStyle w:val="af6"/>
+                <w:rStyle w:val="Hyperlink"/>
                 <w:rFonts w:asciiTheme="majorHAnsi" w:hAnsiTheme="majorHAnsi" w:cstheme="majorHAnsi"/>
                 <w:bCs w:val="0"/>
                 <w:noProof/>
@@ -8224,7 +8224,7 @@
         </w:p>
         <w:p>
           <w:pPr>
-            <w:pStyle w:val="12"/>
+            <w:pStyle w:val="TOC1"/>
             <w:tabs>
               <w:tab w:val="right" w:leader="dot" w:pos="8921"/>
             </w:tabs>
@@ -8240,7 +8240,7 @@
           <w:hyperlink w:anchor="_Toc228791176" w:history="1">
             <w:r>
               <w:rPr>
-                <w:rStyle w:val="af6"/>
+                <w:rStyle w:val="Hyperlink"/>
                 <w:rFonts w:asciiTheme="majorHAnsi" w:hAnsiTheme="majorHAnsi" w:cstheme="majorHAnsi"/>
                 <w:bCs w:val="0"/>
                 <w:noProof/>
@@ -8262,7 +8262,7 @@
         </w:p>
         <w:p>
           <w:pPr>
-            <w:pStyle w:val="12"/>
+            <w:pStyle w:val="TOC1"/>
             <w:tabs>
               <w:tab w:val="right" w:leader="dot" w:pos="8921"/>
             </w:tabs>
@@ -8278,7 +8278,7 @@
           <w:hyperlink w:anchor="_Toc228791177" w:history="1">
             <w:r>
               <w:rPr>
-                <w:rStyle w:val="af6"/>
+                <w:rStyle w:val="Hyperlink"/>
                 <w:rFonts w:asciiTheme="majorHAnsi" w:hAnsiTheme="majorHAnsi" w:cstheme="majorHAnsi"/>
                 <w:bCs w:val="0"/>
                 <w:noProof/>
@@ -8300,7 +8300,7 @@
         </w:p>
         <w:p>
           <w:pPr>
-            <w:pStyle w:val="12"/>
+            <w:pStyle w:val="TOC1"/>
             <w:tabs>
               <w:tab w:val="right" w:leader="dot" w:pos="8921"/>
             </w:tabs>
@@ -8316,7 +8316,7 @@
           <w:hyperlink w:anchor="_Toc228791178" w:history="1">
             <w:r>
               <w:rPr>
-                <w:rStyle w:val="af6"/>
+                <w:rStyle w:val="Hyperlink"/>
                 <w:rFonts w:asciiTheme="majorHAnsi" w:hAnsiTheme="majorHAnsi" w:cstheme="majorHAnsi"/>
                 <w:bCs w:val="0"/>
                 <w:noProof/>
@@ -8338,7 +8338,7 @@
         </w:p>
         <w:p>
           <w:pPr>
-            <w:pStyle w:val="12"/>
+            <w:pStyle w:val="TOC1"/>
             <w:tabs>
               <w:tab w:val="right" w:leader="dot" w:pos="8921"/>
             </w:tabs>
@@ -8354,7 +8354,7 @@
           <w:hyperlink w:anchor="_Toc228791179" w:history="1">
             <w:r>
               <w:rPr>
-                <w:rStyle w:val="af6"/>
+                <w:rStyle w:val="Hyperlink"/>
                 <w:rFonts w:asciiTheme="majorHAnsi" w:hAnsiTheme="majorHAnsi" w:cstheme="majorHAnsi"/>
                 <w:bCs w:val="0"/>
                 <w:noProof/>
@@ -8418,7 +8418,7 @@
     </w:p>
     <w:p>
       <w:pPr>
-        <w:pStyle w:val="1"/>
+        <w:pStyle w:val="Heading1"/>
         <w:rPr>
           <w:b/>
           <w:bCs/>
@@ -8774,7 +8774,7 @@
     </w:p>
     <w:p>
       <w:pPr>
-        <w:pStyle w:val="2"/>
+        <w:pStyle w:val="Heading2"/>
         <w:rPr>
           <w:b/>
           <w:bCs w:val="0"/>
@@ -8797,7 +8797,7 @@
     </w:p>
     <w:p>
       <w:pPr>
-        <w:pStyle w:val="3"/>
+        <w:pStyle w:val="Heading3"/>
         <w:spacing w:line="360" w:lineRule="auto"/>
         <w:rPr>
           <w:b/>
@@ -8877,7 +8877,7 @@
     </w:p>
     <w:p>
       <w:pPr>
-        <w:pStyle w:val="2"/>
+        <w:pStyle w:val="Heading2"/>
         <w:rPr>
           <w:b/>
           <w:bCs w:val="0"/>
@@ -8895,7 +8895,7 @@
     </w:p>
     <w:p>
       <w:pPr>
-        <w:pStyle w:val="3"/>
+        <w:pStyle w:val="Heading3"/>
         <w:spacing w:line="360" w:lineRule="auto"/>
         <w:rPr>
           <w:b/>
@@ -9223,7 +9223,7 @@
     </w:p>
     <w:p>
       <w:pPr>
-        <w:pStyle w:val="2"/>
+        <w:pStyle w:val="Heading2"/>
         <w:rPr>
           <w:b/>
           <w:bCs w:val="0"/>
@@ -9255,7 +9255,7 @@
     </w:p>
     <w:p>
       <w:pPr>
-        <w:pStyle w:val="3"/>
+        <w:pStyle w:val="Heading3"/>
         <w:spacing w:line="360" w:lineRule="auto"/>
         <w:rPr>
           <w:b/>
@@ -9411,7 +9411,7 @@
     </w:p>
     <w:p>
       <w:pPr>
-        <w:pStyle w:val="3"/>
+        <w:pStyle w:val="Heading3"/>
         <w:spacing w:before="0" w:line="360" w:lineRule="auto"/>
         <w:rPr>
           <w:b/>
@@ -9567,7 +9567,7 @@
     </w:p>
     <w:p>
       <w:pPr>
-        <w:pStyle w:val="2"/>
+        <w:pStyle w:val="Heading2"/>
         <w:rPr>
           <w:b/>
           <w:bCs w:val="0"/>
@@ -9599,7 +9599,7 @@
     </w:p>
     <w:p>
       <w:pPr>
-        <w:pStyle w:val="3"/>
+        <w:pStyle w:val="Heading3"/>
         <w:spacing w:line="360" w:lineRule="auto"/>
         <w:rPr>
           <w:b/>
@@ -9756,7 +9756,7 @@
     </w:p>
     <w:p>
       <w:pPr>
-        <w:pStyle w:val="3"/>
+        <w:pStyle w:val="Heading3"/>
         <w:spacing w:line="360" w:lineRule="auto"/>
         <w:rPr>
           <w:b/>
@@ -9884,7 +9884,7 @@
     </w:p>
     <w:p>
       <w:pPr>
-        <w:pStyle w:val="3"/>
+        <w:pStyle w:val="Heading3"/>
         <w:spacing w:line="360" w:lineRule="auto"/>
         <w:rPr>
           <w:b/>
@@ -10020,7 +10020,7 @@
     </w:p>
     <w:p>
       <w:pPr>
-        <w:pStyle w:val="3"/>
+        <w:pStyle w:val="Heading3"/>
         <w:spacing w:line="360" w:lineRule="auto"/>
         <w:rPr>
           <w:b/>
@@ -10147,7 +10147,7 @@
     </w:p>
     <w:p>
       <w:pPr>
-        <w:pStyle w:val="3"/>
+        <w:pStyle w:val="Heading3"/>
         <w:spacing w:line="360" w:lineRule="auto"/>
         <w:rPr>
           <w:b/>
@@ -10283,7 +10283,7 @@
     </w:p>
     <w:p>
       <w:pPr>
-        <w:pStyle w:val="3"/>
+        <w:pStyle w:val="Heading3"/>
         <w:spacing w:line="360" w:lineRule="auto"/>
         <w:rPr>
           <w:b/>
@@ -10390,7 +10390,7 @@
     </w:p>
     <w:p>
       <w:pPr>
-        <w:pStyle w:val="3"/>
+        <w:pStyle w:val="Heading3"/>
         <w:spacing w:line="360" w:lineRule="auto"/>
         <w:rPr>
           <w:b/>
@@ -10562,7 +10562,7 @@
     </w:p>
     <w:p>
       <w:pPr>
-        <w:pStyle w:val="1"/>
+        <w:pStyle w:val="Heading1"/>
         <w:rPr>
           <w:b/>
           <w:bCs/>
@@ -10585,7 +10585,7 @@
     </w:p>
     <w:p>
       <w:pPr>
-        <w:pStyle w:val="2"/>
+        <w:pStyle w:val="Heading2"/>
         <w:rPr>
           <w:b/>
         </w:rPr>
@@ -10670,7 +10670,7 @@
     </w:p>
     <w:p>
       <w:pPr>
-        <w:pStyle w:val="2"/>
+        <w:pStyle w:val="Heading2"/>
         <w:rPr>
           <w:b/>
           <w:bCs w:val="0"/>
@@ -10695,7 +10695,7 @@
     </w:p>
     <w:p>
       <w:pPr>
-        <w:pStyle w:val="3"/>
+        <w:pStyle w:val="Heading3"/>
         <w:spacing w:line="360" w:lineRule="auto"/>
         <w:rPr>
           <w:b/>
@@ -10772,7 +10772,7 @@
     </w:p>
     <w:p>
       <w:pPr>
-        <w:pStyle w:val="af9"/>
+        <w:pStyle w:val="ListParagraph"/>
         <w:numPr>
           <w:ilvl w:val="0"/>
           <w:numId w:val="2"/>
@@ -10796,7 +10796,7 @@
     </w:p>
     <w:p>
       <w:pPr>
-        <w:pStyle w:val="af9"/>
+        <w:pStyle w:val="ListParagraph"/>
         <w:numPr>
           <w:ilvl w:val="0"/>
           <w:numId w:val="2"/>
@@ -10820,7 +10820,7 @@
     </w:p>
     <w:p>
       <w:pPr>
-        <w:pStyle w:val="af9"/>
+        <w:pStyle w:val="ListParagraph"/>
         <w:numPr>
           <w:ilvl w:val="0"/>
           <w:numId w:val="2"/>
@@ -10844,7 +10844,7 @@
     </w:p>
     <w:p>
       <w:pPr>
-        <w:pStyle w:val="af9"/>
+        <w:pStyle w:val="ListParagraph"/>
         <w:numPr>
           <w:ilvl w:val="0"/>
           <w:numId w:val="2"/>
@@ -10868,7 +10868,7 @@
     </w:p>
     <w:p>
       <w:pPr>
-        <w:pStyle w:val="af9"/>
+        <w:pStyle w:val="ListParagraph"/>
         <w:numPr>
           <w:ilvl w:val="0"/>
           <w:numId w:val="2"/>
@@ -10912,7 +10912,7 @@
     </w:p>
     <w:p>
       <w:pPr>
-        <w:pStyle w:val="3"/>
+        <w:pStyle w:val="Heading3"/>
         <w:spacing w:line="360" w:lineRule="auto"/>
         <w:rPr>
           <w:b/>
@@ -10992,7 +10992,7 @@
     </w:p>
     <w:p>
       <w:pPr>
-        <w:pStyle w:val="af9"/>
+        <w:pStyle w:val="ListParagraph"/>
         <w:numPr>
           <w:ilvl w:val="0"/>
           <w:numId w:val="3"/>
@@ -11016,7 +11016,7 @@
     </w:p>
     <w:p>
       <w:pPr>
-        <w:pStyle w:val="af9"/>
+        <w:pStyle w:val="ListParagraph"/>
         <w:numPr>
           <w:ilvl w:val="0"/>
           <w:numId w:val="3"/>
@@ -11040,7 +11040,7 @@
     </w:p>
     <w:p>
       <w:pPr>
-        <w:pStyle w:val="af9"/>
+        <w:pStyle w:val="ListParagraph"/>
         <w:numPr>
           <w:ilvl w:val="0"/>
           <w:numId w:val="3"/>
@@ -11064,7 +11064,7 @@
     </w:p>
     <w:p>
       <w:pPr>
-        <w:pStyle w:val="af9"/>
+        <w:pStyle w:val="ListParagraph"/>
         <w:numPr>
           <w:ilvl w:val="0"/>
           <w:numId w:val="3"/>
@@ -11088,7 +11088,7 @@
     </w:p>
     <w:p>
       <w:pPr>
-        <w:pStyle w:val="af9"/>
+        <w:pStyle w:val="ListParagraph"/>
         <w:numPr>
           <w:ilvl w:val="0"/>
           <w:numId w:val="3"/>
@@ -11112,7 +11112,7 @@
     </w:p>
     <w:p>
       <w:pPr>
-        <w:pStyle w:val="af9"/>
+        <w:pStyle w:val="ListParagraph"/>
         <w:numPr>
           <w:ilvl w:val="0"/>
           <w:numId w:val="3"/>
@@ -11156,7 +11156,7 @@
     </w:p>
     <w:p>
       <w:pPr>
-        <w:pStyle w:val="3"/>
+        <w:pStyle w:val="Heading3"/>
         <w:spacing w:line="360" w:lineRule="auto"/>
         <w:rPr>
           <w:b/>
@@ -11236,7 +11236,7 @@
     </w:p>
     <w:p>
       <w:pPr>
-        <w:pStyle w:val="af9"/>
+        <w:pStyle w:val="ListParagraph"/>
         <w:numPr>
           <w:ilvl w:val="0"/>
           <w:numId w:val="4"/>
@@ -11260,7 +11260,7 @@
     </w:p>
     <w:p>
       <w:pPr>
-        <w:pStyle w:val="af9"/>
+        <w:pStyle w:val="ListParagraph"/>
         <w:numPr>
           <w:ilvl w:val="0"/>
           <w:numId w:val="4"/>
@@ -11284,7 +11284,7 @@
     </w:p>
     <w:p>
       <w:pPr>
-        <w:pStyle w:val="af9"/>
+        <w:pStyle w:val="ListParagraph"/>
         <w:numPr>
           <w:ilvl w:val="0"/>
           <w:numId w:val="4"/>
@@ -11308,7 +11308,7 @@
     </w:p>
     <w:p>
       <w:pPr>
-        <w:pStyle w:val="af9"/>
+        <w:pStyle w:val="ListParagraph"/>
         <w:numPr>
           <w:ilvl w:val="0"/>
           <w:numId w:val="4"/>
@@ -11332,7 +11332,7 @@
     </w:p>
     <w:p>
       <w:pPr>
-        <w:pStyle w:val="af9"/>
+        <w:pStyle w:val="ListParagraph"/>
         <w:numPr>
           <w:ilvl w:val="0"/>
           <w:numId w:val="4"/>
@@ -11376,7 +11376,7 @@
     </w:p>
     <w:p>
       <w:pPr>
-        <w:pStyle w:val="3"/>
+        <w:pStyle w:val="Heading3"/>
         <w:spacing w:line="360" w:lineRule="auto"/>
         <w:rPr>
           <w:b/>
@@ -11415,7 +11415,7 @@
     </w:p>
     <w:p>
       <w:pPr>
-        <w:pStyle w:val="af9"/>
+        <w:pStyle w:val="ListParagraph"/>
         <w:numPr>
           <w:ilvl w:val="0"/>
           <w:numId w:val="1"/>
@@ -11439,7 +11439,7 @@
     </w:p>
     <w:p>
       <w:pPr>
-        <w:pStyle w:val="af9"/>
+        <w:pStyle w:val="ListParagraph"/>
         <w:numPr>
           <w:ilvl w:val="0"/>
           <w:numId w:val="1"/>
@@ -11463,7 +11463,7 @@
     </w:p>
     <w:p>
       <w:pPr>
-        <w:pStyle w:val="af9"/>
+        <w:pStyle w:val="ListParagraph"/>
         <w:numPr>
           <w:ilvl w:val="0"/>
           <w:numId w:val="1"/>
@@ -11487,7 +11487,7 @@
     </w:p>
     <w:p>
       <w:pPr>
-        <w:pStyle w:val="af9"/>
+        <w:pStyle w:val="ListParagraph"/>
         <w:numPr>
           <w:ilvl w:val="0"/>
           <w:numId w:val="1"/>
@@ -11511,7 +11511,7 @@
     </w:p>
     <w:p>
       <w:pPr>
-        <w:pStyle w:val="af9"/>
+        <w:pStyle w:val="ListParagraph"/>
         <w:numPr>
           <w:ilvl w:val="0"/>
           <w:numId w:val="1"/>
@@ -11535,7 +11535,7 @@
     </w:p>
     <w:p>
       <w:pPr>
-        <w:pStyle w:val="af9"/>
+        <w:pStyle w:val="ListParagraph"/>
         <w:numPr>
           <w:ilvl w:val="0"/>
           <w:numId w:val="1"/>
@@ -11560,7 +11560,7 @@
     </w:p>
     <w:p>
       <w:pPr>
-        <w:pStyle w:val="af9"/>
+        <w:pStyle w:val="ListParagraph"/>
         <w:numPr>
           <w:ilvl w:val="0"/>
           <w:numId w:val="1"/>
@@ -11584,7 +11584,7 @@
     </w:p>
     <w:p>
       <w:pPr>
-        <w:pStyle w:val="2"/>
+        <w:pStyle w:val="Heading2"/>
         <w:rPr>
           <w:b/>
           <w:bCs w:val="0"/>
@@ -11602,7 +11602,7 @@
     </w:p>
     <w:p>
       <w:pPr>
-        <w:pStyle w:val="3"/>
+        <w:pStyle w:val="Heading3"/>
         <w:spacing w:line="360" w:lineRule="auto"/>
         <w:rPr>
           <w:b/>
@@ -11639,7 +11639,7 @@
     </w:p>
     <w:p>
       <w:pPr>
-        <w:pStyle w:val="3"/>
+        <w:pStyle w:val="Heading3"/>
         <w:spacing w:line="360" w:lineRule="auto"/>
         <w:rPr>
           <w:b/>
@@ -11717,7 +11717,27 @@
           <w:szCs w:val="28"/>
           <w:lang w:val="en-US"/>
         </w:rPr>
-        <w:t>const app = express();</w:t>
+        <w:t xml:space="preserve">const app = </w:t>
+      </w:r>
+      <w:proofErr w:type="gramStart"/>
+      <w:r>
+        <w:rPr>
+          <w:rFonts w:asciiTheme="majorHAnsi" w:hAnsiTheme="majorHAnsi" w:cstheme="majorHAnsi"/>
+          <w:sz w:val="28"/>
+          <w:szCs w:val="28"/>
+          <w:lang w:val="en-US"/>
+        </w:rPr>
+        <w:t>express(</w:t>
+      </w:r>
+      <w:proofErr w:type="gramEnd"/>
+      <w:r>
+        <w:rPr>
+          <w:rFonts w:asciiTheme="majorHAnsi" w:hAnsiTheme="majorHAnsi" w:cstheme="majorHAnsi"/>
+          <w:sz w:val="28"/>
+          <w:szCs w:val="28"/>
+          <w:lang w:val="en-US"/>
+        </w:rPr>
+        <w:t>);</w:t>
       </w:r>
     </w:p>
     <w:p>
@@ -11732,6 +11752,8 @@
           <w:lang w:val="en-US"/>
         </w:rPr>
       </w:pPr>
+      <w:proofErr w:type="spellStart"/>
+      <w:proofErr w:type="gramStart"/>
       <w:r>
         <w:rPr>
           <w:rFonts w:asciiTheme="majorHAnsi" w:hAnsiTheme="majorHAnsi" w:cstheme="majorHAnsi"/>
@@ -11739,7 +11761,47 @@
           <w:szCs w:val="28"/>
           <w:lang w:val="en-US"/>
         </w:rPr>
-        <w:t>app.set('view engine', 'ejs');</w:t>
+        <w:t>app.set</w:t>
+      </w:r>
+      <w:proofErr w:type="spellEnd"/>
+      <w:r>
+        <w:rPr>
+          <w:rFonts w:asciiTheme="majorHAnsi" w:hAnsiTheme="majorHAnsi" w:cstheme="majorHAnsi"/>
+          <w:sz w:val="28"/>
+          <w:szCs w:val="28"/>
+          <w:lang w:val="en-US"/>
+        </w:rPr>
+        <w:t>(</w:t>
+      </w:r>
+      <w:proofErr w:type="gramEnd"/>
+      <w:r>
+        <w:rPr>
+          <w:rFonts w:asciiTheme="majorHAnsi" w:hAnsiTheme="majorHAnsi" w:cstheme="majorHAnsi"/>
+          <w:sz w:val="28"/>
+          <w:szCs w:val="28"/>
+          <w:lang w:val="en-US"/>
+        </w:rPr>
+        <w:t>'view engine', '</w:t>
+      </w:r>
+      <w:proofErr w:type="spellStart"/>
+      <w:r>
+        <w:rPr>
+          <w:rFonts w:asciiTheme="majorHAnsi" w:hAnsiTheme="majorHAnsi" w:cstheme="majorHAnsi"/>
+          <w:sz w:val="28"/>
+          <w:szCs w:val="28"/>
+          <w:lang w:val="en-US"/>
+        </w:rPr>
+        <w:t>ejs</w:t>
+      </w:r>
+      <w:proofErr w:type="spellEnd"/>
+      <w:r>
+        <w:rPr>
+          <w:rFonts w:asciiTheme="majorHAnsi" w:hAnsiTheme="majorHAnsi" w:cstheme="majorHAnsi"/>
+          <w:sz w:val="28"/>
+          <w:szCs w:val="28"/>
+          <w:lang w:val="en-US"/>
+        </w:rPr>
+        <w:t>');</w:t>
       </w:r>
     </w:p>
     <w:p>
@@ -11754,6 +11816,8 @@
           <w:lang w:val="en-US"/>
         </w:rPr>
       </w:pPr>
+      <w:proofErr w:type="spellStart"/>
+      <w:proofErr w:type="gramStart"/>
       <w:r>
         <w:rPr>
           <w:rFonts w:asciiTheme="majorHAnsi" w:hAnsiTheme="majorHAnsi" w:cstheme="majorHAnsi"/>
@@ -11761,7 +11825,38 @@
           <w:szCs w:val="28"/>
           <w:lang w:val="en-US"/>
         </w:rPr>
-        <w:t>app.use(express.urlencoded({ extended: true }));</w:t>
+        <w:t>app.use</w:t>
+      </w:r>
+      <w:proofErr w:type="spellEnd"/>
+      <w:r>
+        <w:rPr>
+          <w:rFonts w:asciiTheme="majorHAnsi" w:hAnsiTheme="majorHAnsi" w:cstheme="majorHAnsi"/>
+          <w:sz w:val="28"/>
+          <w:szCs w:val="28"/>
+          <w:lang w:val="en-US"/>
+        </w:rPr>
+        <w:t>(</w:t>
+      </w:r>
+      <w:proofErr w:type="spellStart"/>
+      <w:proofErr w:type="gramEnd"/>
+      <w:r>
+        <w:rPr>
+          <w:rFonts w:asciiTheme="majorHAnsi" w:hAnsiTheme="majorHAnsi" w:cstheme="majorHAnsi"/>
+          <w:sz w:val="28"/>
+          <w:szCs w:val="28"/>
+          <w:lang w:val="en-US"/>
+        </w:rPr>
+        <w:t>express.urlencoded</w:t>
+      </w:r>
+      <w:proofErr w:type="spellEnd"/>
+      <w:r>
+        <w:rPr>
+          <w:rFonts w:asciiTheme="majorHAnsi" w:hAnsiTheme="majorHAnsi" w:cstheme="majorHAnsi"/>
+          <w:sz w:val="28"/>
+          <w:szCs w:val="28"/>
+          <w:lang w:val="en-US"/>
+        </w:rPr>
+        <w:t>({ extended: true }));</w:t>
       </w:r>
     </w:p>
     <w:p>
@@ -11776,6 +11871,7 @@
           <w:lang w:val="en-US"/>
         </w:rPr>
       </w:pPr>
+      <w:proofErr w:type="spellStart"/>
       <w:r>
         <w:rPr>
           <w:rFonts w:asciiTheme="majorHAnsi" w:hAnsiTheme="majorHAnsi" w:cstheme="majorHAnsi"/>
@@ -11783,7 +11879,39 @@
           <w:szCs w:val="28"/>
           <w:lang w:val="en-US"/>
         </w:rPr>
-        <w:t>app.use(express.static('public'));</w:t>
+        <w:t>app.use</w:t>
+      </w:r>
+      <w:proofErr w:type="spellEnd"/>
+      <w:r>
+        <w:rPr>
+          <w:rFonts w:asciiTheme="majorHAnsi" w:hAnsiTheme="majorHAnsi" w:cstheme="majorHAnsi"/>
+          <w:sz w:val="28"/>
+          <w:szCs w:val="28"/>
+          <w:lang w:val="en-US"/>
+        </w:rPr>
+        <w:t>(</w:t>
+      </w:r>
+      <w:proofErr w:type="spellStart"/>
+      <w:proofErr w:type="gramStart"/>
+      <w:r>
+        <w:rPr>
+          <w:rFonts w:asciiTheme="majorHAnsi" w:hAnsiTheme="majorHAnsi" w:cstheme="majorHAnsi"/>
+          <w:sz w:val="28"/>
+          <w:szCs w:val="28"/>
+          <w:lang w:val="en-US"/>
+        </w:rPr>
+        <w:t>express.static</w:t>
+      </w:r>
+      <w:proofErr w:type="spellEnd"/>
+      <w:proofErr w:type="gramEnd"/>
+      <w:r>
+        <w:rPr>
+          <w:rFonts w:asciiTheme="majorHAnsi" w:hAnsiTheme="majorHAnsi" w:cstheme="majorHAnsi"/>
+          <w:sz w:val="28"/>
+          <w:szCs w:val="28"/>
+          <w:lang w:val="en-US"/>
+        </w:rPr>
+        <w:t>('public'));</w:t>
       </w:r>
     </w:p>
     <w:p>
@@ -11809,7 +11937,7 @@
     </w:p>
     <w:p>
       <w:pPr>
-        <w:pStyle w:val="3"/>
+        <w:pStyle w:val="Heading3"/>
         <w:spacing w:line="360" w:lineRule="auto"/>
         <w:rPr>
           <w:b/>
@@ -11888,7 +12016,7 @@
     </w:p>
     <w:p>
       <w:pPr>
-        <w:pStyle w:val="af9"/>
+        <w:pStyle w:val="ListParagraph"/>
         <w:numPr>
           <w:ilvl w:val="0"/>
           <w:numId w:val="5"/>
@@ -11914,7 +12042,7 @@
     </w:p>
     <w:p>
       <w:pPr>
-        <w:pStyle w:val="af9"/>
+        <w:pStyle w:val="ListParagraph"/>
         <w:numPr>
           <w:ilvl w:val="0"/>
           <w:numId w:val="5"/>
@@ -11940,7 +12068,7 @@
     </w:p>
     <w:p>
       <w:pPr>
-        <w:pStyle w:val="af9"/>
+        <w:pStyle w:val="ListParagraph"/>
         <w:numPr>
           <w:ilvl w:val="0"/>
           <w:numId w:val="5"/>
@@ -11966,7 +12094,7 @@
     </w:p>
     <w:p>
       <w:pPr>
-        <w:pStyle w:val="af9"/>
+        <w:pStyle w:val="ListParagraph"/>
         <w:numPr>
           <w:ilvl w:val="0"/>
           <w:numId w:val="5"/>
@@ -11992,7 +12120,7 @@
     </w:p>
     <w:p>
       <w:pPr>
-        <w:pStyle w:val="af9"/>
+        <w:pStyle w:val="ListParagraph"/>
         <w:numPr>
           <w:ilvl w:val="0"/>
           <w:numId w:val="5"/>
@@ -12018,7 +12146,7 @@
     </w:p>
     <w:p>
       <w:pPr>
-        <w:pStyle w:val="af9"/>
+        <w:pStyle w:val="ListParagraph"/>
         <w:numPr>
           <w:ilvl w:val="0"/>
           <w:numId w:val="5"/>
@@ -12073,7 +12201,7 @@
     </w:p>
     <w:p>
       <w:pPr>
-        <w:pStyle w:val="af9"/>
+        <w:pStyle w:val="ListParagraph"/>
         <w:numPr>
           <w:ilvl w:val="0"/>
           <w:numId w:val="6"/>
@@ -12099,7 +12227,7 @@
     </w:p>
     <w:p>
       <w:pPr>
-        <w:pStyle w:val="af9"/>
+        <w:pStyle w:val="ListParagraph"/>
         <w:numPr>
           <w:ilvl w:val="0"/>
           <w:numId w:val="6"/>
@@ -12125,7 +12253,7 @@
     </w:p>
     <w:p>
       <w:pPr>
-        <w:pStyle w:val="af9"/>
+        <w:pStyle w:val="ListParagraph"/>
         <w:numPr>
           <w:ilvl w:val="0"/>
           <w:numId w:val="6"/>
@@ -12151,7 +12279,7 @@
     </w:p>
     <w:p>
       <w:pPr>
-        <w:pStyle w:val="af9"/>
+        <w:pStyle w:val="ListParagraph"/>
         <w:numPr>
           <w:ilvl w:val="0"/>
           <w:numId w:val="6"/>
@@ -12177,7 +12305,7 @@
     </w:p>
     <w:p>
       <w:pPr>
-        <w:pStyle w:val="af9"/>
+        <w:pStyle w:val="ListParagraph"/>
         <w:numPr>
           <w:ilvl w:val="0"/>
           <w:numId w:val="6"/>
@@ -12203,7 +12331,7 @@
     </w:p>
     <w:p>
       <w:pPr>
-        <w:pStyle w:val="af9"/>
+        <w:pStyle w:val="ListParagraph"/>
         <w:numPr>
           <w:ilvl w:val="0"/>
           <w:numId w:val="7"/>
@@ -12249,7 +12377,7 @@
     </w:p>
     <w:p>
       <w:pPr>
-        <w:pStyle w:val="af9"/>
+        <w:pStyle w:val="ListParagraph"/>
         <w:numPr>
           <w:ilvl w:val="0"/>
           <w:numId w:val="8"/>
@@ -12273,7 +12401,7 @@
     </w:p>
     <w:p>
       <w:pPr>
-        <w:pStyle w:val="af9"/>
+        <w:pStyle w:val="ListParagraph"/>
         <w:numPr>
           <w:ilvl w:val="0"/>
           <w:numId w:val="8"/>
@@ -12297,7 +12425,7 @@
     </w:p>
     <w:p>
       <w:pPr>
-        <w:pStyle w:val="af9"/>
+        <w:pStyle w:val="ListParagraph"/>
         <w:numPr>
           <w:ilvl w:val="0"/>
           <w:numId w:val="8"/>
@@ -12342,7 +12470,7 @@
     </w:p>
     <w:p>
       <w:pPr>
-        <w:pStyle w:val="af9"/>
+        <w:pStyle w:val="ListParagraph"/>
         <w:numPr>
           <w:ilvl w:val="0"/>
           <w:numId w:val="9"/>
@@ -12366,7 +12494,7 @@
     </w:p>
     <w:p>
       <w:pPr>
-        <w:pStyle w:val="af9"/>
+        <w:pStyle w:val="ListParagraph"/>
         <w:numPr>
           <w:ilvl w:val="0"/>
           <w:numId w:val="9"/>
@@ -12390,7 +12518,7 @@
     </w:p>
     <w:p>
       <w:pPr>
-        <w:pStyle w:val="af9"/>
+        <w:pStyle w:val="ListParagraph"/>
         <w:numPr>
           <w:ilvl w:val="0"/>
           <w:numId w:val="9"/>
@@ -12434,7 +12562,7 @@
     </w:p>
     <w:p>
       <w:pPr>
-        <w:pStyle w:val="af9"/>
+        <w:pStyle w:val="ListParagraph"/>
         <w:numPr>
           <w:ilvl w:val="0"/>
           <w:numId w:val="10"/>
@@ -12460,7 +12588,7 @@
     </w:p>
     <w:p>
       <w:pPr>
-        <w:pStyle w:val="af9"/>
+        <w:pStyle w:val="ListParagraph"/>
         <w:numPr>
           <w:ilvl w:val="0"/>
           <w:numId w:val="10"/>
@@ -12486,7 +12614,7 @@
     </w:p>
     <w:p>
       <w:pPr>
-        <w:pStyle w:val="af9"/>
+        <w:pStyle w:val="ListParagraph"/>
         <w:numPr>
           <w:ilvl w:val="0"/>
           <w:numId w:val="10"/>
@@ -12512,7 +12640,7 @@
     </w:p>
     <w:p>
       <w:pPr>
-        <w:pStyle w:val="af9"/>
+        <w:pStyle w:val="ListParagraph"/>
         <w:numPr>
           <w:ilvl w:val="0"/>
           <w:numId w:val="10"/>
@@ -12538,7 +12666,7 @@
     </w:p>
     <w:p>
       <w:pPr>
-        <w:pStyle w:val="af9"/>
+        <w:pStyle w:val="ListParagraph"/>
         <w:numPr>
           <w:ilvl w:val="0"/>
           <w:numId w:val="10"/>
@@ -12564,7 +12692,7 @@
     </w:p>
     <w:p>
       <w:pPr>
-        <w:pStyle w:val="af9"/>
+        <w:pStyle w:val="ListParagraph"/>
         <w:numPr>
           <w:ilvl w:val="0"/>
           <w:numId w:val="10"/>
@@ -12608,7 +12736,7 @@
     </w:p>
     <w:p>
       <w:pPr>
-        <w:pStyle w:val="3"/>
+        <w:pStyle w:val="Heading3"/>
         <w:spacing w:line="360" w:lineRule="auto"/>
         <w:rPr>
           <w:b/>
@@ -12679,7 +12807,7 @@
     </w:p>
     <w:p>
       <w:pPr>
-        <w:pStyle w:val="3"/>
+        <w:pStyle w:val="Heading3"/>
         <w:spacing w:line="360" w:lineRule="auto"/>
         <w:rPr>
           <w:b/>
@@ -12739,7 +12867,7 @@
     </w:p>
     <w:p>
       <w:pPr>
-        <w:pStyle w:val="3"/>
+        <w:pStyle w:val="Heading3"/>
         <w:spacing w:line="360" w:lineRule="auto"/>
         <w:rPr>
           <w:b/>
@@ -12798,7 +12926,7 @@
     </w:p>
     <w:p>
       <w:pPr>
-        <w:pStyle w:val="af9"/>
+        <w:pStyle w:val="ListParagraph"/>
         <w:numPr>
           <w:ilvl w:val="0"/>
           <w:numId w:val="11"/>
@@ -12822,7 +12950,7 @@
     </w:p>
     <w:p>
       <w:pPr>
-        <w:pStyle w:val="af9"/>
+        <w:pStyle w:val="ListParagraph"/>
         <w:numPr>
           <w:ilvl w:val="0"/>
           <w:numId w:val="11"/>
@@ -12846,7 +12974,7 @@
     </w:p>
     <w:p>
       <w:pPr>
-        <w:pStyle w:val="af9"/>
+        <w:pStyle w:val="ListParagraph"/>
         <w:numPr>
           <w:ilvl w:val="0"/>
           <w:numId w:val="11"/>
@@ -12870,7 +12998,7 @@
     </w:p>
     <w:p>
       <w:pPr>
-        <w:pStyle w:val="af9"/>
+        <w:pStyle w:val="ListParagraph"/>
         <w:numPr>
           <w:ilvl w:val="0"/>
           <w:numId w:val="11"/>
@@ -12894,7 +13022,7 @@
     </w:p>
     <w:p>
       <w:pPr>
-        <w:pStyle w:val="af9"/>
+        <w:pStyle w:val="ListParagraph"/>
         <w:numPr>
           <w:ilvl w:val="0"/>
           <w:numId w:val="11"/>
@@ -12918,7 +13046,7 @@
     </w:p>
     <w:p>
       <w:pPr>
-        <w:pStyle w:val="af9"/>
+        <w:pStyle w:val="ListParagraph"/>
         <w:numPr>
           <w:ilvl w:val="0"/>
           <w:numId w:val="11"/>
@@ -12963,7 +13091,7 @@
     </w:p>
     <w:p>
       <w:pPr>
-        <w:pStyle w:val="2"/>
+        <w:pStyle w:val="Heading2"/>
         <w:rPr>
           <w:b/>
           <w:bCs w:val="0"/>
@@ -12981,7 +13109,7 @@
     </w:p>
     <w:p>
       <w:pPr>
-        <w:pStyle w:val="3"/>
+        <w:pStyle w:val="Heading3"/>
         <w:spacing w:line="360" w:lineRule="auto"/>
         <w:rPr>
           <w:b/>
@@ -13103,6 +13231,7 @@
         </w:rPr>
         <w:t>.</w:t>
       </w:r>
+      <w:proofErr w:type="spellStart"/>
       <w:r>
         <w:rPr>
           <w:rFonts w:asciiTheme="majorHAnsi" w:hAnsiTheme="majorHAnsi" w:cstheme="majorHAnsi"/>
@@ -13112,6 +13241,7 @@
         </w:rPr>
         <w:t>sql</w:t>
       </w:r>
+      <w:proofErr w:type="spellEnd"/>
       <w:r>
         <w:rPr>
           <w:rFonts w:asciiTheme="majorHAnsi" w:hAnsiTheme="majorHAnsi" w:cstheme="majorHAnsi"/>
@@ -13453,7 +13583,7 @@
     </w:p>
     <w:p>
       <w:pPr>
-        <w:pStyle w:val="3"/>
+        <w:pStyle w:val="Heading3"/>
         <w:spacing w:line="360" w:lineRule="auto"/>
         <w:rPr>
           <w:b/>
@@ -13492,7 +13622,7 @@
     </w:p>
     <w:p>
       <w:pPr>
-        <w:pStyle w:val="af9"/>
+        <w:pStyle w:val="ListParagraph"/>
         <w:numPr>
           <w:ilvl w:val="0"/>
           <w:numId w:val="12"/>
@@ -13516,7 +13646,7 @@
     </w:p>
     <w:p>
       <w:pPr>
-        <w:pStyle w:val="af9"/>
+        <w:pStyle w:val="ListParagraph"/>
         <w:numPr>
           <w:ilvl w:val="0"/>
           <w:numId w:val="12"/>
@@ -13540,7 +13670,7 @@
     </w:p>
     <w:p>
       <w:pPr>
-        <w:pStyle w:val="af9"/>
+        <w:pStyle w:val="ListParagraph"/>
         <w:numPr>
           <w:ilvl w:val="0"/>
           <w:numId w:val="12"/>
@@ -13564,7 +13694,7 @@
     </w:p>
     <w:p>
       <w:pPr>
-        <w:pStyle w:val="af9"/>
+        <w:pStyle w:val="ListParagraph"/>
         <w:numPr>
           <w:ilvl w:val="0"/>
           <w:numId w:val="12"/>
@@ -13588,7 +13718,7 @@
     </w:p>
     <w:p>
       <w:pPr>
-        <w:pStyle w:val="af9"/>
+        <w:pStyle w:val="ListParagraph"/>
         <w:numPr>
           <w:ilvl w:val="0"/>
           <w:numId w:val="12"/>
@@ -13752,7 +13882,7 @@
     </w:p>
     <w:p>
       <w:pPr>
-        <w:pStyle w:val="2"/>
+        <w:pStyle w:val="Heading2"/>
         <w:rPr>
           <w:b/>
           <w:bCs w:val="0"/>
@@ -13771,7 +13901,7 @@
     </w:p>
     <w:p>
       <w:pPr>
-        <w:pStyle w:val="3"/>
+        <w:pStyle w:val="Heading3"/>
         <w:spacing w:line="360" w:lineRule="auto"/>
         <w:rPr>
           <w:b/>
@@ -13888,7 +14018,7 @@
     </w:p>
     <w:p>
       <w:pPr>
-        <w:pStyle w:val="3"/>
+        <w:pStyle w:val="Heading3"/>
         <w:spacing w:line="360" w:lineRule="auto"/>
         <w:rPr>
           <w:b/>
@@ -13976,6 +14106,7 @@
         </w:rPr>
         <w:t xml:space="preserve"> </w:t>
       </w:r>
+      <w:proofErr w:type="spellStart"/>
       <w:r>
         <w:rPr>
           <w:rFonts w:asciiTheme="majorHAnsi" w:hAnsiTheme="majorHAnsi" w:cstheme="majorHAnsi"/>
@@ -13985,6 +14116,7 @@
         </w:rPr>
         <w:t>hashedPassword</w:t>
       </w:r>
+      <w:proofErr w:type="spellEnd"/>
       <w:r>
         <w:rPr>
           <w:rFonts w:asciiTheme="majorHAnsi" w:hAnsiTheme="majorHAnsi" w:cstheme="majorHAnsi"/>
@@ -14012,6 +14144,8 @@
         </w:rPr>
         <w:t xml:space="preserve"> </w:t>
       </w:r>
+      <w:proofErr w:type="spellStart"/>
+      <w:proofErr w:type="gramStart"/>
       <w:r>
         <w:rPr>
           <w:rFonts w:asciiTheme="majorHAnsi" w:hAnsiTheme="majorHAnsi" w:cstheme="majorHAnsi"/>
@@ -14039,6 +14173,8 @@
         </w:rPr>
         <w:t>hash</w:t>
       </w:r>
+      <w:proofErr w:type="spellEnd"/>
+      <w:proofErr w:type="gramEnd"/>
       <w:r>
         <w:rPr>
           <w:rFonts w:asciiTheme="majorHAnsi" w:hAnsiTheme="majorHAnsi" w:cstheme="majorHAnsi"/>
@@ -14109,7 +14245,7 @@
     </w:p>
     <w:p>
       <w:pPr>
-        <w:pStyle w:val="3"/>
+        <w:pStyle w:val="Heading3"/>
         <w:spacing w:line="360" w:lineRule="auto"/>
         <w:rPr>
           <w:b/>
@@ -14202,6 +14338,7 @@
         </w:rPr>
         <w:t xml:space="preserve"> </w:t>
       </w:r>
+      <w:proofErr w:type="spellStart"/>
       <w:r>
         <w:rPr>
           <w:rFonts w:asciiTheme="majorHAnsi" w:hAnsiTheme="majorHAnsi" w:cstheme="majorHAnsi"/>
@@ -14211,6 +14348,7 @@
         </w:rPr>
         <w:t>isMatch</w:t>
       </w:r>
+      <w:proofErr w:type="spellEnd"/>
       <w:r>
         <w:rPr>
           <w:rFonts w:asciiTheme="majorHAnsi" w:hAnsiTheme="majorHAnsi" w:cstheme="majorHAnsi"/>
@@ -14236,6 +14374,8 @@
         </w:rPr>
         <w:t xml:space="preserve"> </w:t>
       </w:r>
+      <w:proofErr w:type="spellStart"/>
+      <w:proofErr w:type="gramStart"/>
       <w:r>
         <w:rPr>
           <w:rFonts w:asciiTheme="majorHAnsi" w:hAnsiTheme="majorHAnsi" w:cstheme="majorHAnsi"/>
@@ -14245,6 +14385,7 @@
         </w:rPr>
         <w:t>bcrypt</w:t>
       </w:r>
+      <w:proofErr w:type="spellEnd"/>
       <w:r>
         <w:rPr>
           <w:rFonts w:asciiTheme="majorHAnsi" w:hAnsiTheme="majorHAnsi" w:cstheme="majorHAnsi"/>
@@ -14262,6 +14403,7 @@
         </w:rPr>
         <w:t>compare</w:t>
       </w:r>
+      <w:proofErr w:type="gramEnd"/>
       <w:r>
         <w:rPr>
           <w:rFonts w:asciiTheme="majorHAnsi" w:hAnsiTheme="majorHAnsi" w:cstheme="majorHAnsi"/>
@@ -14448,7 +14590,7 @@
       </w:r>
       <w:r>
         <w:rPr>
-          <w:rStyle w:val="HTML"/>
+          <w:rStyle w:val="HTMLCode"/>
           <w:rFonts w:asciiTheme="majorHAnsi" w:eastAsia="Arial" w:hAnsiTheme="majorHAnsi" w:cstheme="majorHAnsi"/>
           <w:sz w:val="28"/>
           <w:szCs w:val="28"/>
@@ -14465,7 +14607,7 @@
       </w:r>
       <w:r>
         <w:rPr>
-          <w:rStyle w:val="HTML"/>
+          <w:rStyle w:val="HTMLCode"/>
           <w:rFonts w:asciiTheme="majorHAnsi" w:eastAsia="Arial" w:hAnsiTheme="majorHAnsi" w:cstheme="majorHAnsi"/>
           <w:sz w:val="28"/>
           <w:szCs w:val="28"/>
@@ -14482,7 +14624,7 @@
       </w:r>
       <w:r>
         <w:rPr>
-          <w:rStyle w:val="HTML"/>
+          <w:rStyle w:val="HTMLCode"/>
           <w:rFonts w:asciiTheme="majorHAnsi" w:eastAsia="Arial" w:hAnsiTheme="majorHAnsi" w:cstheme="majorHAnsi"/>
           <w:sz w:val="28"/>
           <w:szCs w:val="28"/>
@@ -14499,7 +14641,7 @@
       </w:r>
       <w:r>
         <w:rPr>
-          <w:rStyle w:val="HTML"/>
+          <w:rStyle w:val="HTMLCode"/>
           <w:rFonts w:asciiTheme="majorHAnsi" w:eastAsia="Arial" w:hAnsiTheme="majorHAnsi" w:cstheme="majorHAnsi"/>
           <w:sz w:val="28"/>
           <w:szCs w:val="28"/>
@@ -14516,7 +14658,7 @@
       </w:r>
       <w:r>
         <w:rPr>
-          <w:rStyle w:val="HTML"/>
+          <w:rStyle w:val="HTMLCode"/>
           <w:rFonts w:asciiTheme="majorHAnsi" w:eastAsia="Arial" w:hAnsiTheme="majorHAnsi" w:cstheme="majorHAnsi"/>
           <w:sz w:val="28"/>
           <w:szCs w:val="28"/>
@@ -14533,7 +14675,7 @@
       </w:r>
       <w:r>
         <w:rPr>
-          <w:rStyle w:val="HTML"/>
+          <w:rStyle w:val="HTMLCode"/>
           <w:rFonts w:asciiTheme="majorHAnsi" w:eastAsia="Arial" w:hAnsiTheme="majorHAnsi" w:cstheme="majorHAnsi"/>
           <w:sz w:val="28"/>
           <w:szCs w:val="28"/>
@@ -14551,7 +14693,7 @@
     </w:p>
     <w:p>
       <w:pPr>
-        <w:pStyle w:val="3"/>
+        <w:pStyle w:val="Heading3"/>
         <w:spacing w:line="360" w:lineRule="auto"/>
         <w:rPr>
           <w:b/>
@@ -14630,7 +14772,7 @@
     </w:p>
     <w:p>
       <w:pPr>
-        <w:pStyle w:val="af9"/>
+        <w:pStyle w:val="ListParagraph"/>
         <w:numPr>
           <w:ilvl w:val="0"/>
           <w:numId w:val="13"/>
@@ -14654,7 +14796,7 @@
     </w:p>
     <w:p>
       <w:pPr>
-        <w:pStyle w:val="af9"/>
+        <w:pStyle w:val="ListParagraph"/>
         <w:numPr>
           <w:ilvl w:val="0"/>
           <w:numId w:val="13"/>
@@ -14678,7 +14820,7 @@
     </w:p>
     <w:p>
       <w:pPr>
-        <w:pStyle w:val="af9"/>
+        <w:pStyle w:val="ListParagraph"/>
         <w:numPr>
           <w:ilvl w:val="0"/>
           <w:numId w:val="13"/>
@@ -14718,7 +14860,7 @@
     </w:p>
     <w:p>
       <w:pPr>
-        <w:pStyle w:val="af9"/>
+        <w:pStyle w:val="ListParagraph"/>
         <w:numPr>
           <w:ilvl w:val="0"/>
           <w:numId w:val="13"/>
@@ -14782,7 +14924,7 @@
     </w:p>
     <w:p>
       <w:pPr>
-        <w:pStyle w:val="3"/>
+        <w:pStyle w:val="Heading3"/>
         <w:spacing w:line="360" w:lineRule="auto"/>
         <w:rPr>
           <w:b/>
@@ -14802,7 +14944,7 @@
     </w:p>
     <w:p>
       <w:pPr>
-        <w:pStyle w:val="af9"/>
+        <w:pStyle w:val="ListParagraph"/>
         <w:numPr>
           <w:ilvl w:val="0"/>
           <w:numId w:val="14"/>
@@ -14826,7 +14968,7 @@
     </w:p>
     <w:p>
       <w:pPr>
-        <w:pStyle w:val="af9"/>
+        <w:pStyle w:val="ListParagraph"/>
         <w:numPr>
           <w:ilvl w:val="0"/>
           <w:numId w:val="14"/>
@@ -14850,7 +14992,7 @@
     </w:p>
     <w:p>
       <w:pPr>
-        <w:pStyle w:val="af9"/>
+        <w:pStyle w:val="ListParagraph"/>
         <w:numPr>
           <w:ilvl w:val="0"/>
           <w:numId w:val="14"/>
@@ -14874,7 +15016,7 @@
     </w:p>
     <w:p>
       <w:pPr>
-        <w:pStyle w:val="af9"/>
+        <w:pStyle w:val="ListParagraph"/>
         <w:numPr>
           <w:ilvl w:val="0"/>
           <w:numId w:val="14"/>
@@ -14898,7 +15040,7 @@
     </w:p>
     <w:p>
       <w:pPr>
-        <w:pStyle w:val="af9"/>
+        <w:pStyle w:val="ListParagraph"/>
         <w:numPr>
           <w:ilvl w:val="0"/>
           <w:numId w:val="14"/>
@@ -14922,7 +15064,7 @@
     </w:p>
     <w:p>
       <w:pPr>
-        <w:pStyle w:val="af9"/>
+        <w:pStyle w:val="ListParagraph"/>
         <w:numPr>
           <w:ilvl w:val="0"/>
           <w:numId w:val="14"/>
@@ -14946,7 +15088,7 @@
     </w:p>
     <w:p>
       <w:pPr>
-        <w:pStyle w:val="af9"/>
+        <w:pStyle w:val="ListParagraph"/>
         <w:numPr>
           <w:ilvl w:val="0"/>
           <w:numId w:val="14"/>
@@ -15010,7 +15152,7 @@
     </w:p>
     <w:p>
       <w:pPr>
-        <w:pStyle w:val="2"/>
+        <w:pStyle w:val="Heading2"/>
         <w:rPr>
           <w:b/>
           <w:bCs w:val="0"/>
@@ -15028,7 +15170,7 @@
     </w:p>
     <w:p>
       <w:pPr>
-        <w:pStyle w:val="3"/>
+        <w:pStyle w:val="Heading3"/>
         <w:spacing w:line="360" w:lineRule="auto"/>
         <w:rPr>
           <w:b/>
@@ -15117,7 +15259,7 @@
     </w:p>
     <w:p>
       <w:pPr>
-        <w:pStyle w:val="3"/>
+        <w:pStyle w:val="Heading3"/>
         <w:spacing w:line="360" w:lineRule="auto"/>
         <w:rPr>
           <w:b/>
@@ -15157,7 +15299,7 @@
     </w:p>
     <w:p>
       <w:pPr>
-        <w:pStyle w:val="af9"/>
+        <w:pStyle w:val="ListParagraph"/>
         <w:numPr>
           <w:ilvl w:val="0"/>
           <w:numId w:val="15"/>
@@ -15181,7 +15323,7 @@
     </w:p>
     <w:p>
       <w:pPr>
-        <w:pStyle w:val="af9"/>
+        <w:pStyle w:val="ListParagraph"/>
         <w:numPr>
           <w:ilvl w:val="0"/>
           <w:numId w:val="15"/>
@@ -15205,7 +15347,7 @@
     </w:p>
     <w:p>
       <w:pPr>
-        <w:pStyle w:val="af9"/>
+        <w:pStyle w:val="ListParagraph"/>
         <w:numPr>
           <w:ilvl w:val="0"/>
           <w:numId w:val="15"/>
@@ -15229,7 +15371,7 @@
     </w:p>
     <w:p>
       <w:pPr>
-        <w:pStyle w:val="af9"/>
+        <w:pStyle w:val="ListParagraph"/>
         <w:numPr>
           <w:ilvl w:val="0"/>
           <w:numId w:val="15"/>
@@ -15253,7 +15395,7 @@
     </w:p>
     <w:p>
       <w:pPr>
-        <w:pStyle w:val="af9"/>
+        <w:pStyle w:val="ListParagraph"/>
         <w:numPr>
           <w:ilvl w:val="0"/>
           <w:numId w:val="15"/>
@@ -15277,7 +15419,7 @@
     </w:p>
     <w:p>
       <w:pPr>
-        <w:pStyle w:val="af9"/>
+        <w:pStyle w:val="ListParagraph"/>
         <w:numPr>
           <w:ilvl w:val="0"/>
           <w:numId w:val="15"/>
@@ -15369,7 +15511,7 @@
     </w:p>
     <w:p>
       <w:pPr>
-        <w:pStyle w:val="3"/>
+        <w:pStyle w:val="Heading3"/>
         <w:spacing w:line="360" w:lineRule="auto"/>
         <w:rPr>
           <w:b/>
@@ -15408,7 +15550,7 @@
     </w:p>
     <w:p>
       <w:pPr>
-        <w:pStyle w:val="af9"/>
+        <w:pStyle w:val="ListParagraph"/>
         <w:numPr>
           <w:ilvl w:val="0"/>
           <w:numId w:val="16"/>
@@ -15432,7 +15574,7 @@
     </w:p>
     <w:p>
       <w:pPr>
-        <w:pStyle w:val="af9"/>
+        <w:pStyle w:val="ListParagraph"/>
         <w:numPr>
           <w:ilvl w:val="0"/>
           <w:numId w:val="16"/>
@@ -15456,7 +15598,7 @@
     </w:p>
     <w:p>
       <w:pPr>
-        <w:pStyle w:val="af9"/>
+        <w:pStyle w:val="ListParagraph"/>
         <w:numPr>
           <w:ilvl w:val="0"/>
           <w:numId w:val="16"/>
@@ -15480,7 +15622,7 @@
     </w:p>
     <w:p>
       <w:pPr>
-        <w:pStyle w:val="af9"/>
+        <w:pStyle w:val="ListParagraph"/>
         <w:numPr>
           <w:ilvl w:val="0"/>
           <w:numId w:val="16"/>
@@ -15553,7 +15695,7 @@
     </w:p>
     <w:p>
       <w:pPr>
-        <w:pStyle w:val="3"/>
+        <w:pStyle w:val="Heading3"/>
         <w:spacing w:line="360" w:lineRule="auto"/>
         <w:rPr>
           <w:b/>
@@ -15592,7 +15734,7 @@
     </w:p>
     <w:p>
       <w:pPr>
-        <w:pStyle w:val="af9"/>
+        <w:pStyle w:val="ListParagraph"/>
         <w:numPr>
           <w:ilvl w:val="0"/>
           <w:numId w:val="17"/>
@@ -15616,7 +15758,7 @@
     </w:p>
     <w:p>
       <w:pPr>
-        <w:pStyle w:val="af9"/>
+        <w:pStyle w:val="ListParagraph"/>
         <w:numPr>
           <w:ilvl w:val="0"/>
           <w:numId w:val="17"/>
@@ -15640,7 +15782,7 @@
     </w:p>
     <w:p>
       <w:pPr>
-        <w:pStyle w:val="af9"/>
+        <w:pStyle w:val="ListParagraph"/>
         <w:numPr>
           <w:ilvl w:val="0"/>
           <w:numId w:val="17"/>
@@ -15664,7 +15806,7 @@
     </w:p>
     <w:p>
       <w:pPr>
-        <w:pStyle w:val="af9"/>
+        <w:pStyle w:val="ListParagraph"/>
         <w:numPr>
           <w:ilvl w:val="0"/>
           <w:numId w:val="17"/>
@@ -15728,7 +15870,7 @@
     </w:p>
     <w:p>
       <w:pPr>
-        <w:pStyle w:val="3"/>
+        <w:pStyle w:val="Heading3"/>
         <w:spacing w:line="360" w:lineRule="auto"/>
         <w:rPr>
           <w:b/>
@@ -15787,7 +15929,7 @@
     </w:p>
     <w:p>
       <w:pPr>
-        <w:pStyle w:val="af9"/>
+        <w:pStyle w:val="ListParagraph"/>
         <w:numPr>
           <w:ilvl w:val="0"/>
           <w:numId w:val="18"/>
@@ -15811,7 +15953,7 @@
     </w:p>
     <w:p>
       <w:pPr>
-        <w:pStyle w:val="af9"/>
+        <w:pStyle w:val="ListParagraph"/>
         <w:numPr>
           <w:ilvl w:val="0"/>
           <w:numId w:val="18"/>
@@ -15835,7 +15977,7 @@
     </w:p>
     <w:p>
       <w:pPr>
-        <w:pStyle w:val="af9"/>
+        <w:pStyle w:val="ListParagraph"/>
         <w:numPr>
           <w:ilvl w:val="0"/>
           <w:numId w:val="18"/>
@@ -15859,7 +16001,7 @@
     </w:p>
     <w:p>
       <w:pPr>
-        <w:pStyle w:val="af9"/>
+        <w:pStyle w:val="ListParagraph"/>
         <w:numPr>
           <w:ilvl w:val="0"/>
           <w:numId w:val="18"/>
@@ -15883,7 +16025,7 @@
     </w:p>
     <w:p>
       <w:pPr>
-        <w:pStyle w:val="af9"/>
+        <w:pStyle w:val="ListParagraph"/>
         <w:numPr>
           <w:ilvl w:val="0"/>
           <w:numId w:val="19"/>
@@ -15908,7 +16050,7 @@
     </w:p>
     <w:p>
       <w:pPr>
-        <w:pStyle w:val="af9"/>
+        <w:pStyle w:val="ListParagraph"/>
         <w:numPr>
           <w:ilvl w:val="0"/>
           <w:numId w:val="19"/>
@@ -15932,7 +16074,7 @@
     </w:p>
     <w:p>
       <w:pPr>
-        <w:pStyle w:val="af9"/>
+        <w:pStyle w:val="ListParagraph"/>
         <w:numPr>
           <w:ilvl w:val="0"/>
           <w:numId w:val="19"/>
@@ -15956,7 +16098,7 @@
     </w:p>
     <w:p>
       <w:pPr>
-        <w:pStyle w:val="af9"/>
+        <w:pStyle w:val="ListParagraph"/>
         <w:numPr>
           <w:ilvl w:val="0"/>
           <w:numId w:val="19"/>
@@ -16000,7 +16142,7 @@
     </w:p>
     <w:p>
       <w:pPr>
-        <w:pStyle w:val="2"/>
+        <w:pStyle w:val="Heading2"/>
         <w:rPr>
           <w:b/>
           <w:bCs w:val="0"/>
@@ -16018,7 +16160,7 @@
     </w:p>
     <w:p>
       <w:pPr>
-        <w:pStyle w:val="3"/>
+        <w:pStyle w:val="Heading3"/>
         <w:spacing w:line="360" w:lineRule="auto"/>
         <w:rPr>
           <w:b/>
@@ -16147,7 +16289,7 @@
     </w:p>
     <w:p>
       <w:pPr>
-        <w:pStyle w:val="3"/>
+        <w:pStyle w:val="Heading3"/>
         <w:spacing w:line="360" w:lineRule="auto"/>
         <w:rPr>
           <w:b/>
@@ -16186,7 +16328,7 @@
     </w:p>
     <w:p>
       <w:pPr>
-        <w:pStyle w:val="af9"/>
+        <w:pStyle w:val="ListParagraph"/>
         <w:numPr>
           <w:ilvl w:val="0"/>
           <w:numId w:val="20"/>
@@ -16210,7 +16352,7 @@
     </w:p>
     <w:p>
       <w:pPr>
-        <w:pStyle w:val="af9"/>
+        <w:pStyle w:val="ListParagraph"/>
         <w:numPr>
           <w:ilvl w:val="0"/>
           <w:numId w:val="20"/>
@@ -16234,7 +16376,7 @@
     </w:p>
     <w:p>
       <w:pPr>
-        <w:pStyle w:val="af9"/>
+        <w:pStyle w:val="ListParagraph"/>
         <w:numPr>
           <w:ilvl w:val="0"/>
           <w:numId w:val="20"/>
@@ -16258,7 +16400,7 @@
     </w:p>
     <w:p>
       <w:pPr>
-        <w:pStyle w:val="af9"/>
+        <w:pStyle w:val="ListParagraph"/>
         <w:numPr>
           <w:ilvl w:val="0"/>
           <w:numId w:val="20"/>
@@ -16476,7 +16618,7 @@
     </w:p>
     <w:p>
       <w:pPr>
-        <w:pStyle w:val="3"/>
+        <w:pStyle w:val="Heading3"/>
         <w:spacing w:line="360" w:lineRule="auto"/>
         <w:rPr>
           <w:b/>
@@ -16515,7 +16657,7 @@
     </w:p>
     <w:p>
       <w:pPr>
-        <w:pStyle w:val="af9"/>
+        <w:pStyle w:val="ListParagraph"/>
         <w:numPr>
           <w:ilvl w:val="0"/>
           <w:numId w:val="21"/>
@@ -16539,7 +16681,7 @@
     </w:p>
     <w:p>
       <w:pPr>
-        <w:pStyle w:val="af9"/>
+        <w:pStyle w:val="ListParagraph"/>
         <w:numPr>
           <w:ilvl w:val="0"/>
           <w:numId w:val="21"/>
@@ -16563,7 +16705,7 @@
     </w:p>
     <w:p>
       <w:pPr>
-        <w:pStyle w:val="af9"/>
+        <w:pStyle w:val="ListParagraph"/>
         <w:numPr>
           <w:ilvl w:val="0"/>
           <w:numId w:val="21"/>
@@ -16587,7 +16729,7 @@
     </w:p>
     <w:p>
       <w:pPr>
-        <w:pStyle w:val="af9"/>
+        <w:pStyle w:val="ListParagraph"/>
         <w:numPr>
           <w:ilvl w:val="0"/>
           <w:numId w:val="21"/>
@@ -16611,7 +16753,7 @@
     </w:p>
     <w:p>
       <w:pPr>
-        <w:pStyle w:val="af9"/>
+        <w:pStyle w:val="ListParagraph"/>
         <w:numPr>
           <w:ilvl w:val="0"/>
           <w:numId w:val="21"/>
@@ -16636,7 +16778,7 @@
     </w:p>
     <w:p>
       <w:pPr>
-        <w:pStyle w:val="af9"/>
+        <w:pStyle w:val="ListParagraph"/>
         <w:numPr>
           <w:ilvl w:val="0"/>
           <w:numId w:val="21"/>
@@ -16660,7 +16802,7 @@
     </w:p>
     <w:p>
       <w:pPr>
-        <w:pStyle w:val="af9"/>
+        <w:pStyle w:val="ListParagraph"/>
         <w:numPr>
           <w:ilvl w:val="0"/>
           <w:numId w:val="21"/>
@@ -16704,7 +16846,7 @@
     </w:p>
     <w:p>
       <w:pPr>
-        <w:pStyle w:val="2"/>
+        <w:pStyle w:val="Heading2"/>
         <w:rPr>
           <w:b/>
           <w:bCs w:val="0"/>
@@ -16722,7 +16864,7 @@
     </w:p>
     <w:p>
       <w:pPr>
-        <w:pStyle w:val="2"/>
+        <w:pStyle w:val="Heading2"/>
         <w:rPr>
           <w:b/>
           <w:bCs w:val="0"/>
@@ -16776,7 +16918,7 @@
     </w:p>
     <w:p>
       <w:pPr>
-        <w:pStyle w:val="3"/>
+        <w:pStyle w:val="Heading3"/>
         <w:spacing w:line="360" w:lineRule="auto"/>
         <w:rPr>
           <w:b/>
@@ -16835,7 +16977,7 @@
     </w:p>
     <w:p>
       <w:pPr>
-        <w:pStyle w:val="3"/>
+        <w:pStyle w:val="Heading3"/>
         <w:spacing w:before="0" w:line="360" w:lineRule="auto"/>
         <w:rPr>
           <w:b/>
@@ -16874,7 +17016,7 @@
     </w:p>
     <w:p>
       <w:pPr>
-        <w:pStyle w:val="af9"/>
+        <w:pStyle w:val="ListParagraph"/>
         <w:numPr>
           <w:ilvl w:val="0"/>
           <w:numId w:val="22"/>
@@ -16900,7 +17042,7 @@
     </w:p>
     <w:p>
       <w:pPr>
-        <w:pStyle w:val="af9"/>
+        <w:pStyle w:val="ListParagraph"/>
         <w:numPr>
           <w:ilvl w:val="0"/>
           <w:numId w:val="22"/>
@@ -16914,6 +17056,7 @@
           <w:lang w:val="en-US"/>
         </w:rPr>
       </w:pPr>
+      <w:proofErr w:type="spellStart"/>
       <w:r>
         <w:rPr>
           <w:rFonts w:asciiTheme="majorHAnsi" w:hAnsiTheme="majorHAnsi" w:cstheme="majorHAnsi"/>
@@ -16923,10 +17066,11 @@
         </w:rPr>
         <w:t>order_items</w:t>
       </w:r>
-    </w:p>
-    <w:p>
-      <w:pPr>
-        <w:pStyle w:val="af9"/>
+      <w:proofErr w:type="spellEnd"/>
+    </w:p>
+    <w:p>
+      <w:pPr>
+        <w:pStyle w:val="ListParagraph"/>
         <w:numPr>
           <w:ilvl w:val="0"/>
           <w:numId w:val="22"/>
@@ -16940,6 +17084,7 @@
           <w:lang w:val="en-US"/>
         </w:rPr>
       </w:pPr>
+      <w:proofErr w:type="spellStart"/>
       <w:r>
         <w:rPr>
           <w:rFonts w:asciiTheme="majorHAnsi" w:hAnsiTheme="majorHAnsi" w:cstheme="majorHAnsi"/>
@@ -16949,10 +17094,11 @@
         </w:rPr>
         <w:t>product_sizes</w:t>
       </w:r>
-    </w:p>
-    <w:p>
-      <w:pPr>
-        <w:pStyle w:val="af9"/>
+      <w:proofErr w:type="spellEnd"/>
+    </w:p>
+    <w:p>
+      <w:pPr>
+        <w:pStyle w:val="ListParagraph"/>
         <w:numPr>
           <w:ilvl w:val="0"/>
           <w:numId w:val="22"/>
@@ -17017,7 +17163,7 @@
     </w:p>
     <w:p>
       <w:pPr>
-        <w:pStyle w:val="af9"/>
+        <w:pStyle w:val="ListParagraph"/>
         <w:numPr>
           <w:ilvl w:val="0"/>
           <w:numId w:val="23"/>
@@ -17041,7 +17187,7 @@
     </w:p>
     <w:p>
       <w:pPr>
-        <w:pStyle w:val="af9"/>
+        <w:pStyle w:val="ListParagraph"/>
         <w:numPr>
           <w:ilvl w:val="0"/>
           <w:numId w:val="23"/>
@@ -17065,7 +17211,7 @@
     </w:p>
     <w:p>
       <w:pPr>
-        <w:pStyle w:val="af9"/>
+        <w:pStyle w:val="ListParagraph"/>
         <w:numPr>
           <w:ilvl w:val="0"/>
           <w:numId w:val="23"/>
@@ -17109,7 +17255,7 @@
     </w:p>
     <w:p>
       <w:pPr>
-        <w:pStyle w:val="3"/>
+        <w:pStyle w:val="Heading3"/>
         <w:spacing w:before="0" w:line="360" w:lineRule="auto"/>
         <w:rPr>
           <w:b/>
@@ -17148,7 +17294,7 @@
     </w:p>
     <w:p>
       <w:pPr>
-        <w:pStyle w:val="af9"/>
+        <w:pStyle w:val="ListParagraph"/>
         <w:numPr>
           <w:ilvl w:val="0"/>
           <w:numId w:val="24"/>
@@ -17172,7 +17318,7 @@
     </w:p>
     <w:p>
       <w:pPr>
-        <w:pStyle w:val="af9"/>
+        <w:pStyle w:val="ListParagraph"/>
         <w:numPr>
           <w:ilvl w:val="0"/>
           <w:numId w:val="24"/>
@@ -17196,7 +17342,7 @@
     </w:p>
     <w:p>
       <w:pPr>
-        <w:pStyle w:val="af9"/>
+        <w:pStyle w:val="ListParagraph"/>
         <w:numPr>
           <w:ilvl w:val="0"/>
           <w:numId w:val="24"/>
@@ -17220,7 +17366,7 @@
     </w:p>
     <w:p>
       <w:pPr>
-        <w:pStyle w:val="af9"/>
+        <w:pStyle w:val="ListParagraph"/>
         <w:numPr>
           <w:ilvl w:val="0"/>
           <w:numId w:val="24"/>
@@ -17244,7 +17390,7 @@
     </w:p>
     <w:p>
       <w:pPr>
-        <w:pStyle w:val="af9"/>
+        <w:pStyle w:val="ListParagraph"/>
         <w:numPr>
           <w:ilvl w:val="0"/>
           <w:numId w:val="24"/>
@@ -17268,7 +17414,7 @@
     </w:p>
     <w:p>
       <w:pPr>
-        <w:pStyle w:val="af9"/>
+        <w:pStyle w:val="ListParagraph"/>
         <w:numPr>
           <w:ilvl w:val="0"/>
           <w:numId w:val="24"/>
@@ -17293,7 +17439,7 @@
     </w:p>
     <w:p>
       <w:pPr>
-        <w:pStyle w:val="af9"/>
+        <w:pStyle w:val="ListParagraph"/>
         <w:numPr>
           <w:ilvl w:val="0"/>
           <w:numId w:val="24"/>
@@ -17337,7 +17483,7 @@
     </w:p>
     <w:p>
       <w:pPr>
-        <w:pStyle w:val="3"/>
+        <w:pStyle w:val="Heading3"/>
         <w:spacing w:line="360" w:lineRule="auto"/>
         <w:rPr>
           <w:b/>
@@ -17396,7 +17542,7 @@
     </w:p>
     <w:p>
       <w:pPr>
-        <w:pStyle w:val="af9"/>
+        <w:pStyle w:val="ListParagraph"/>
         <w:numPr>
           <w:ilvl w:val="0"/>
           <w:numId w:val="25"/>
@@ -17421,7 +17567,7 @@
     </w:p>
     <w:p>
       <w:pPr>
-        <w:pStyle w:val="af9"/>
+        <w:pStyle w:val="ListParagraph"/>
         <w:numPr>
           <w:ilvl w:val="0"/>
           <w:numId w:val="25"/>
@@ -17445,7 +17591,7 @@
     </w:p>
     <w:p>
       <w:pPr>
-        <w:pStyle w:val="af9"/>
+        <w:pStyle w:val="ListParagraph"/>
         <w:numPr>
           <w:ilvl w:val="0"/>
           <w:numId w:val="25"/>
@@ -17469,7 +17615,7 @@
     </w:p>
     <w:p>
       <w:pPr>
-        <w:pStyle w:val="af9"/>
+        <w:pStyle w:val="ListParagraph"/>
         <w:numPr>
           <w:ilvl w:val="0"/>
           <w:numId w:val="25"/>
@@ -17493,7 +17639,7 @@
     </w:p>
     <w:p>
       <w:pPr>
-        <w:pStyle w:val="af9"/>
+        <w:pStyle w:val="ListParagraph"/>
         <w:numPr>
           <w:ilvl w:val="0"/>
           <w:numId w:val="25"/>
@@ -17517,7 +17663,7 @@
     </w:p>
     <w:p>
       <w:pPr>
-        <w:pStyle w:val="af9"/>
+        <w:pStyle w:val="ListParagraph"/>
         <w:numPr>
           <w:ilvl w:val="0"/>
           <w:numId w:val="25"/>
@@ -17561,7 +17707,7 @@
     </w:p>
     <w:p>
       <w:pPr>
-        <w:pStyle w:val="2"/>
+        <w:pStyle w:val="Heading2"/>
         <w:rPr>
           <w:b/>
           <w:bCs w:val="0"/>
@@ -17579,7 +17725,7 @@
     </w:p>
     <w:p>
       <w:pPr>
-        <w:pStyle w:val="3"/>
+        <w:pStyle w:val="Heading3"/>
         <w:spacing w:line="360" w:lineRule="auto"/>
         <w:rPr>
           <w:b/>
@@ -17636,7 +17782,7 @@
     </w:p>
     <w:p>
       <w:pPr>
-        <w:pStyle w:val="3"/>
+        <w:pStyle w:val="Heading3"/>
         <w:spacing w:line="360" w:lineRule="auto"/>
         <w:rPr>
           <w:b/>
@@ -17675,7 +17821,7 @@
     </w:p>
     <w:p>
       <w:pPr>
-        <w:pStyle w:val="af9"/>
+        <w:pStyle w:val="ListParagraph"/>
         <w:numPr>
           <w:ilvl w:val="0"/>
           <w:numId w:val="26"/>
@@ -17699,7 +17845,7 @@
     </w:p>
     <w:p>
       <w:pPr>
-        <w:pStyle w:val="af9"/>
+        <w:pStyle w:val="ListParagraph"/>
         <w:numPr>
           <w:ilvl w:val="0"/>
           <w:numId w:val="26"/>
@@ -17723,7 +17869,7 @@
     </w:p>
     <w:p>
       <w:pPr>
-        <w:pStyle w:val="af9"/>
+        <w:pStyle w:val="ListParagraph"/>
         <w:numPr>
           <w:ilvl w:val="0"/>
           <w:numId w:val="26"/>
@@ -17747,7 +17893,7 @@
     </w:p>
     <w:p>
       <w:pPr>
-        <w:pStyle w:val="af9"/>
+        <w:pStyle w:val="ListParagraph"/>
         <w:numPr>
           <w:ilvl w:val="0"/>
           <w:numId w:val="26"/>
@@ -17815,7 +17961,7 @@
     </w:p>
     <w:p>
       <w:pPr>
-        <w:pStyle w:val="3"/>
+        <w:pStyle w:val="Heading3"/>
         <w:spacing w:line="360" w:lineRule="auto"/>
         <w:rPr>
           <w:b/>
@@ -17855,7 +18001,7 @@
     </w:p>
     <w:p>
       <w:pPr>
-        <w:pStyle w:val="af9"/>
+        <w:pStyle w:val="ListParagraph"/>
         <w:numPr>
           <w:ilvl w:val="0"/>
           <w:numId w:val="27"/>
@@ -17879,7 +18025,7 @@
     </w:p>
     <w:p>
       <w:pPr>
-        <w:pStyle w:val="af9"/>
+        <w:pStyle w:val="ListParagraph"/>
         <w:numPr>
           <w:ilvl w:val="0"/>
           <w:numId w:val="27"/>
@@ -17903,7 +18049,7 @@
     </w:p>
     <w:p>
       <w:pPr>
-        <w:pStyle w:val="af9"/>
+        <w:pStyle w:val="ListParagraph"/>
         <w:numPr>
           <w:ilvl w:val="0"/>
           <w:numId w:val="27"/>
@@ -17927,7 +18073,7 @@
     </w:p>
     <w:p>
       <w:pPr>
-        <w:pStyle w:val="af9"/>
+        <w:pStyle w:val="ListParagraph"/>
         <w:numPr>
           <w:ilvl w:val="0"/>
           <w:numId w:val="27"/>
@@ -17951,7 +18097,7 @@
     </w:p>
     <w:p>
       <w:pPr>
-        <w:pStyle w:val="af9"/>
+        <w:pStyle w:val="ListParagraph"/>
         <w:numPr>
           <w:ilvl w:val="0"/>
           <w:numId w:val="27"/>
@@ -17975,7 +18121,7 @@
     </w:p>
     <w:p>
       <w:pPr>
-        <w:pStyle w:val="af9"/>
+        <w:pStyle w:val="ListParagraph"/>
         <w:numPr>
           <w:ilvl w:val="0"/>
           <w:numId w:val="27"/>
@@ -17999,7 +18145,7 @@
     </w:p>
     <w:p>
       <w:pPr>
-        <w:pStyle w:val="af9"/>
+        <w:pStyle w:val="ListParagraph"/>
         <w:numPr>
           <w:ilvl w:val="0"/>
           <w:numId w:val="27"/>
@@ -18023,7 +18169,7 @@
     </w:p>
     <w:p>
       <w:pPr>
-        <w:pStyle w:val="af9"/>
+        <w:pStyle w:val="ListParagraph"/>
         <w:numPr>
           <w:ilvl w:val="0"/>
           <w:numId w:val="27"/>
@@ -18124,7 +18270,7 @@
     </w:p>
     <w:p>
       <w:pPr>
-        <w:pStyle w:val="3"/>
+        <w:pStyle w:val="Heading3"/>
         <w:spacing w:line="360" w:lineRule="auto"/>
         <w:rPr>
           <w:b/>
@@ -18163,7 +18309,7 @@
     </w:p>
     <w:p>
       <w:pPr>
-        <w:pStyle w:val="af9"/>
+        <w:pStyle w:val="ListParagraph"/>
         <w:numPr>
           <w:ilvl w:val="0"/>
           <w:numId w:val="28"/>
@@ -18187,7 +18333,7 @@
     </w:p>
     <w:p>
       <w:pPr>
-        <w:pStyle w:val="af9"/>
+        <w:pStyle w:val="ListParagraph"/>
         <w:numPr>
           <w:ilvl w:val="0"/>
           <w:numId w:val="28"/>
@@ -18211,7 +18357,7 @@
     </w:p>
     <w:p>
       <w:pPr>
-        <w:pStyle w:val="af9"/>
+        <w:pStyle w:val="ListParagraph"/>
         <w:numPr>
           <w:ilvl w:val="0"/>
           <w:numId w:val="28"/>
@@ -18235,7 +18381,7 @@
     </w:p>
     <w:p>
       <w:pPr>
-        <w:pStyle w:val="af9"/>
+        <w:pStyle w:val="ListParagraph"/>
         <w:numPr>
           <w:ilvl w:val="0"/>
           <w:numId w:val="28"/>
@@ -18260,7 +18406,7 @@
     </w:p>
     <w:p>
       <w:pPr>
-        <w:pStyle w:val="af9"/>
+        <w:pStyle w:val="ListParagraph"/>
         <w:numPr>
           <w:ilvl w:val="0"/>
           <w:numId w:val="28"/>
@@ -18304,7 +18450,7 @@
     </w:p>
     <w:p>
       <w:pPr>
-        <w:pStyle w:val="3"/>
+        <w:pStyle w:val="Heading3"/>
         <w:spacing w:line="360" w:lineRule="auto"/>
         <w:rPr>
           <w:b/>
@@ -18363,7 +18509,7 @@
     </w:p>
     <w:p>
       <w:pPr>
-        <w:pStyle w:val="3"/>
+        <w:pStyle w:val="Heading3"/>
         <w:spacing w:line="360" w:lineRule="auto"/>
         <w:rPr>
           <w:b/>
@@ -18422,7 +18568,7 @@
     </w:p>
     <w:p>
       <w:pPr>
-        <w:pStyle w:val="3"/>
+        <w:pStyle w:val="Heading3"/>
         <w:spacing w:line="360" w:lineRule="auto"/>
         <w:rPr>
           <w:b/>
@@ -18481,7 +18627,7 @@
     </w:p>
     <w:p>
       <w:pPr>
-        <w:pStyle w:val="af9"/>
+        <w:pStyle w:val="ListParagraph"/>
         <w:numPr>
           <w:ilvl w:val="0"/>
           <w:numId w:val="29"/>
@@ -18505,7 +18651,7 @@
     </w:p>
     <w:p>
       <w:pPr>
-        <w:pStyle w:val="af9"/>
+        <w:pStyle w:val="ListParagraph"/>
         <w:numPr>
           <w:ilvl w:val="0"/>
           <w:numId w:val="29"/>
@@ -18529,7 +18675,7 @@
     </w:p>
     <w:p>
       <w:pPr>
-        <w:pStyle w:val="af9"/>
+        <w:pStyle w:val="ListParagraph"/>
         <w:numPr>
           <w:ilvl w:val="0"/>
           <w:numId w:val="29"/>
@@ -18553,7 +18699,7 @@
     </w:p>
     <w:p>
       <w:pPr>
-        <w:pStyle w:val="af9"/>
+        <w:pStyle w:val="ListParagraph"/>
         <w:numPr>
           <w:ilvl w:val="0"/>
           <w:numId w:val="29"/>
@@ -18577,7 +18723,7 @@
     </w:p>
     <w:p>
       <w:pPr>
-        <w:pStyle w:val="af9"/>
+        <w:pStyle w:val="ListParagraph"/>
         <w:numPr>
           <w:ilvl w:val="0"/>
           <w:numId w:val="29"/>
@@ -18601,7 +18747,7 @@
     </w:p>
     <w:p>
       <w:pPr>
-        <w:pStyle w:val="af9"/>
+        <w:pStyle w:val="ListParagraph"/>
         <w:numPr>
           <w:ilvl w:val="0"/>
           <w:numId w:val="29"/>
@@ -18666,7 +18812,7 @@
     </w:p>
     <w:p>
       <w:pPr>
-        <w:pStyle w:val="2"/>
+        <w:pStyle w:val="Heading2"/>
         <w:rPr>
           <w:b/>
           <w:bCs w:val="0"/>
@@ -18684,7 +18830,7 @@
     </w:p>
     <w:p>
       <w:pPr>
-        <w:pStyle w:val="3"/>
+        <w:pStyle w:val="Heading3"/>
         <w:spacing w:line="360" w:lineRule="auto"/>
         <w:rPr>
           <w:b/>
@@ -18721,7 +18867,7 @@
     </w:p>
     <w:p>
       <w:pPr>
-        <w:pStyle w:val="3"/>
+        <w:pStyle w:val="Heading3"/>
         <w:spacing w:line="360" w:lineRule="auto"/>
         <w:rPr>
           <w:b/>
@@ -18760,7 +18906,7 @@
     </w:p>
     <w:p>
       <w:pPr>
-        <w:pStyle w:val="af9"/>
+        <w:pStyle w:val="ListParagraph"/>
         <w:numPr>
           <w:ilvl w:val="0"/>
           <w:numId w:val="30"/>
@@ -18784,7 +18930,7 @@
     </w:p>
     <w:p>
       <w:pPr>
-        <w:pStyle w:val="af9"/>
+        <w:pStyle w:val="ListParagraph"/>
         <w:numPr>
           <w:ilvl w:val="0"/>
           <w:numId w:val="30"/>
@@ -18808,7 +18954,7 @@
     </w:p>
     <w:p>
       <w:pPr>
-        <w:pStyle w:val="af9"/>
+        <w:pStyle w:val="ListParagraph"/>
         <w:numPr>
           <w:ilvl w:val="0"/>
           <w:numId w:val="30"/>
@@ -18832,7 +18978,7 @@
     </w:p>
     <w:p>
       <w:pPr>
-        <w:pStyle w:val="af9"/>
+        <w:pStyle w:val="ListParagraph"/>
         <w:numPr>
           <w:ilvl w:val="0"/>
           <w:numId w:val="30"/>
@@ -18876,7 +19022,7 @@
     </w:p>
     <w:p>
       <w:pPr>
-        <w:pStyle w:val="3"/>
+        <w:pStyle w:val="Heading3"/>
         <w:spacing w:line="360" w:lineRule="auto"/>
         <w:rPr>
           <w:b/>
@@ -18915,7 +19061,7 @@
     </w:p>
     <w:p>
       <w:pPr>
-        <w:pStyle w:val="af9"/>
+        <w:pStyle w:val="ListParagraph"/>
         <w:numPr>
           <w:ilvl w:val="0"/>
           <w:numId w:val="31"/>
@@ -18939,7 +19085,7 @@
     </w:p>
     <w:p>
       <w:pPr>
-        <w:pStyle w:val="af9"/>
+        <w:pStyle w:val="ListParagraph"/>
         <w:numPr>
           <w:ilvl w:val="0"/>
           <w:numId w:val="31"/>
@@ -18963,7 +19109,7 @@
     </w:p>
     <w:p>
       <w:pPr>
-        <w:pStyle w:val="af9"/>
+        <w:pStyle w:val="ListParagraph"/>
         <w:numPr>
           <w:ilvl w:val="0"/>
           <w:numId w:val="31"/>
@@ -19028,7 +19174,7 @@
     </w:p>
     <w:p>
       <w:pPr>
-        <w:pStyle w:val="2"/>
+        <w:pStyle w:val="Heading2"/>
         <w:rPr>
           <w:b/>
           <w:bCs w:val="0"/>
@@ -19046,7 +19192,7 @@
     </w:p>
     <w:p>
       <w:pPr>
-        <w:pStyle w:val="3"/>
+        <w:pStyle w:val="Heading3"/>
         <w:spacing w:line="360" w:lineRule="auto"/>
         <w:rPr>
           <w:b/>
@@ -19103,7 +19249,7 @@
     </w:p>
     <w:p>
       <w:pPr>
-        <w:pStyle w:val="af9"/>
+        <w:pStyle w:val="ListParagraph"/>
         <w:numPr>
           <w:ilvl w:val="0"/>
           <w:numId w:val="32"/>
@@ -19127,7 +19273,7 @@
     </w:p>
     <w:p>
       <w:pPr>
-        <w:pStyle w:val="af9"/>
+        <w:pStyle w:val="ListParagraph"/>
         <w:numPr>
           <w:ilvl w:val="0"/>
           <w:numId w:val="32"/>
@@ -19151,7 +19297,7 @@
     </w:p>
     <w:p>
       <w:pPr>
-        <w:pStyle w:val="af9"/>
+        <w:pStyle w:val="ListParagraph"/>
         <w:numPr>
           <w:ilvl w:val="0"/>
           <w:numId w:val="32"/>
@@ -19175,7 +19321,7 @@
     </w:p>
     <w:p>
       <w:pPr>
-        <w:pStyle w:val="3"/>
+        <w:pStyle w:val="Heading3"/>
         <w:spacing w:line="360" w:lineRule="auto"/>
         <w:rPr>
           <w:b/>
@@ -19214,7 +19360,7 @@
     </w:p>
     <w:p>
       <w:pPr>
-        <w:pStyle w:val="af9"/>
+        <w:pStyle w:val="ListParagraph"/>
         <w:numPr>
           <w:ilvl w:val="0"/>
           <w:numId w:val="33"/>
@@ -19238,7 +19384,7 @@
     </w:p>
     <w:p>
       <w:pPr>
-        <w:pStyle w:val="af9"/>
+        <w:pStyle w:val="ListParagraph"/>
         <w:numPr>
           <w:ilvl w:val="0"/>
           <w:numId w:val="33"/>
@@ -19262,7 +19408,7 @@
     </w:p>
     <w:p>
       <w:pPr>
-        <w:pStyle w:val="af9"/>
+        <w:pStyle w:val="ListParagraph"/>
         <w:numPr>
           <w:ilvl w:val="0"/>
           <w:numId w:val="33"/>
@@ -19306,7 +19452,7 @@
     </w:p>
     <w:p>
       <w:pPr>
-        <w:pStyle w:val="3"/>
+        <w:pStyle w:val="Heading3"/>
         <w:spacing w:line="360" w:lineRule="auto"/>
         <w:rPr>
           <w:b/>
@@ -19366,7 +19512,7 @@
     </w:p>
     <w:p>
       <w:pPr>
-        <w:pStyle w:val="3"/>
+        <w:pStyle w:val="Heading3"/>
         <w:spacing w:line="360" w:lineRule="auto"/>
         <w:rPr>
           <w:b/>
@@ -19405,7 +19551,7 @@
     </w:p>
     <w:p>
       <w:pPr>
-        <w:pStyle w:val="3"/>
+        <w:pStyle w:val="Heading3"/>
         <w:spacing w:before="0" w:line="360" w:lineRule="auto"/>
         <w:rPr>
           <w:b/>
@@ -19464,7 +19610,7 @@
     </w:p>
     <w:p>
       <w:pPr>
-        <w:pStyle w:val="2"/>
+        <w:pStyle w:val="Heading2"/>
         <w:rPr>
           <w:b/>
           <w:bCs w:val="0"/>
@@ -19482,7 +19628,7 @@
     </w:p>
     <w:p>
       <w:pPr>
-        <w:pStyle w:val="3"/>
+        <w:pStyle w:val="Heading3"/>
         <w:spacing w:line="360" w:lineRule="auto"/>
         <w:rPr>
           <w:b/>
@@ -19519,7 +19665,7 @@
     </w:p>
     <w:p>
       <w:pPr>
-        <w:pStyle w:val="af9"/>
+        <w:pStyle w:val="ListParagraph"/>
         <w:numPr>
           <w:ilvl w:val="0"/>
           <w:numId w:val="34"/>
@@ -19543,7 +19689,7 @@
     </w:p>
     <w:p>
       <w:pPr>
-        <w:pStyle w:val="af9"/>
+        <w:pStyle w:val="ListParagraph"/>
         <w:numPr>
           <w:ilvl w:val="0"/>
           <w:numId w:val="34"/>
@@ -19567,7 +19713,7 @@
     </w:p>
     <w:p>
       <w:pPr>
-        <w:pStyle w:val="af9"/>
+        <w:pStyle w:val="ListParagraph"/>
         <w:numPr>
           <w:ilvl w:val="0"/>
           <w:numId w:val="34"/>
@@ -19591,7 +19737,7 @@
     </w:p>
     <w:p>
       <w:pPr>
-        <w:pStyle w:val="af9"/>
+        <w:pStyle w:val="ListParagraph"/>
         <w:numPr>
           <w:ilvl w:val="0"/>
           <w:numId w:val="34"/>
@@ -19615,7 +19761,7 @@
     </w:p>
     <w:p>
       <w:pPr>
-        <w:pStyle w:val="af9"/>
+        <w:pStyle w:val="ListParagraph"/>
         <w:numPr>
           <w:ilvl w:val="0"/>
           <w:numId w:val="34"/>
@@ -19639,7 +19785,7 @@
     </w:p>
     <w:p>
       <w:pPr>
-        <w:pStyle w:val="af9"/>
+        <w:pStyle w:val="ListParagraph"/>
         <w:numPr>
           <w:ilvl w:val="0"/>
           <w:numId w:val="34"/>
@@ -19684,7 +19830,7 @@
     </w:p>
     <w:p>
       <w:pPr>
-        <w:pStyle w:val="3"/>
+        <w:pStyle w:val="Heading3"/>
         <w:spacing w:line="360" w:lineRule="auto"/>
         <w:rPr>
           <w:b/>
@@ -19763,7 +19909,7 @@
     </w:p>
     <w:p>
       <w:pPr>
-        <w:pStyle w:val="2"/>
+        <w:pStyle w:val="Heading2"/>
         <w:rPr>
           <w:b/>
           <w:bCs w:val="0"/>
@@ -19781,7 +19927,7 @@
     </w:p>
     <w:p>
       <w:pPr>
-        <w:pStyle w:val="3"/>
+        <w:pStyle w:val="Heading3"/>
         <w:spacing w:line="360" w:lineRule="auto"/>
         <w:rPr>
           <w:b/>
@@ -19818,7 +19964,7 @@
     </w:p>
     <w:p>
       <w:pPr>
-        <w:pStyle w:val="af9"/>
+        <w:pStyle w:val="ListParagraph"/>
         <w:numPr>
           <w:ilvl w:val="0"/>
           <w:numId w:val="35"/>
@@ -19842,7 +19988,7 @@
     </w:p>
     <w:p>
       <w:pPr>
-        <w:pStyle w:val="af9"/>
+        <w:pStyle w:val="ListParagraph"/>
         <w:numPr>
           <w:ilvl w:val="0"/>
           <w:numId w:val="35"/>
@@ -19866,7 +20012,7 @@
     </w:p>
     <w:p>
       <w:pPr>
-        <w:pStyle w:val="af9"/>
+        <w:pStyle w:val="ListParagraph"/>
         <w:numPr>
           <w:ilvl w:val="0"/>
           <w:numId w:val="35"/>
@@ -19890,7 +20036,7 @@
     </w:p>
     <w:p>
       <w:pPr>
-        <w:pStyle w:val="af9"/>
+        <w:pStyle w:val="ListParagraph"/>
         <w:numPr>
           <w:ilvl w:val="0"/>
           <w:numId w:val="35"/>
@@ -19914,7 +20060,7 @@
     </w:p>
     <w:p>
       <w:pPr>
-        <w:pStyle w:val="af9"/>
+        <w:pStyle w:val="ListParagraph"/>
         <w:numPr>
           <w:ilvl w:val="0"/>
           <w:numId w:val="35"/>
@@ -19938,7 +20084,7 @@
     </w:p>
     <w:p>
       <w:pPr>
-        <w:pStyle w:val="af9"/>
+        <w:pStyle w:val="ListParagraph"/>
         <w:numPr>
           <w:ilvl w:val="0"/>
           <w:numId w:val="35"/>
@@ -19962,7 +20108,7 @@
     </w:p>
     <w:p>
       <w:pPr>
-        <w:pStyle w:val="af9"/>
+        <w:pStyle w:val="ListParagraph"/>
         <w:numPr>
           <w:ilvl w:val="0"/>
           <w:numId w:val="35"/>
@@ -19986,7 +20132,7 @@
     </w:p>
     <w:p>
       <w:pPr>
-        <w:pStyle w:val="af9"/>
+        <w:pStyle w:val="ListParagraph"/>
         <w:numPr>
           <w:ilvl w:val="0"/>
           <w:numId w:val="35"/>
@@ -20010,7 +20156,7 @@
     </w:p>
     <w:p>
       <w:pPr>
-        <w:pStyle w:val="af9"/>
+        <w:pStyle w:val="ListParagraph"/>
         <w:numPr>
           <w:ilvl w:val="0"/>
           <w:numId w:val="35"/>
@@ -20054,7 +20200,7 @@
     </w:p>
     <w:p>
       <w:pPr>
-        <w:pStyle w:val="af9"/>
+        <w:pStyle w:val="ListParagraph"/>
         <w:numPr>
           <w:ilvl w:val="0"/>
           <w:numId w:val="36"/>
@@ -20079,7 +20225,7 @@
     </w:p>
     <w:p>
       <w:pPr>
-        <w:pStyle w:val="af9"/>
+        <w:pStyle w:val="ListParagraph"/>
         <w:numPr>
           <w:ilvl w:val="0"/>
           <w:numId w:val="36"/>
@@ -20103,7 +20249,7 @@
     </w:p>
     <w:p>
       <w:pPr>
-        <w:pStyle w:val="af9"/>
+        <w:pStyle w:val="ListParagraph"/>
         <w:numPr>
           <w:ilvl w:val="0"/>
           <w:numId w:val="36"/>
@@ -20127,7 +20273,7 @@
     </w:p>
     <w:p>
       <w:pPr>
-        <w:pStyle w:val="af9"/>
+        <w:pStyle w:val="ListParagraph"/>
         <w:numPr>
           <w:ilvl w:val="0"/>
           <w:numId w:val="36"/>
@@ -20151,7 +20297,7 @@
     </w:p>
     <w:p>
       <w:pPr>
-        <w:pStyle w:val="af9"/>
+        <w:pStyle w:val="ListParagraph"/>
         <w:numPr>
           <w:ilvl w:val="0"/>
           <w:numId w:val="36"/>
@@ -20175,7 +20321,7 @@
     </w:p>
     <w:p>
       <w:pPr>
-        <w:pStyle w:val="af9"/>
+        <w:pStyle w:val="ListParagraph"/>
         <w:numPr>
           <w:ilvl w:val="0"/>
           <w:numId w:val="36"/>
@@ -20199,7 +20345,7 @@
     </w:p>
     <w:p>
       <w:pPr>
-        <w:pStyle w:val="3"/>
+        <w:pStyle w:val="Heading3"/>
         <w:spacing w:line="360" w:lineRule="auto"/>
         <w:rPr>
           <w:b/>
@@ -20238,7 +20384,7 @@
     </w:p>
     <w:p>
       <w:pPr>
-        <w:pStyle w:val="af9"/>
+        <w:pStyle w:val="ListParagraph"/>
         <w:numPr>
           <w:ilvl w:val="0"/>
           <w:numId w:val="37"/>
@@ -20262,7 +20408,7 @@
     </w:p>
     <w:p>
       <w:pPr>
-        <w:pStyle w:val="af9"/>
+        <w:pStyle w:val="ListParagraph"/>
         <w:numPr>
           <w:ilvl w:val="0"/>
           <w:numId w:val="37"/>
@@ -20286,7 +20432,7 @@
     </w:p>
     <w:p>
       <w:pPr>
-        <w:pStyle w:val="af9"/>
+        <w:pStyle w:val="ListParagraph"/>
         <w:numPr>
           <w:ilvl w:val="0"/>
           <w:numId w:val="37"/>
@@ -20310,7 +20456,7 @@
     </w:p>
     <w:p>
       <w:pPr>
-        <w:pStyle w:val="af9"/>
+        <w:pStyle w:val="ListParagraph"/>
         <w:numPr>
           <w:ilvl w:val="0"/>
           <w:numId w:val="37"/>
@@ -20334,7 +20480,7 @@
     </w:p>
     <w:p>
       <w:pPr>
-        <w:pStyle w:val="af9"/>
+        <w:pStyle w:val="ListParagraph"/>
         <w:numPr>
           <w:ilvl w:val="0"/>
           <w:numId w:val="37"/>
@@ -20358,7 +20504,7 @@
     </w:p>
     <w:p>
       <w:pPr>
-        <w:pStyle w:val="af9"/>
+        <w:pStyle w:val="ListParagraph"/>
         <w:numPr>
           <w:ilvl w:val="0"/>
           <w:numId w:val="37"/>
@@ -20382,7 +20528,7 @@
     </w:p>
     <w:p>
       <w:pPr>
-        <w:pStyle w:val="af9"/>
+        <w:pStyle w:val="ListParagraph"/>
         <w:numPr>
           <w:ilvl w:val="0"/>
           <w:numId w:val="37"/>
@@ -20443,7 +20589,7 @@
     </w:p>
     <w:p>
       <w:pPr>
-        <w:pStyle w:val="1"/>
+        <w:pStyle w:val="Heading1"/>
         <w:rPr>
           <w:b/>
           <w:bCs/>
@@ -20630,7 +20776,7 @@
           <w:sz w:val="28"/>
           <w:szCs w:val="28"/>
         </w:rPr>
-        <w:t>Реализованные механизмы безопасности, валидации данных, разграничения доступа и транзакционного оформления заказа позволяют сделать вывод о том, что разработанный проект представляет собой полноценный учебный пример прикладного веб-приложения в области электронной коммерции.</w:t>
+        <w:t>Реализованные механизмы безопасности, валидации данных, разграничения доступа и транзакционного оформления заказа позволяют сделать вывод о том, что разработанный проект представляет собой полноценный учебный пример веб-приложения.</w:t>
       </w:r>
     </w:p>
     <w:p>
@@ -20657,7 +20803,7 @@
     </w:p>
     <w:p>
       <w:pPr>
-        <w:pStyle w:val="1"/>
+        <w:pStyle w:val="Heading1"/>
         <w:rPr>
           <w:b/>
           <w:bCs/>
@@ -20680,7 +20826,7 @@
     </w:p>
     <w:p>
       <w:pPr>
-        <w:pStyle w:val="af9"/>
+        <w:pStyle w:val="ListParagraph"/>
         <w:numPr>
           <w:ilvl w:val="0"/>
           <w:numId w:val="38"/>
@@ -20705,7 +20851,7 @@
     </w:p>
     <w:p>
       <w:pPr>
-        <w:pStyle w:val="af9"/>
+        <w:pStyle w:val="ListParagraph"/>
         <w:numPr>
           <w:ilvl w:val="0"/>
           <w:numId w:val="38"/>
@@ -20730,7 +20876,7 @@
     </w:p>
     <w:p>
       <w:pPr>
-        <w:pStyle w:val="af9"/>
+        <w:pStyle w:val="ListParagraph"/>
         <w:numPr>
           <w:ilvl w:val="0"/>
           <w:numId w:val="38"/>
@@ -20755,7 +20901,7 @@
     </w:p>
     <w:p>
       <w:pPr>
-        <w:pStyle w:val="af9"/>
+        <w:pStyle w:val="ListParagraph"/>
         <w:numPr>
           <w:ilvl w:val="0"/>
           <w:numId w:val="38"/>
@@ -20780,7 +20926,7 @@
     </w:p>
     <w:p>
       <w:pPr>
-        <w:pStyle w:val="af9"/>
+        <w:pStyle w:val="ListParagraph"/>
         <w:numPr>
           <w:ilvl w:val="0"/>
           <w:numId w:val="38"/>
@@ -20805,7 +20951,7 @@
     </w:p>
     <w:p>
       <w:pPr>
-        <w:pStyle w:val="af9"/>
+        <w:pStyle w:val="ListParagraph"/>
         <w:numPr>
           <w:ilvl w:val="0"/>
           <w:numId w:val="38"/>
@@ -20830,7 +20976,7 @@
     </w:p>
     <w:p>
       <w:pPr>
-        <w:pStyle w:val="af9"/>
+        <w:pStyle w:val="ListParagraph"/>
         <w:numPr>
           <w:ilvl w:val="0"/>
           <w:numId w:val="38"/>
@@ -20855,7 +21001,7 @@
     </w:p>
     <w:p>
       <w:pPr>
-        <w:pStyle w:val="af9"/>
+        <w:pStyle w:val="ListParagraph"/>
         <w:numPr>
           <w:ilvl w:val="0"/>
           <w:numId w:val="38"/>
@@ -20880,7 +21026,7 @@
     </w:p>
     <w:p>
       <w:pPr>
-        <w:pStyle w:val="af9"/>
+        <w:pStyle w:val="ListParagraph"/>
         <w:numPr>
           <w:ilvl w:val="0"/>
           <w:numId w:val="38"/>
@@ -20913,7 +21059,7 @@
       <w:hyperlink r:id="rId12" w:tgtFrame="_new" w:history="1">
         <w:r>
           <w:rPr>
-            <w:rStyle w:val="af6"/>
+            <w:rStyle w:val="Hyperlink"/>
             <w:rFonts w:asciiTheme="majorHAnsi" w:hAnsiTheme="majorHAnsi" w:cstheme="majorHAnsi"/>
             <w:sz w:val="28"/>
             <w:szCs w:val="28"/>
@@ -20932,7 +21078,7 @@
     </w:p>
     <w:p>
       <w:pPr>
-        <w:pStyle w:val="af9"/>
+        <w:pStyle w:val="ListParagraph"/>
         <w:numPr>
           <w:ilvl w:val="0"/>
           <w:numId w:val="38"/>
@@ -20993,7 +21139,7 @@
       <w:hyperlink r:id="rId13" w:tgtFrame="_new" w:history="1">
         <w:r>
           <w:rPr>
-            <w:rStyle w:val="af6"/>
+            <w:rStyle w:val="Hyperlink"/>
             <w:rFonts w:asciiTheme="majorHAnsi" w:hAnsiTheme="majorHAnsi" w:cstheme="majorHAnsi"/>
             <w:sz w:val="28"/>
             <w:szCs w:val="28"/>
@@ -21014,7 +21160,7 @@
     </w:p>
     <w:p>
       <w:pPr>
-        <w:pStyle w:val="af9"/>
+        <w:pStyle w:val="ListParagraph"/>
         <w:numPr>
           <w:ilvl w:val="0"/>
           <w:numId w:val="38"/>
@@ -21075,7 +21221,7 @@
       <w:hyperlink r:id="rId14" w:tgtFrame="_new" w:history="1">
         <w:r>
           <w:rPr>
-            <w:rStyle w:val="af6"/>
+            <w:rStyle w:val="Hyperlink"/>
             <w:rFonts w:asciiTheme="majorHAnsi" w:hAnsiTheme="majorHAnsi" w:cstheme="majorHAnsi"/>
             <w:sz w:val="28"/>
             <w:szCs w:val="28"/>
@@ -21096,7 +21242,7 @@
     </w:p>
     <w:p>
       <w:pPr>
-        <w:pStyle w:val="af9"/>
+        <w:pStyle w:val="ListParagraph"/>
         <w:numPr>
           <w:ilvl w:val="0"/>
           <w:numId w:val="38"/>
@@ -21157,7 +21303,7 @@
       <w:hyperlink r:id="rId15" w:tgtFrame="_new" w:history="1">
         <w:r>
           <w:rPr>
-            <w:rStyle w:val="af6"/>
+            <w:rStyle w:val="Hyperlink"/>
             <w:rFonts w:asciiTheme="majorHAnsi" w:hAnsiTheme="majorHAnsi" w:cstheme="majorHAnsi"/>
             <w:sz w:val="28"/>
             <w:szCs w:val="28"/>
@@ -21178,7 +21324,7 @@
     </w:p>
     <w:p>
       <w:pPr>
-        <w:pStyle w:val="af9"/>
+        <w:pStyle w:val="ListParagraph"/>
         <w:numPr>
           <w:ilvl w:val="0"/>
           <w:numId w:val="38"/>
@@ -21203,7 +21349,7 @@
       <w:hyperlink r:id="rId16" w:tgtFrame="_new" w:history="1">
         <w:r>
           <w:rPr>
-            <w:rStyle w:val="af6"/>
+            <w:rStyle w:val="Hyperlink"/>
             <w:rFonts w:asciiTheme="majorHAnsi" w:hAnsiTheme="majorHAnsi" w:cstheme="majorHAnsi"/>
             <w:sz w:val="28"/>
             <w:szCs w:val="28"/>
@@ -21222,7 +21368,7 @@
     </w:p>
     <w:p>
       <w:pPr>
-        <w:pStyle w:val="af9"/>
+        <w:pStyle w:val="ListParagraph"/>
         <w:numPr>
           <w:ilvl w:val="0"/>
           <w:numId w:val="38"/>
@@ -21283,7 +21429,7 @@
       <w:hyperlink r:id="rId17" w:history="1">
         <w:r>
           <w:rPr>
-            <w:rStyle w:val="af6"/>
+            <w:rStyle w:val="Hyperlink"/>
             <w:rFonts w:asciiTheme="majorHAnsi" w:hAnsiTheme="majorHAnsi" w:cstheme="majorHAnsi"/>
             <w:sz w:val="28"/>
             <w:szCs w:val="28"/>
@@ -21304,7 +21450,7 @@
     </w:p>
     <w:p>
       <w:pPr>
-        <w:pStyle w:val="af9"/>
+        <w:pStyle w:val="ListParagraph"/>
         <w:numPr>
           <w:ilvl w:val="0"/>
           <w:numId w:val="38"/>
@@ -21333,12 +21479,32 @@
           <w:szCs w:val="28"/>
           <w:lang w:val="en-US"/>
         </w:rPr>
-        <w:t>Fielding, R. Architectural Styles and the Design of Network-based Software Architectures : dissertation / R. Fielding. — Irvine, 2000.</w:t>
-      </w:r>
-    </w:p>
-    <w:p>
-      <w:pPr>
-        <w:pStyle w:val="1"/>
+        <w:t xml:space="preserve">Fielding, R. Architectural Styles and the Design of Network-based Software </w:t>
+      </w:r>
+      <w:proofErr w:type="gramStart"/>
+      <w:r>
+        <w:rPr>
+          <w:rFonts w:asciiTheme="majorHAnsi" w:hAnsiTheme="majorHAnsi" w:cstheme="majorHAnsi"/>
+          <w:sz w:val="28"/>
+          <w:szCs w:val="28"/>
+          <w:lang w:val="en-US"/>
+        </w:rPr>
+        <w:t>Architectures :</w:t>
+      </w:r>
+      <w:proofErr w:type="gramEnd"/>
+      <w:r>
+        <w:rPr>
+          <w:rFonts w:asciiTheme="majorHAnsi" w:hAnsiTheme="majorHAnsi" w:cstheme="majorHAnsi"/>
+          <w:sz w:val="28"/>
+          <w:szCs w:val="28"/>
+          <w:lang w:val="en-US"/>
+        </w:rPr>
+        <w:t xml:space="preserve"> dissertation / R. Fielding. — Irvine, 2000.</w:t>
+      </w:r>
+    </w:p>
+    <w:p>
+      <w:pPr>
+        <w:pStyle w:val="Heading1"/>
         <w:jc w:val="right"/>
       </w:pPr>
       <w:bookmarkStart w:id="81" w:name="_Toc228791175"/>
@@ -21396,6 +21562,7 @@
       <w:r>
         <w:rPr>
           <w:rFonts w:asciiTheme="majorHAnsi" w:hAnsiTheme="majorHAnsi" w:cstheme="majorHAnsi"/>
+          <w:noProof/>
           <w:sz w:val="28"/>
           <w:szCs w:val="28"/>
           <w:lang w:val="en-US"/>
@@ -21498,7 +21665,7 @@
     </w:p>
     <w:p>
       <w:pPr>
-        <w:pStyle w:val="1"/>
+        <w:pStyle w:val="Heading1"/>
         <w:jc w:val="right"/>
         <w:rPr>
           <w:noProof/>
@@ -21591,7 +21758,7 @@
     </w:p>
     <w:p>
       <w:pPr>
-        <w:pStyle w:val="1"/>
+        <w:pStyle w:val="Heading1"/>
         <w:jc w:val="right"/>
         <w:rPr>
           <w:noProof/>
@@ -21706,7 +21873,7 @@
     </w:p>
     <w:p>
       <w:pPr>
-        <w:pStyle w:val="1"/>
+        <w:pStyle w:val="Heading1"/>
         <w:jc w:val="right"/>
         <w:rPr>
           <w:noProof/>
@@ -21808,7 +21975,7 @@
     </w:p>
     <w:p>
       <w:pPr>
-        <w:pStyle w:val="1"/>
+        <w:pStyle w:val="Heading1"/>
         <w:jc w:val="right"/>
         <w:rPr>
           <w:noProof/>
@@ -21940,7 +22107,7 @@
 <w:ftr xmlns:wpc="http://schemas.microsoft.com/office/word/2010/wordprocessingCanvas" xmlns:cx="http://schemas.microsoft.com/office/drawing/2014/chartex" xmlns:cx1="http://schemas.microsoft.com/office/drawing/2015/9/8/chartex" xmlns:cx2="http://schemas.microsoft.com/office/drawing/2015/10/21/chartex" xmlns:cx3="http://schemas.microsoft.com/office/drawing/2016/5/9/chartex" xmlns:cx4="http://schemas.microsoft.com/office/drawing/2016/5/10/chartex" xmlns:cx5="http://schemas.microsoft.com/office/drawing/2016/5/11/chartex" xmlns:cx6="http://schemas.microsoft.com/office/drawing/2016/5/12/chartex" xmlns:cx7="http://schemas.microsoft.com/office/drawing/2016/5/13/chartex" xmlns:cx8="http://schemas.microsoft.com/office/drawing/2016/5/14/chartex" xmlns:mc="http://schemas.openxmlformats.org/markup-compatibility/2006" xmlns:aink="http://schemas.microsoft.com/office/drawing/2016/ink" xmlns:am3d="http://schemas.microsoft.com/office/drawing/2017/model3d" xmlns:o="urn:schemas-microsoft-com:office:office" xmlns:r="http://schemas.openxmlformats.org/officeDocument/2006/relationships" xmlns:m="http://schemas.openxmlformats.org/officeDocument/2006/math" xmlns:v="urn:schemas-microsoft-com:vml" xmlns:wp14="http://schemas.microsoft.com/office/word/2010/wordprocessingDrawing" xmlns:wp="http://schemas.openxmlformats.org/drawingml/2006/wordprocessingDrawing" xmlns:w10="urn:schemas-microsoft-com:office:word" xmlns:w="http://schemas.openxmlformats.org/wordprocessingml/2006/main" xmlns:w14="http://schemas.microsoft.com/office/word/2010/wordml" xmlns:w15="http://schemas.microsoft.com/office/word/2012/wordml" xmlns:w16cex="http://schemas.microsoft.com/office/word/2018/wordml/cex" xmlns:w16cid="http://schemas.microsoft.com/office/word/2016/wordml/cid" xmlns:w16="http://schemas.microsoft.com/office/word/2018/wordml" xmlns:w16sdtdh="http://schemas.microsoft.com/office/word/2020/wordml/sdtdatahash" xmlns:w16se="http://schemas.microsoft.com/office/word/2015/wordml/symex" xmlns:wpg="http://schemas.microsoft.com/office/word/2010/wordprocessingGroup" xmlns:wpi="http://schemas.microsoft.com/office/word/2010/wordprocessingInk" xmlns:wne="http://schemas.microsoft.com/office/word/2006/wordml" xmlns:wps="http://schemas.microsoft.com/office/word/2010/wordprocessingShape" mc:Ignorable="w14 w15 w16se w16cid w16 w16cex w16sdtdh wp14">
   <w:p>
     <w:pPr>
-      <w:pStyle w:val="afa"/>
+      <w:pStyle w:val="a"/>
       <w:jc w:val="center"/>
       <w:rPr>
         <w:rFonts w:asciiTheme="majorHAnsi" w:hAnsiTheme="majorHAnsi" w:cstheme="majorHAnsi"/>
@@ -21954,7 +22121,7 @@
   </w:p>
   <w:p>
     <w:pPr>
-      <w:pStyle w:val="af4"/>
+      <w:pStyle w:val="Footer"/>
     </w:pPr>
   </w:p>
 </w:ftr>
@@ -21983,7 +22150,7 @@
 <w:hdr xmlns:wpc="http://schemas.microsoft.com/office/word/2010/wordprocessingCanvas" xmlns:cx="http://schemas.microsoft.com/office/drawing/2014/chartex" xmlns:cx1="http://schemas.microsoft.com/office/drawing/2015/9/8/chartex" xmlns:cx2="http://schemas.microsoft.com/office/drawing/2015/10/21/chartex" xmlns:cx3="http://schemas.microsoft.com/office/drawing/2016/5/9/chartex" xmlns:cx4="http://schemas.microsoft.com/office/drawing/2016/5/10/chartex" xmlns:cx5="http://schemas.microsoft.com/office/drawing/2016/5/11/chartex" xmlns:cx6="http://schemas.microsoft.com/office/drawing/2016/5/12/chartex" xmlns:cx7="http://schemas.microsoft.com/office/drawing/2016/5/13/chartex" xmlns:cx8="http://schemas.microsoft.com/office/drawing/2016/5/14/chartex" xmlns:mc="http://schemas.openxmlformats.org/markup-compatibility/2006" xmlns:aink="http://schemas.microsoft.com/office/drawing/2016/ink" xmlns:am3d="http://schemas.microsoft.com/office/drawing/2017/model3d" xmlns:o="urn:schemas-microsoft-com:office:office" xmlns:r="http://schemas.openxmlformats.org/officeDocument/2006/relationships" xmlns:m="http://schemas.openxmlformats.org/officeDocument/2006/math" xmlns:v="urn:schemas-microsoft-com:vml" xmlns:wp14="http://schemas.microsoft.com/office/word/2010/wordprocessingDrawing" xmlns:wp="http://schemas.openxmlformats.org/drawingml/2006/wordprocessingDrawing" xmlns:w10="urn:schemas-microsoft-com:office:word" xmlns:w="http://schemas.openxmlformats.org/wordprocessingml/2006/main" xmlns:w14="http://schemas.microsoft.com/office/word/2010/wordml" xmlns:w15="http://schemas.microsoft.com/office/word/2012/wordml" xmlns:w16cex="http://schemas.microsoft.com/office/word/2018/wordml/cex" xmlns:w16cid="http://schemas.microsoft.com/office/word/2016/wordml/cid" xmlns:w16="http://schemas.microsoft.com/office/word/2018/wordml" xmlns:w16sdtdh="http://schemas.microsoft.com/office/word/2020/wordml/sdtdatahash" xmlns:w16se="http://schemas.microsoft.com/office/word/2015/wordml/symex" xmlns:wpg="http://schemas.microsoft.com/office/word/2010/wordprocessingGroup" xmlns:wpi="http://schemas.microsoft.com/office/word/2010/wordprocessingInk" xmlns:wne="http://schemas.microsoft.com/office/word/2006/wordml" xmlns:wps="http://schemas.microsoft.com/office/word/2010/wordprocessingShape" mc:Ignorable="w14 w15 w16se w16cid w16 w16cex w16sdtdh wp14">
   <w:p>
     <w:pPr>
-      <w:pStyle w:val="af2"/>
+      <w:pStyle w:val="Header"/>
     </w:pPr>
     <w:r>
       <w:rPr>
@@ -22066,7 +22233,7 @@
 <w:hdr xmlns:wpc="http://schemas.microsoft.com/office/word/2010/wordprocessingCanvas" xmlns:cx="http://schemas.microsoft.com/office/drawing/2014/chartex" xmlns:cx1="http://schemas.microsoft.com/office/drawing/2015/9/8/chartex" xmlns:cx2="http://schemas.microsoft.com/office/drawing/2015/10/21/chartex" xmlns:cx3="http://schemas.microsoft.com/office/drawing/2016/5/9/chartex" xmlns:cx4="http://schemas.microsoft.com/office/drawing/2016/5/10/chartex" xmlns:cx5="http://schemas.microsoft.com/office/drawing/2016/5/11/chartex" xmlns:cx6="http://schemas.microsoft.com/office/drawing/2016/5/12/chartex" xmlns:cx7="http://schemas.microsoft.com/office/drawing/2016/5/13/chartex" xmlns:cx8="http://schemas.microsoft.com/office/drawing/2016/5/14/chartex" xmlns:mc="http://schemas.openxmlformats.org/markup-compatibility/2006" xmlns:aink="http://schemas.microsoft.com/office/drawing/2016/ink" xmlns:am3d="http://schemas.microsoft.com/office/drawing/2017/model3d" xmlns:o="urn:schemas-microsoft-com:office:office" xmlns:r="http://schemas.openxmlformats.org/officeDocument/2006/relationships" xmlns:m="http://schemas.openxmlformats.org/officeDocument/2006/math" xmlns:v="urn:schemas-microsoft-com:vml" xmlns:wp14="http://schemas.microsoft.com/office/word/2010/wordprocessingDrawing" xmlns:wp="http://schemas.openxmlformats.org/drawingml/2006/wordprocessingDrawing" xmlns:w10="urn:schemas-microsoft-com:office:word" xmlns:w="http://schemas.openxmlformats.org/wordprocessingml/2006/main" xmlns:w14="http://schemas.microsoft.com/office/word/2010/wordml" xmlns:w15="http://schemas.microsoft.com/office/word/2012/wordml" xmlns:w16cex="http://schemas.microsoft.com/office/word/2018/wordml/cex" xmlns:w16cid="http://schemas.microsoft.com/office/word/2016/wordml/cid" xmlns:w16="http://schemas.microsoft.com/office/word/2018/wordml" xmlns:w16sdtdh="http://schemas.microsoft.com/office/word/2020/wordml/sdtdatahash" xmlns:w16se="http://schemas.microsoft.com/office/word/2015/wordml/symex" xmlns:wpg="http://schemas.microsoft.com/office/word/2010/wordprocessingGroup" xmlns:wpi="http://schemas.microsoft.com/office/word/2010/wordprocessingInk" xmlns:wne="http://schemas.microsoft.com/office/word/2006/wordml" xmlns:wps="http://schemas.microsoft.com/office/word/2010/wordprocessingShape" mc:Ignorable="w14 w15 w16se w16cid w16 w16cex w16sdtdh wp14">
   <w:p>
     <w:pPr>
-      <w:pStyle w:val="af2"/>
+      <w:pStyle w:val="Header"/>
       <w:tabs>
         <w:tab w:val="clear" w:pos="9355"/>
         <w:tab w:val="right" w:pos="9071"/>
@@ -22419,7 +22586,7 @@
                                       <w:txbxContent>
                                         <w:p>
                                           <w:pPr>
-                                            <w:pStyle w:val="afa"/>
+                                            <w:pStyle w:val="a"/>
                                             <w:jc w:val="center"/>
                                             <w:rPr>
                                               <w:rFonts w:asciiTheme="majorHAnsi" w:hAnsiTheme="majorHAnsi" w:cstheme="majorHAnsi"/>
@@ -22516,7 +22683,7 @@
                                         </w:p>
                                         <w:p>
                                           <w:pPr>
-                                            <w:pStyle w:val="afa"/>
+                                            <w:pStyle w:val="a"/>
                                             <w:jc w:val="center"/>
                                             <w:rPr>
                                               <w:rFonts w:asciiTheme="majorHAnsi" w:hAnsiTheme="majorHAnsi" w:cstheme="majorHAnsi"/>
@@ -22567,7 +22734,7 @@
                                         <w:txbxContent>
                                           <w:p>
                                             <w:pPr>
-                                              <w:pStyle w:val="afa"/>
+                                              <w:pStyle w:val="a"/>
                                               <w:jc w:val="center"/>
                                               <w:rPr>
                                                 <w:i w:val="0"/>
@@ -22626,7 +22793,7 @@
                                           <w:txbxContent>
                                             <w:p>
                                               <w:pPr>
-                                                <w:pStyle w:val="afa"/>
+                                                <w:pStyle w:val="a"/>
                                                 <w:jc w:val="center"/>
                                                 <w:rPr>
                                                   <w:i w:val="0"/>
@@ -22701,7 +22868,7 @@
                                             <w:txbxContent>
                                               <w:p>
                                                 <w:pPr>
-                                                  <w:pStyle w:val="afa"/>
+                                                  <w:pStyle w:val="a"/>
                                                   <w:jc w:val="center"/>
                                                   <w:rPr>
                                                     <w:sz w:val="16"/>
@@ -22769,7 +22936,7 @@
                                                 <w:txbxContent>
                                                   <w:p>
                                                     <w:pPr>
-                                                      <w:pStyle w:val="afa"/>
+                                                      <w:pStyle w:val="a"/>
                                                       <w:rPr>
                                                         <w:i w:val="0"/>
                                                         <w:sz w:val="16"/>
@@ -22911,7 +23078,7 @@
                                                     <w:txbxContent>
                                                       <w:p>
                                                         <w:pPr>
-                                                          <w:pStyle w:val="afa"/>
+                                                          <w:pStyle w:val="a"/>
                                                           <w:rPr>
                                                             <w:i w:val="0"/>
                                                             <w:sz w:val="16"/>
@@ -22987,7 +23154,15 @@
                                                             <w:sz w:val="20"/>
                                                             <w:szCs w:val="20"/>
                                                           </w:rPr>
-                                                          <w:t>Зайцева В.В</w:t>
+                                                          <w:t xml:space="preserve">Зайцева </w:t>
+                                                        </w:r>
+                                                        <w:r>
+                                                          <w:rPr>
+                                                            <w:rFonts w:ascii="ISOCPEUR" w:hAnsi="ISOCPEUR"/>
+                                                            <w:sz w:val="20"/>
+                                                            <w:szCs w:val="20"/>
+                                                          </w:rPr>
+                                                          <w:t>В.В</w:t>
                                                         </w:r>
                                                       </w:p>
                                                     </w:txbxContent>
@@ -23031,7 +23206,7 @@
                                                     <w:txbxContent>
                                                       <w:p>
                                                         <w:pPr>
-                                                          <w:pStyle w:val="afa"/>
+                                                          <w:pStyle w:val="a"/>
                                                           <w:jc w:val="center"/>
                                                           <w:rPr>
                                                             <w:i w:val="0"/>
@@ -23088,7 +23263,7 @@
                                                       <w:txbxContent>
                                                         <w:p>
                                                           <w:pPr>
-                                                            <w:pStyle w:val="afa"/>
+                                                            <w:pStyle w:val="a"/>
                                                             <w:jc w:val="center"/>
                                                             <w:rPr>
                                                               <w:i w:val="0"/>
@@ -23147,7 +23322,7 @@
                                                         <w:txbxContent>
                                                           <w:p>
                                                             <w:pPr>
-                                                              <w:pStyle w:val="afa"/>
+                                                              <w:pStyle w:val="a"/>
                                                               <w:jc w:val="center"/>
                                                               <w:rPr>
                                                                 <w:i w:val="0"/>
@@ -23204,7 +23379,7 @@
                                                           <w:txbxContent>
                                                             <w:p>
                                                               <w:pPr>
-                                                                <w:pStyle w:val="afa"/>
+                                                                <w:pStyle w:val="a"/>
                                                                 <w:jc w:val="center"/>
                                                                 <w:rPr>
                                                                   <w:i w:val="0"/>
@@ -23261,7 +23436,7 @@
                                                             <w:txbxContent>
                                                               <w:p>
                                                                 <w:pPr>
-                                                                  <w:pStyle w:val="afa"/>
+                                                                  <w:pStyle w:val="a"/>
                                                                   <w:jc w:val="center"/>
                                                                   <w:rPr>
                                                                     <w:i w:val="0"/>
@@ -23318,7 +23493,7 @@
                                                               <w:txbxContent>
                                                                 <w:p>
                                                                   <w:pPr>
-                                                                    <w:pStyle w:val="afa"/>
+                                                                    <w:pStyle w:val="a"/>
                                                                     <w:jc w:val="center"/>
                                                                     <w:rPr>
                                                                       <w:i w:val="0"/>
@@ -23620,7 +23795,7 @@
                                                                     <w:txbxContent>
                                                                       <w:p>
                                                                         <w:pPr>
-                                                                          <w:pStyle w:val="afa"/>
+                                                                          <w:pStyle w:val="a"/>
                                                                           <w:rPr>
                                                                             <w:i w:val="0"/>
                                                                             <w:sz w:val="16"/>
@@ -23696,7 +23871,15 @@
                                                                             <w:sz w:val="20"/>
                                                                             <w:szCs w:val="20"/>
                                                                           </w:rPr>
-                                                                          <w:t>Денисюк А.В</w:t>
+                                                                          <w:t xml:space="preserve">Денисюк </w:t>
+                                                                        </w:r>
+                                                                        <w:r>
+                                                                          <w:rPr>
+                                                                            <w:rFonts w:ascii="ISOCPEUR" w:hAnsi="ISOCPEUR" w:cstheme="majorHAnsi"/>
+                                                                            <w:sz w:val="20"/>
+                                                                            <w:szCs w:val="20"/>
+                                                                          </w:rPr>
+                                                                          <w:t>А.В</w:t>
                                                                         </w:r>
                                                                       </w:p>
                                                                     </w:txbxContent>
@@ -23908,7 +24091,7 @@
                                                                     <w:txbxContent>
                                                                       <w:p>
                                                                         <w:pPr>
-                                                                          <w:pStyle w:val="afa"/>
+                                                                          <w:pStyle w:val="a"/>
                                                                           <w:rPr>
                                                                             <w:i w:val="0"/>
                                                                             <w:sz w:val="16"/>
@@ -24016,7 +24199,7 @@
                                                                   <w:txbxContent>
                                                                     <w:p>
                                                                       <w:pPr>
-                                                                        <w:pStyle w:val="afa"/>
+                                                                        <w:pStyle w:val="a"/>
                                                                         <w:rPr>
                                                                           <w:rFonts w:asciiTheme="majorHAnsi" w:hAnsiTheme="majorHAnsi" w:cstheme="majorHAnsi"/>
                                                                           <w:i w:val="0"/>
@@ -24915,7 +25098,7 @@
 <w:hdr xmlns:wpc="http://schemas.microsoft.com/office/word/2010/wordprocessingCanvas" xmlns:cx="http://schemas.microsoft.com/office/drawing/2014/chartex" xmlns:cx1="http://schemas.microsoft.com/office/drawing/2015/9/8/chartex" xmlns:cx2="http://schemas.microsoft.com/office/drawing/2015/10/21/chartex" xmlns:cx3="http://schemas.microsoft.com/office/drawing/2016/5/9/chartex" xmlns:cx4="http://schemas.microsoft.com/office/drawing/2016/5/10/chartex" xmlns:cx5="http://schemas.microsoft.com/office/drawing/2016/5/11/chartex" xmlns:cx6="http://schemas.microsoft.com/office/drawing/2016/5/12/chartex" xmlns:cx7="http://schemas.microsoft.com/office/drawing/2016/5/13/chartex" xmlns:cx8="http://schemas.microsoft.com/office/drawing/2016/5/14/chartex" xmlns:mc="http://schemas.openxmlformats.org/markup-compatibility/2006" xmlns:aink="http://schemas.microsoft.com/office/drawing/2016/ink" xmlns:am3d="http://schemas.microsoft.com/office/drawing/2017/model3d" xmlns:o="urn:schemas-microsoft-com:office:office" xmlns:r="http://schemas.openxmlformats.org/officeDocument/2006/relationships" xmlns:m="http://schemas.openxmlformats.org/officeDocument/2006/math" xmlns:v="urn:schemas-microsoft-com:vml" xmlns:wp14="http://schemas.microsoft.com/office/word/2010/wordprocessingDrawing" xmlns:wp="http://schemas.openxmlformats.org/drawingml/2006/wordprocessingDrawing" xmlns:w10="urn:schemas-microsoft-com:office:word" xmlns:w="http://schemas.openxmlformats.org/wordprocessingml/2006/main" xmlns:w14="http://schemas.microsoft.com/office/word/2010/wordml" xmlns:w15="http://schemas.microsoft.com/office/word/2012/wordml" xmlns:w16cex="http://schemas.microsoft.com/office/word/2018/wordml/cex" xmlns:w16cid="http://schemas.microsoft.com/office/word/2016/wordml/cid" xmlns:w16="http://schemas.microsoft.com/office/word/2018/wordml" xmlns:w16sdtdh="http://schemas.microsoft.com/office/word/2020/wordml/sdtdatahash" xmlns:w16se="http://schemas.microsoft.com/office/word/2015/wordml/symex" xmlns:wpg="http://schemas.microsoft.com/office/word/2010/wordprocessingGroup" xmlns:wpi="http://schemas.microsoft.com/office/word/2010/wordprocessingInk" xmlns:wne="http://schemas.microsoft.com/office/word/2006/wordml" xmlns:wps="http://schemas.microsoft.com/office/word/2010/wordprocessingShape" mc:Ignorable="w14 w15 w16se w16cid w16 w16cex w16sdtdh wp14">
   <w:p>
     <w:pPr>
-      <w:pStyle w:val="af2"/>
+      <w:pStyle w:val="Header"/>
       <w:tabs>
         <w:tab w:val="clear" w:pos="9355"/>
       </w:tabs>
@@ -25329,7 +25512,7 @@
                                         <w:txbxContent>
                                           <w:p>
                                             <w:pPr>
-                                              <w:pStyle w:val="afa"/>
+                                              <w:pStyle w:val="a"/>
                                               <w:jc w:val="center"/>
                                               <w:rPr>
                                                 <w:i w:val="0"/>
@@ -25384,7 +25567,7 @@
                                           <w:txbxContent>
                                             <w:p>
                                               <w:pPr>
-                                                <w:pStyle w:val="afa"/>
+                                                <w:pStyle w:val="a"/>
                                                 <w:jc w:val="center"/>
                                                 <w:rPr>
                                                   <w:rFonts w:asciiTheme="majorHAnsi" w:hAnsiTheme="majorHAnsi" w:cstheme="majorHAnsi"/>
@@ -25472,7 +25655,7 @@
                                             </w:p>
                                             <w:p>
                                               <w:pPr>
-                                                <w:pStyle w:val="afa"/>
+                                                <w:pStyle w:val="a"/>
                                                 <w:jc w:val="center"/>
                                                 <w:rPr>
                                                   <w:lang w:val="ru-RU"/>
@@ -25519,7 +25702,7 @@
                                             <w:txbxContent>
                                               <w:p>
                                                 <w:pPr>
-                                                  <w:pStyle w:val="afa"/>
+                                                  <w:pStyle w:val="a"/>
                                                   <w:jc w:val="center"/>
                                                   <w:rPr>
                                                     <w:sz w:val="18"/>
@@ -25580,7 +25763,7 @@
                                               <w:txbxContent>
                                                 <w:p>
                                                   <w:pPr>
-                                                    <w:pStyle w:val="afa"/>
+                                                    <w:pStyle w:val="a"/>
                                                     <w:jc w:val="center"/>
                                                     <w:rPr>
                                                       <w:i w:val="0"/>
@@ -25650,7 +25833,7 @@
                                                   <w:txbxContent>
                                                     <w:p>
                                                       <w:pPr>
-                                                        <w:pStyle w:val="afa"/>
+                                                        <w:pStyle w:val="a"/>
                                                         <w:jc w:val="center"/>
                                                         <w:rPr>
                                                           <w:i w:val="0"/>
@@ -25707,7 +25890,7 @@
                                                     <w:txbxContent>
                                                       <w:p>
                                                         <w:pPr>
-                                                          <w:pStyle w:val="afa"/>
+                                                          <w:pStyle w:val="a"/>
                                                           <w:jc w:val="center"/>
                                                           <w:rPr>
                                                             <w:i w:val="0"/>
@@ -25765,7 +25948,7 @@
                                                       <w:txbxContent>
                                                         <w:p>
                                                           <w:pPr>
-                                                            <w:pStyle w:val="afa"/>
+                                                            <w:pStyle w:val="a"/>
                                                             <w:jc w:val="center"/>
                                                             <w:rPr>
                                                               <w:i w:val="0"/>
@@ -25923,7 +26106,7 @@
                                                 <w:txbxContent>
                                                   <w:p>
                                                     <w:pPr>
-                                                      <w:pStyle w:val="afa"/>
+                                                      <w:pStyle w:val="a"/>
                                                       <w:jc w:val="center"/>
                                                       <w:rPr>
                                                         <w:i w:val="0"/>
@@ -26358,7 +26541,7 @@
 <w:hdr xmlns:wpc="http://schemas.microsoft.com/office/word/2010/wordprocessingCanvas" xmlns:cx="http://schemas.microsoft.com/office/drawing/2014/chartex" xmlns:cx1="http://schemas.microsoft.com/office/drawing/2015/9/8/chartex" xmlns:cx2="http://schemas.microsoft.com/office/drawing/2015/10/21/chartex" xmlns:cx3="http://schemas.microsoft.com/office/drawing/2016/5/9/chartex" xmlns:cx4="http://schemas.microsoft.com/office/drawing/2016/5/10/chartex" xmlns:cx5="http://schemas.microsoft.com/office/drawing/2016/5/11/chartex" xmlns:cx6="http://schemas.microsoft.com/office/drawing/2016/5/12/chartex" xmlns:cx7="http://schemas.microsoft.com/office/drawing/2016/5/13/chartex" xmlns:cx8="http://schemas.microsoft.com/office/drawing/2016/5/14/chartex" xmlns:mc="http://schemas.openxmlformats.org/markup-compatibility/2006" xmlns:aink="http://schemas.microsoft.com/office/drawing/2016/ink" xmlns:am3d="http://schemas.microsoft.com/office/drawing/2017/model3d" xmlns:o="urn:schemas-microsoft-com:office:office" xmlns:r="http://schemas.openxmlformats.org/officeDocument/2006/relationships" xmlns:m="http://schemas.openxmlformats.org/officeDocument/2006/math" xmlns:v="urn:schemas-microsoft-com:vml" xmlns:wp14="http://schemas.microsoft.com/office/word/2010/wordprocessingDrawing" xmlns:wp="http://schemas.openxmlformats.org/drawingml/2006/wordprocessingDrawing" xmlns:w10="urn:schemas-microsoft-com:office:word" xmlns:w="http://schemas.openxmlformats.org/wordprocessingml/2006/main" xmlns:w14="http://schemas.microsoft.com/office/word/2010/wordml" xmlns:w15="http://schemas.microsoft.com/office/word/2012/wordml" xmlns:w16cex="http://schemas.microsoft.com/office/word/2018/wordml/cex" xmlns:w16cid="http://schemas.microsoft.com/office/word/2016/wordml/cid" xmlns:w16="http://schemas.microsoft.com/office/word/2018/wordml" xmlns:w16sdtdh="http://schemas.microsoft.com/office/word/2020/wordml/sdtdatahash" xmlns:w16se="http://schemas.microsoft.com/office/word/2015/wordml/symex" xmlns:wpg="http://schemas.microsoft.com/office/word/2010/wordprocessingGroup" xmlns:wpi="http://schemas.microsoft.com/office/word/2010/wordprocessingInk" xmlns:wne="http://schemas.microsoft.com/office/word/2006/wordml" xmlns:wps="http://schemas.microsoft.com/office/word/2010/wordprocessingShape" mc:Ignorable="w14 w15 w16se w16cid w16 w16cex w16sdtdh wp14">
   <w:p>
     <w:pPr>
-      <w:pStyle w:val="af2"/>
+      <w:pStyle w:val="Header"/>
     </w:pPr>
   </w:p>
 </w:hdr>
@@ -26368,7 +26551,7 @@
 <w:hdr xmlns:wpc="http://schemas.microsoft.com/office/word/2010/wordprocessingCanvas" xmlns:cx="http://schemas.microsoft.com/office/drawing/2014/chartex" xmlns:cx1="http://schemas.microsoft.com/office/drawing/2015/9/8/chartex" xmlns:cx2="http://schemas.microsoft.com/office/drawing/2015/10/21/chartex" xmlns:cx3="http://schemas.microsoft.com/office/drawing/2016/5/9/chartex" xmlns:cx4="http://schemas.microsoft.com/office/drawing/2016/5/10/chartex" xmlns:cx5="http://schemas.microsoft.com/office/drawing/2016/5/11/chartex" xmlns:cx6="http://schemas.microsoft.com/office/drawing/2016/5/12/chartex" xmlns:cx7="http://schemas.microsoft.com/office/drawing/2016/5/13/chartex" xmlns:cx8="http://schemas.microsoft.com/office/drawing/2016/5/14/chartex" xmlns:mc="http://schemas.openxmlformats.org/markup-compatibility/2006" xmlns:aink="http://schemas.microsoft.com/office/drawing/2016/ink" xmlns:am3d="http://schemas.microsoft.com/office/drawing/2017/model3d" xmlns:o="urn:schemas-microsoft-com:office:office" xmlns:r="http://schemas.openxmlformats.org/officeDocument/2006/relationships" xmlns:m="http://schemas.openxmlformats.org/officeDocument/2006/math" xmlns:v="urn:schemas-microsoft-com:vml" xmlns:wp14="http://schemas.microsoft.com/office/word/2010/wordprocessingDrawing" xmlns:wp="http://schemas.openxmlformats.org/drawingml/2006/wordprocessingDrawing" xmlns:w10="urn:schemas-microsoft-com:office:word" xmlns:w="http://schemas.openxmlformats.org/wordprocessingml/2006/main" xmlns:w14="http://schemas.microsoft.com/office/word/2010/wordml" xmlns:w15="http://schemas.microsoft.com/office/word/2012/wordml" xmlns:w16cex="http://schemas.microsoft.com/office/word/2018/wordml/cex" xmlns:w16cid="http://schemas.microsoft.com/office/word/2016/wordml/cid" xmlns:w16="http://schemas.microsoft.com/office/word/2018/wordml" xmlns:w16sdtdh="http://schemas.microsoft.com/office/word/2020/wordml/sdtdatahash" xmlns:w16se="http://schemas.microsoft.com/office/word/2015/wordml/symex" xmlns:wpg="http://schemas.microsoft.com/office/word/2010/wordprocessingGroup" xmlns:wpi="http://schemas.microsoft.com/office/word/2010/wordprocessingInk" xmlns:wne="http://schemas.microsoft.com/office/word/2006/wordml" xmlns:wps="http://schemas.microsoft.com/office/word/2010/wordprocessingShape" mc:Ignorable="w14 w15 w16se w16cid w16 w16cex w16sdtdh wp14">
   <w:p>
     <w:pPr>
-      <w:pStyle w:val="af2"/>
+      <w:pStyle w:val="Header"/>
       <w:jc w:val="right"/>
       <w:rPr>
         <w:rFonts w:asciiTheme="majorHAnsi" w:hAnsiTheme="majorHAnsi" w:cstheme="majorHAnsi"/>
@@ -31131,15 +31314,15 @@
     <w:lsdException w:name="Unresolved Mention" w:semiHidden="1" w:unhideWhenUsed="1"/>
     <w:lsdException w:name="Smart Link" w:semiHidden="1" w:unhideWhenUsed="1"/>
   </w:latentStyles>
-  <w:style w:type="paragraph" w:default="1" w:styleId="a">
+  <w:style w:type="paragraph" w:default="1" w:styleId="Normal">
     <w:name w:val="Normal"/>
     <w:qFormat/>
   </w:style>
-  <w:style w:type="paragraph" w:styleId="1">
+  <w:style w:type="paragraph" w:styleId="Heading1">
     <w:name w:val="heading 1"/>
-    <w:basedOn w:val="a"/>
-    <w:next w:val="a"/>
-    <w:link w:val="10"/>
+    <w:basedOn w:val="Normal"/>
+    <w:next w:val="Normal"/>
+    <w:link w:val="Heading1Char1"/>
     <w:uiPriority w:val="9"/>
     <w:qFormat/>
     <w:pPr>
@@ -31156,11 +31339,11 @@
       <w:szCs w:val="28"/>
     </w:rPr>
   </w:style>
-  <w:style w:type="paragraph" w:styleId="2">
+  <w:style w:type="paragraph" w:styleId="Heading2">
     <w:name w:val="heading 2"/>
     <w:basedOn w:val="TNR"/>
-    <w:next w:val="a"/>
-    <w:link w:val="20"/>
+    <w:next w:val="Normal"/>
+    <w:link w:val="Heading2Char1"/>
     <w:uiPriority w:val="9"/>
     <w:unhideWhenUsed/>
     <w:qFormat/>
@@ -31170,11 +31353,11 @@
       <w:outlineLvl w:val="1"/>
     </w:pPr>
   </w:style>
-  <w:style w:type="paragraph" w:styleId="3">
+  <w:style w:type="paragraph" w:styleId="Heading3">
     <w:name w:val="heading 3"/>
-    <w:basedOn w:val="a"/>
-    <w:next w:val="a"/>
-    <w:link w:val="30"/>
+    <w:basedOn w:val="Normal"/>
+    <w:next w:val="Normal"/>
+    <w:link w:val="Heading3Char1"/>
     <w:uiPriority w:val="9"/>
     <w:unhideWhenUsed/>
     <w:qFormat/>
@@ -31192,11 +31375,11 @@
       <w:szCs w:val="28"/>
     </w:rPr>
   </w:style>
-  <w:style w:type="paragraph" w:styleId="4">
+  <w:style w:type="paragraph" w:styleId="Heading4">
     <w:name w:val="heading 4"/>
-    <w:basedOn w:val="a"/>
-    <w:next w:val="a"/>
-    <w:link w:val="40"/>
+    <w:basedOn w:val="Normal"/>
+    <w:next w:val="Normal"/>
+    <w:link w:val="Heading4Char1"/>
     <w:uiPriority w:val="9"/>
     <w:unhideWhenUsed/>
     <w:qFormat/>
@@ -31214,11 +31397,11 @@
       <w:szCs w:val="26"/>
     </w:rPr>
   </w:style>
-  <w:style w:type="paragraph" w:styleId="5">
+  <w:style w:type="paragraph" w:styleId="Heading5">
     <w:name w:val="heading 5"/>
-    <w:basedOn w:val="a"/>
-    <w:next w:val="a"/>
-    <w:link w:val="50"/>
+    <w:basedOn w:val="Normal"/>
+    <w:next w:val="Normal"/>
+    <w:link w:val="Heading5Char1"/>
     <w:uiPriority w:val="9"/>
     <w:unhideWhenUsed/>
     <w:qFormat/>
@@ -31234,11 +31417,11 @@
       <w:bCs/>
     </w:rPr>
   </w:style>
-  <w:style w:type="paragraph" w:styleId="6">
+  <w:style w:type="paragraph" w:styleId="Heading6">
     <w:name w:val="heading 6"/>
-    <w:basedOn w:val="a"/>
-    <w:next w:val="a"/>
-    <w:link w:val="60"/>
+    <w:basedOn w:val="Normal"/>
+    <w:next w:val="Normal"/>
+    <w:link w:val="Heading6Char1"/>
     <w:uiPriority w:val="9"/>
     <w:unhideWhenUsed/>
     <w:qFormat/>
@@ -31256,11 +31439,11 @@
       <w:szCs w:val="22"/>
     </w:rPr>
   </w:style>
-  <w:style w:type="paragraph" w:styleId="7">
+  <w:style w:type="paragraph" w:styleId="Heading7">
     <w:name w:val="heading 7"/>
-    <w:basedOn w:val="a"/>
-    <w:next w:val="a"/>
-    <w:link w:val="70"/>
+    <w:basedOn w:val="Normal"/>
+    <w:next w:val="Normal"/>
+    <w:link w:val="Heading7Char1"/>
     <w:uiPriority w:val="9"/>
     <w:unhideWhenUsed/>
     <w:qFormat/>
@@ -31280,11 +31463,11 @@
       <w:szCs w:val="22"/>
     </w:rPr>
   </w:style>
-  <w:style w:type="paragraph" w:styleId="8">
+  <w:style w:type="paragraph" w:styleId="Heading8">
     <w:name w:val="heading 8"/>
-    <w:basedOn w:val="a"/>
-    <w:next w:val="a"/>
-    <w:link w:val="80"/>
+    <w:basedOn w:val="Normal"/>
+    <w:next w:val="Normal"/>
+    <w:link w:val="Heading8Char1"/>
     <w:uiPriority w:val="9"/>
     <w:unhideWhenUsed/>
     <w:qFormat/>
@@ -31302,11 +31485,11 @@
       <w:szCs w:val="22"/>
     </w:rPr>
   </w:style>
-  <w:style w:type="paragraph" w:styleId="9">
+  <w:style w:type="paragraph" w:styleId="Heading9">
     <w:name w:val="heading 9"/>
-    <w:basedOn w:val="a"/>
-    <w:next w:val="a"/>
-    <w:link w:val="90"/>
+    <w:basedOn w:val="Normal"/>
+    <w:next w:val="Normal"/>
+    <w:link w:val="Heading9Char1"/>
     <w:uiPriority w:val="9"/>
     <w:unhideWhenUsed/>
     <w:qFormat/>
@@ -31324,13 +31507,13 @@
       <w:szCs w:val="21"/>
     </w:rPr>
   </w:style>
-  <w:style w:type="character" w:default="1" w:styleId="a0">
+  <w:style w:type="character" w:default="1" w:styleId="DefaultParagraphFont">
     <w:name w:val="Default Paragraph Font"/>
     <w:uiPriority w:val="1"/>
     <w:semiHidden/>
     <w:unhideWhenUsed/>
   </w:style>
-  <w:style w:type="table" w:default="1" w:styleId="a1">
+  <w:style w:type="table" w:default="1" w:styleId="TableNormal">
     <w:name w:val="Normal Table"/>
     <w:uiPriority w:val="99"/>
     <w:semiHidden/>
@@ -31345,7 +31528,7 @@
       </w:tblCellMar>
     </w:tblPr>
   </w:style>
-  <w:style w:type="numbering" w:default="1" w:styleId="a2">
+  <w:style w:type="numbering" w:default="1" w:styleId="NoList">
     <w:name w:val="No List"/>
     <w:uiPriority w:val="99"/>
     <w:semiHidden/>
@@ -31353,7 +31536,7 @@
   </w:style>
   <w:style w:type="character" w:customStyle="1" w:styleId="Heading4Char">
     <w:name w:val="Heading 4 Char"/>
-    <w:basedOn w:val="a0"/>
+    <w:basedOn w:val="DefaultParagraphFont"/>
     <w:uiPriority w:val="9"/>
     <w:rPr>
       <w:rFonts w:ascii="Arial" w:eastAsia="Arial" w:hAnsi="Arial" w:cs="Arial"/>
@@ -31365,7 +31548,7 @@
   </w:style>
   <w:style w:type="character" w:customStyle="1" w:styleId="Heading5Char">
     <w:name w:val="Heading 5 Char"/>
-    <w:basedOn w:val="a0"/>
+    <w:basedOn w:val="DefaultParagraphFont"/>
     <w:uiPriority w:val="9"/>
     <w:rPr>
       <w:rFonts w:ascii="Arial" w:eastAsia="Arial" w:hAnsi="Arial" w:cs="Arial"/>
@@ -31377,7 +31560,7 @@
   </w:style>
   <w:style w:type="character" w:customStyle="1" w:styleId="Heading6Char">
     <w:name w:val="Heading 6 Char"/>
-    <w:basedOn w:val="a0"/>
+    <w:basedOn w:val="DefaultParagraphFont"/>
     <w:uiPriority w:val="9"/>
     <w:rPr>
       <w:rFonts w:ascii="Arial" w:eastAsia="Arial" w:hAnsi="Arial" w:cs="Arial"/>
@@ -31389,7 +31572,7 @@
   </w:style>
   <w:style w:type="character" w:customStyle="1" w:styleId="Heading7Char">
     <w:name w:val="Heading 7 Char"/>
-    <w:basedOn w:val="a0"/>
+    <w:basedOn w:val="DefaultParagraphFont"/>
     <w:uiPriority w:val="9"/>
     <w:rPr>
       <w:rFonts w:ascii="Arial" w:eastAsia="Arial" w:hAnsi="Arial" w:cs="Arial"/>
@@ -31403,7 +31586,7 @@
   </w:style>
   <w:style w:type="character" w:customStyle="1" w:styleId="Heading8Char">
     <w:name w:val="Heading 8 Char"/>
-    <w:basedOn w:val="a0"/>
+    <w:basedOn w:val="DefaultParagraphFont"/>
     <w:uiPriority w:val="9"/>
     <w:rPr>
       <w:rFonts w:ascii="Arial" w:eastAsia="Arial" w:hAnsi="Arial" w:cs="Arial"/>
@@ -31415,7 +31598,7 @@
   </w:style>
   <w:style w:type="character" w:customStyle="1" w:styleId="Heading9Char">
     <w:name w:val="Heading 9 Char"/>
-    <w:basedOn w:val="a0"/>
+    <w:basedOn w:val="DefaultParagraphFont"/>
     <w:uiPriority w:val="9"/>
     <w:rPr>
       <w:rFonts w:ascii="Arial" w:eastAsia="Arial" w:hAnsi="Arial" w:cs="Arial"/>
@@ -31427,7 +31610,7 @@
   </w:style>
   <w:style w:type="character" w:customStyle="1" w:styleId="SubtitleChar">
     <w:name w:val="Subtitle Char"/>
-    <w:basedOn w:val="a0"/>
+    <w:basedOn w:val="DefaultParagraphFont"/>
     <w:uiPriority w:val="11"/>
     <w:rPr>
       <w:sz w:val="24"/>
@@ -31464,7 +31647,7 @@
   </w:style>
   <w:style w:type="character" w:customStyle="1" w:styleId="Heading1Char">
     <w:name w:val="Heading 1 Char"/>
-    <w:basedOn w:val="a0"/>
+    <w:basedOn w:val="DefaultParagraphFont"/>
     <w:uiPriority w:val="9"/>
     <w:rPr>
       <w:rFonts w:ascii="Arial" w:eastAsia="Arial" w:hAnsi="Arial" w:cs="Arial"/>
@@ -31474,7 +31657,7 @@
   </w:style>
   <w:style w:type="character" w:customStyle="1" w:styleId="Heading2Char">
     <w:name w:val="Heading 2 Char"/>
-    <w:basedOn w:val="a0"/>
+    <w:basedOn w:val="DefaultParagraphFont"/>
     <w:uiPriority w:val="9"/>
     <w:rPr>
       <w:rFonts w:ascii="Arial" w:eastAsia="Arial" w:hAnsi="Arial" w:cs="Arial"/>
@@ -31483,7 +31666,7 @@
   </w:style>
   <w:style w:type="character" w:customStyle="1" w:styleId="Heading3Char">
     <w:name w:val="Heading 3 Char"/>
-    <w:basedOn w:val="a0"/>
+    <w:basedOn w:val="DefaultParagraphFont"/>
     <w:uiPriority w:val="9"/>
     <w:rPr>
       <w:rFonts w:ascii="Arial" w:eastAsia="Arial" w:hAnsi="Arial" w:cs="Arial"/>
@@ -31491,10 +31674,10 @@
       <w:szCs w:val="30"/>
     </w:rPr>
   </w:style>
-  <w:style w:type="character" w:customStyle="1" w:styleId="40">
-    <w:name w:val="Заголовок 4 Знак"/>
-    <w:basedOn w:val="a0"/>
-    <w:link w:val="4"/>
+  <w:style w:type="character" w:customStyle="1" w:styleId="Heading4Char1">
+    <w:name w:val="Heading 4 Char1"/>
+    <w:basedOn w:val="DefaultParagraphFont"/>
+    <w:link w:val="Heading4"/>
     <w:uiPriority w:val="9"/>
     <w:rPr>
       <w:rFonts w:ascii="Arial" w:eastAsia="Arial" w:hAnsi="Arial" w:cs="Arial"/>
@@ -31504,10 +31687,10 @@
       <w:szCs w:val="26"/>
     </w:rPr>
   </w:style>
-  <w:style w:type="character" w:customStyle="1" w:styleId="50">
-    <w:name w:val="Заголовок 5 Знак"/>
-    <w:basedOn w:val="a0"/>
-    <w:link w:val="5"/>
+  <w:style w:type="character" w:customStyle="1" w:styleId="Heading5Char1">
+    <w:name w:val="Heading 5 Char1"/>
+    <w:basedOn w:val="DefaultParagraphFont"/>
+    <w:link w:val="Heading5"/>
     <w:uiPriority w:val="9"/>
     <w:rPr>
       <w:rFonts w:ascii="Arial" w:eastAsia="Arial" w:hAnsi="Arial" w:cs="Arial"/>
@@ -31517,10 +31700,10 @@
       <w:szCs w:val="24"/>
     </w:rPr>
   </w:style>
-  <w:style w:type="character" w:customStyle="1" w:styleId="60">
-    <w:name w:val="Заголовок 6 Знак"/>
-    <w:basedOn w:val="a0"/>
-    <w:link w:val="6"/>
+  <w:style w:type="character" w:customStyle="1" w:styleId="Heading6Char1">
+    <w:name w:val="Heading 6 Char1"/>
+    <w:basedOn w:val="DefaultParagraphFont"/>
+    <w:link w:val="Heading6"/>
     <w:uiPriority w:val="9"/>
     <w:rPr>
       <w:rFonts w:ascii="Arial" w:eastAsia="Arial" w:hAnsi="Arial" w:cs="Arial"/>
@@ -31530,10 +31713,10 @@
       <w:szCs w:val="22"/>
     </w:rPr>
   </w:style>
-  <w:style w:type="character" w:customStyle="1" w:styleId="70">
-    <w:name w:val="Заголовок 7 Знак"/>
-    <w:basedOn w:val="a0"/>
-    <w:link w:val="7"/>
+  <w:style w:type="character" w:customStyle="1" w:styleId="Heading7Char1">
+    <w:name w:val="Heading 7 Char1"/>
+    <w:basedOn w:val="DefaultParagraphFont"/>
+    <w:link w:val="Heading7"/>
     <w:uiPriority w:val="9"/>
     <w:rPr>
       <w:rFonts w:ascii="Arial" w:eastAsia="Arial" w:hAnsi="Arial" w:cs="Arial"/>
@@ -31545,10 +31728,10 @@
       <w:szCs w:val="22"/>
     </w:rPr>
   </w:style>
-  <w:style w:type="character" w:customStyle="1" w:styleId="80">
-    <w:name w:val="Заголовок 8 Знак"/>
-    <w:basedOn w:val="a0"/>
-    <w:link w:val="8"/>
+  <w:style w:type="character" w:customStyle="1" w:styleId="Heading8Char1">
+    <w:name w:val="Heading 8 Char1"/>
+    <w:basedOn w:val="DefaultParagraphFont"/>
+    <w:link w:val="Heading8"/>
     <w:uiPriority w:val="9"/>
     <w:rPr>
       <w:rFonts w:ascii="Arial" w:eastAsia="Arial" w:hAnsi="Arial" w:cs="Arial"/>
@@ -31558,10 +31741,10 @@
       <w:szCs w:val="22"/>
     </w:rPr>
   </w:style>
-  <w:style w:type="character" w:customStyle="1" w:styleId="90">
-    <w:name w:val="Заголовок 9 Знак"/>
-    <w:basedOn w:val="a0"/>
-    <w:link w:val="9"/>
+  <w:style w:type="character" w:customStyle="1" w:styleId="Heading9Char1">
+    <w:name w:val="Heading 9 Char1"/>
+    <w:basedOn w:val="DefaultParagraphFont"/>
+    <w:link w:val="Heading9"/>
     <w:uiPriority w:val="9"/>
     <w:rPr>
       <w:rFonts w:ascii="Arial" w:eastAsia="Arial" w:hAnsi="Arial" w:cs="Arial"/>
@@ -31571,46 +31754,46 @@
       <w:szCs w:val="21"/>
     </w:rPr>
   </w:style>
-  <w:style w:type="paragraph" w:styleId="a3">
+  <w:style w:type="paragraph" w:styleId="NoSpacing">
     <w:name w:val="No Spacing"/>
     <w:uiPriority w:val="1"/>
     <w:qFormat/>
   </w:style>
   <w:style w:type="character" w:customStyle="1" w:styleId="TitleChar">
     <w:name w:val="Title Char"/>
-    <w:basedOn w:val="a0"/>
+    <w:basedOn w:val="DefaultParagraphFont"/>
     <w:uiPriority w:val="10"/>
     <w:rPr>
       <w:sz w:val="48"/>
       <w:szCs w:val="48"/>
     </w:rPr>
   </w:style>
-  <w:style w:type="paragraph" w:styleId="a4">
+  <w:style w:type="paragraph" w:styleId="Subtitle">
     <w:name w:val="Subtitle"/>
-    <w:basedOn w:val="a"/>
-    <w:next w:val="a"/>
-    <w:link w:val="a5"/>
+    <w:basedOn w:val="Normal"/>
+    <w:next w:val="Normal"/>
+    <w:link w:val="SubtitleChar1"/>
     <w:uiPriority w:val="11"/>
     <w:qFormat/>
     <w:pPr>
       <w:spacing w:before="200" w:after="200"/>
     </w:pPr>
   </w:style>
-  <w:style w:type="character" w:customStyle="1" w:styleId="a5">
-    <w:name w:val="Подзаголовок Знак"/>
-    <w:basedOn w:val="a0"/>
-    <w:link w:val="a4"/>
+  <w:style w:type="character" w:customStyle="1" w:styleId="SubtitleChar1">
+    <w:name w:val="Subtitle Char1"/>
+    <w:basedOn w:val="DefaultParagraphFont"/>
+    <w:link w:val="Subtitle"/>
     <w:uiPriority w:val="11"/>
     <w:rPr>
       <w:sz w:val="24"/>
       <w:szCs w:val="24"/>
     </w:rPr>
   </w:style>
-  <w:style w:type="paragraph" w:styleId="21">
+  <w:style w:type="paragraph" w:styleId="Quote">
     <w:name w:val="Quote"/>
-    <w:basedOn w:val="a"/>
-    <w:next w:val="a"/>
-    <w:link w:val="22"/>
+    <w:basedOn w:val="Normal"/>
+    <w:next w:val="Normal"/>
+    <w:link w:val="QuoteChar1"/>
     <w:uiPriority w:val="29"/>
     <w:qFormat/>
     <w:pPr>
@@ -31620,19 +31803,19 @@
       <w:i/>
     </w:rPr>
   </w:style>
-  <w:style w:type="character" w:customStyle="1" w:styleId="22">
-    <w:name w:val="Цитата 2 Знак"/>
-    <w:link w:val="21"/>
+  <w:style w:type="character" w:customStyle="1" w:styleId="QuoteChar1">
+    <w:name w:val="Quote Char1"/>
+    <w:link w:val="Quote"/>
     <w:uiPriority w:val="29"/>
     <w:rPr>
       <w:i/>
     </w:rPr>
   </w:style>
-  <w:style w:type="paragraph" w:styleId="a6">
+  <w:style w:type="paragraph" w:styleId="IntenseQuote">
     <w:name w:val="Intense Quote"/>
-    <w:basedOn w:val="a"/>
-    <w:next w:val="a"/>
-    <w:link w:val="a7"/>
+    <w:basedOn w:val="Normal"/>
+    <w:next w:val="Normal"/>
+    <w:link w:val="IntenseQuoteChar1"/>
     <w:uiPriority w:val="30"/>
     <w:qFormat/>
     <w:pPr>
@@ -31649,9 +31832,9 @@
       <w:i/>
     </w:rPr>
   </w:style>
-  <w:style w:type="character" w:customStyle="1" w:styleId="a7">
-    <w:name w:val="Выделенная цитата Знак"/>
-    <w:link w:val="a6"/>
+  <w:style w:type="character" w:customStyle="1" w:styleId="IntenseQuoteChar1">
+    <w:name w:val="Intense Quote Char1"/>
+    <w:link w:val="IntenseQuote"/>
     <w:uiPriority w:val="30"/>
     <w:rPr>
       <w:i/>
@@ -31659,12 +31842,12 @@
   </w:style>
   <w:style w:type="character" w:customStyle="1" w:styleId="HeaderChar">
     <w:name w:val="Header Char"/>
-    <w:basedOn w:val="a0"/>
+    <w:basedOn w:val="DefaultParagraphFont"/>
     <w:uiPriority w:val="99"/>
   </w:style>
   <w:style w:type="character" w:customStyle="1" w:styleId="FooterChar">
     <w:name w:val="Footer Char"/>
-    <w:basedOn w:val="a0"/>
+    <w:basedOn w:val="DefaultParagraphFont"/>
     <w:uiPriority w:val="99"/>
   </w:style>
   <w:style w:type="character" w:customStyle="1" w:styleId="CaptionChar">
@@ -31673,7 +31856,7 @@
   </w:style>
   <w:style w:type="table" w:customStyle="1" w:styleId="TableGridLight1">
     <w:name w:val="Table Grid Light1"/>
-    <w:basedOn w:val="a1"/>
+    <w:basedOn w:val="TableNormal"/>
     <w:uiPriority w:val="59"/>
     <w:tblPr>
       <w:tblBorders>
@@ -31686,9 +31869,9 @@
       </w:tblBorders>
     </w:tblPr>
   </w:style>
-  <w:style w:type="table" w:styleId="11">
+  <w:style w:type="table" w:styleId="PlainTable1">
     <w:name w:val="Plain Table 1"/>
-    <w:basedOn w:val="a1"/>
+    <w:basedOn w:val="TableNormal"/>
     <w:uiPriority w:val="59"/>
     <w:tblPr>
       <w:tblBorders>
@@ -31745,9 +31928,9 @@
       </w:tcPr>
     </w:tblStylePr>
   </w:style>
-  <w:style w:type="table" w:styleId="23">
+  <w:style w:type="table" w:styleId="PlainTable2">
     <w:name w:val="Plain Table 2"/>
-    <w:basedOn w:val="a1"/>
+    <w:basedOn w:val="TableNormal"/>
     <w:uiPriority w:val="59"/>
     <w:tblPr>
       <w:tblBorders>
@@ -31824,9 +32007,9 @@
       </w:tcPr>
     </w:tblStylePr>
   </w:style>
-  <w:style w:type="table" w:styleId="31">
+  <w:style w:type="table" w:styleId="PlainTable3">
     <w:name w:val="Plain Table 3"/>
-    <w:basedOn w:val="a1"/>
+    <w:basedOn w:val="TableNormal"/>
     <w:uiPriority w:val="99"/>
     <w:tblPr>
       <w:tblStyleRowBandSize w:val="1"/>
@@ -31901,9 +32084,9 @@
       </w:tcPr>
     </w:tblStylePr>
   </w:style>
-  <w:style w:type="table" w:styleId="41">
+  <w:style w:type="table" w:styleId="PlainTable4">
     <w:name w:val="Plain Table 4"/>
-    <w:basedOn w:val="a1"/>
+    <w:basedOn w:val="TableNormal"/>
     <w:uiPriority w:val="99"/>
     <w:tblPr>
       <w:tblStyleRowBandSize w:val="1"/>
@@ -31956,9 +32139,9 @@
       </w:tcPr>
     </w:tblStylePr>
   </w:style>
-  <w:style w:type="table" w:styleId="51">
+  <w:style w:type="table" w:styleId="PlainTable5">
     <w:name w:val="Plain Table 5"/>
-    <w:basedOn w:val="a1"/>
+    <w:basedOn w:val="TableNormal"/>
     <w:uiPriority w:val="99"/>
     <w:tblPr>
       <w:tblStyleRowBandSize w:val="1"/>
@@ -32046,9 +32229,9 @@
       </w:tcPr>
     </w:tblStylePr>
   </w:style>
-  <w:style w:type="table" w:styleId="-1">
+  <w:style w:type="table" w:styleId="GridTable1Light">
     <w:name w:val="Grid Table 1 Light"/>
-    <w:basedOn w:val="a1"/>
+    <w:basedOn w:val="TableNormal"/>
     <w:uiPriority w:val="99"/>
     <w:tblPr>
       <w:tblStyleRowBandSize w:val="1"/>
@@ -32111,7 +32294,7 @@
   </w:style>
   <w:style w:type="table" w:customStyle="1" w:styleId="GridTable1Light-Accent11">
     <w:name w:val="Grid Table 1 Light - Accent 11"/>
-    <w:basedOn w:val="a1"/>
+    <w:basedOn w:val="TableNormal"/>
     <w:uiPriority w:val="99"/>
     <w:tblPr>
       <w:tblStyleRowBandSize w:val="1"/>
@@ -32174,7 +32357,7 @@
   </w:style>
   <w:style w:type="table" w:customStyle="1" w:styleId="GridTable1Light-Accent21">
     <w:name w:val="Grid Table 1 Light - Accent 21"/>
-    <w:basedOn w:val="a1"/>
+    <w:basedOn w:val="TableNormal"/>
     <w:uiPriority w:val="99"/>
     <w:tblPr>
       <w:tblStyleRowBandSize w:val="1"/>
@@ -32237,7 +32420,7 @@
   </w:style>
   <w:style w:type="table" w:customStyle="1" w:styleId="GridTable1Light-Accent31">
     <w:name w:val="Grid Table 1 Light - Accent 31"/>
-    <w:basedOn w:val="a1"/>
+    <w:basedOn w:val="TableNormal"/>
     <w:uiPriority w:val="99"/>
     <w:tblPr>
       <w:tblStyleRowBandSize w:val="1"/>
@@ -32300,7 +32483,7 @@
   </w:style>
   <w:style w:type="table" w:customStyle="1" w:styleId="GridTable1Light-Accent41">
     <w:name w:val="Grid Table 1 Light - Accent 41"/>
-    <w:basedOn w:val="a1"/>
+    <w:basedOn w:val="TableNormal"/>
     <w:uiPriority w:val="99"/>
     <w:tblPr>
       <w:tblStyleRowBandSize w:val="1"/>
@@ -32363,7 +32546,7 @@
   </w:style>
   <w:style w:type="table" w:customStyle="1" w:styleId="GridTable1Light-Accent51">
     <w:name w:val="Grid Table 1 Light - Accent 51"/>
-    <w:basedOn w:val="a1"/>
+    <w:basedOn w:val="TableNormal"/>
     <w:uiPriority w:val="99"/>
     <w:tblPr>
       <w:tblStyleRowBandSize w:val="1"/>
@@ -32426,7 +32609,7 @@
   </w:style>
   <w:style w:type="table" w:customStyle="1" w:styleId="GridTable1Light-Accent61">
     <w:name w:val="Grid Table 1 Light - Accent 61"/>
-    <w:basedOn w:val="a1"/>
+    <w:basedOn w:val="TableNormal"/>
     <w:uiPriority w:val="99"/>
     <w:tblPr>
       <w:tblStyleRowBandSize w:val="1"/>
@@ -32487,9 +32670,9 @@
       </w:tcPr>
     </w:tblStylePr>
   </w:style>
-  <w:style w:type="table" w:styleId="-2">
+  <w:style w:type="table" w:styleId="GridTable2">
     <w:name w:val="Grid Table 2"/>
-    <w:basedOn w:val="a1"/>
+    <w:basedOn w:val="TableNormal"/>
     <w:uiPriority w:val="99"/>
     <w:tblPr>
       <w:tblStyleRowBandSize w:val="1"/>
@@ -32569,7 +32752,7 @@
   </w:style>
   <w:style w:type="table" w:customStyle="1" w:styleId="GridTable2-Accent11">
     <w:name w:val="Grid Table 2 - Accent 11"/>
-    <w:basedOn w:val="a1"/>
+    <w:basedOn w:val="TableNormal"/>
     <w:uiPriority w:val="99"/>
     <w:tblPr>
       <w:tblStyleRowBandSize w:val="1"/>
@@ -32649,7 +32832,7 @@
   </w:style>
   <w:style w:type="table" w:customStyle="1" w:styleId="GridTable2-Accent21">
     <w:name w:val="Grid Table 2 - Accent 21"/>
-    <w:basedOn w:val="a1"/>
+    <w:basedOn w:val="TableNormal"/>
     <w:uiPriority w:val="99"/>
     <w:tblPr>
       <w:tblStyleRowBandSize w:val="1"/>
@@ -32729,7 +32912,7 @@
   </w:style>
   <w:style w:type="table" w:customStyle="1" w:styleId="GridTable2-Accent31">
     <w:name w:val="Grid Table 2 - Accent 31"/>
-    <w:basedOn w:val="a1"/>
+    <w:basedOn w:val="TableNormal"/>
     <w:uiPriority w:val="99"/>
     <w:tblPr>
       <w:tblStyleRowBandSize w:val="1"/>
@@ -32809,7 +32992,7 @@
   </w:style>
   <w:style w:type="table" w:customStyle="1" w:styleId="GridTable2-Accent41">
     <w:name w:val="Grid Table 2 - Accent 41"/>
-    <w:basedOn w:val="a1"/>
+    <w:basedOn w:val="TableNormal"/>
     <w:uiPriority w:val="99"/>
     <w:tblPr>
       <w:tblStyleRowBandSize w:val="1"/>
@@ -32889,7 +33072,7 @@
   </w:style>
   <w:style w:type="table" w:customStyle="1" w:styleId="GridTable2-Accent51">
     <w:name w:val="Grid Table 2 - Accent 51"/>
-    <w:basedOn w:val="a1"/>
+    <w:basedOn w:val="TableNormal"/>
     <w:uiPriority w:val="99"/>
     <w:tblPr>
       <w:tblStyleRowBandSize w:val="1"/>
@@ -32969,7 +33152,7 @@
   </w:style>
   <w:style w:type="table" w:customStyle="1" w:styleId="GridTable2-Accent61">
     <w:name w:val="Grid Table 2 - Accent 61"/>
-    <w:basedOn w:val="a1"/>
+    <w:basedOn w:val="TableNormal"/>
     <w:uiPriority w:val="99"/>
     <w:tblPr>
       <w:tblStyleRowBandSize w:val="1"/>
@@ -33047,9 +33230,9 @@
       </w:tcPr>
     </w:tblStylePr>
   </w:style>
-  <w:style w:type="table" w:styleId="-3">
+  <w:style w:type="table" w:styleId="GridTable3">
     <w:name w:val="Grid Table 3"/>
-    <w:basedOn w:val="a1"/>
+    <w:basedOn w:val="TableNormal"/>
     <w:uiPriority w:val="99"/>
     <w:tblPr>
       <w:tblStyleRowBandSize w:val="1"/>
@@ -33152,7 +33335,7 @@
   </w:style>
   <w:style w:type="table" w:customStyle="1" w:styleId="GridTable3-Accent11">
     <w:name w:val="Grid Table 3 - Accent 11"/>
-    <w:basedOn w:val="a1"/>
+    <w:basedOn w:val="TableNormal"/>
     <w:uiPriority w:val="99"/>
     <w:tblPr>
       <w:tblStyleRowBandSize w:val="1"/>
@@ -33255,7 +33438,7 @@
   </w:style>
   <w:style w:type="table" w:customStyle="1" w:styleId="GridTable3-Accent21">
     <w:name w:val="Grid Table 3 - Accent 21"/>
-    <w:basedOn w:val="a1"/>
+    <w:basedOn w:val="TableNormal"/>
     <w:uiPriority w:val="99"/>
     <w:tblPr>
       <w:tblStyleRowBandSize w:val="1"/>
@@ -33358,7 +33541,7 @@
   </w:style>
   <w:style w:type="table" w:customStyle="1" w:styleId="GridTable3-Accent31">
     <w:name w:val="Grid Table 3 - Accent 31"/>
-    <w:basedOn w:val="a1"/>
+    <w:basedOn w:val="TableNormal"/>
     <w:uiPriority w:val="99"/>
     <w:tblPr>
       <w:tblStyleRowBandSize w:val="1"/>
@@ -33461,7 +33644,7 @@
   </w:style>
   <w:style w:type="table" w:customStyle="1" w:styleId="GridTable3-Accent41">
     <w:name w:val="Grid Table 3 - Accent 41"/>
-    <w:basedOn w:val="a1"/>
+    <w:basedOn w:val="TableNormal"/>
     <w:uiPriority w:val="99"/>
     <w:tblPr>
       <w:tblStyleRowBandSize w:val="1"/>
@@ -33564,7 +33747,7 @@
   </w:style>
   <w:style w:type="table" w:customStyle="1" w:styleId="GridTable3-Accent51">
     <w:name w:val="Grid Table 3 - Accent 51"/>
-    <w:basedOn w:val="a1"/>
+    <w:basedOn w:val="TableNormal"/>
     <w:uiPriority w:val="99"/>
     <w:tblPr>
       <w:tblStyleRowBandSize w:val="1"/>
@@ -33667,7 +33850,7 @@
   </w:style>
   <w:style w:type="table" w:customStyle="1" w:styleId="GridTable3-Accent61">
     <w:name w:val="Grid Table 3 - Accent 61"/>
-    <w:basedOn w:val="a1"/>
+    <w:basedOn w:val="TableNormal"/>
     <w:uiPriority w:val="99"/>
     <w:tblPr>
       <w:tblStyleRowBandSize w:val="1"/>
@@ -33768,9 +33951,9 @@
       </w:tcPr>
     </w:tblStylePr>
   </w:style>
-  <w:style w:type="table" w:styleId="-4">
+  <w:style w:type="table" w:styleId="GridTable4">
     <w:name w:val="Grid Table 4"/>
-    <w:basedOn w:val="a1"/>
+    <w:basedOn w:val="TableNormal"/>
     <w:uiPriority w:val="59"/>
     <w:tblPr>
       <w:tblStyleRowBandSize w:val="1"/>
@@ -33851,7 +34034,7 @@
   </w:style>
   <w:style w:type="table" w:customStyle="1" w:styleId="GridTable4-Accent11">
     <w:name w:val="Grid Table 4 - Accent 11"/>
-    <w:basedOn w:val="a1"/>
+    <w:basedOn w:val="TableNormal"/>
     <w:uiPriority w:val="59"/>
     <w:tblPr>
       <w:tblStyleRowBandSize w:val="1"/>
@@ -33932,7 +34115,7 @@
   </w:style>
   <w:style w:type="table" w:customStyle="1" w:styleId="GridTable4-Accent21">
     <w:name w:val="Grid Table 4 - Accent 21"/>
-    <w:basedOn w:val="a1"/>
+    <w:basedOn w:val="TableNormal"/>
     <w:uiPriority w:val="59"/>
     <w:tblPr>
       <w:tblStyleRowBandSize w:val="1"/>
@@ -34013,7 +34196,7 @@
   </w:style>
   <w:style w:type="table" w:customStyle="1" w:styleId="GridTable4-Accent31">
     <w:name w:val="Grid Table 4 - Accent 31"/>
-    <w:basedOn w:val="a1"/>
+    <w:basedOn w:val="TableNormal"/>
     <w:uiPriority w:val="59"/>
     <w:tblPr>
       <w:tblStyleRowBandSize w:val="1"/>
@@ -34094,7 +34277,7 @@
   </w:style>
   <w:style w:type="table" w:customStyle="1" w:styleId="GridTable4-Accent41">
     <w:name w:val="Grid Table 4 - Accent 41"/>
-    <w:basedOn w:val="a1"/>
+    <w:basedOn w:val="TableNormal"/>
     <w:uiPriority w:val="59"/>
     <w:tblPr>
       <w:tblStyleRowBandSize w:val="1"/>
@@ -34175,7 +34358,7 @@
   </w:style>
   <w:style w:type="table" w:customStyle="1" w:styleId="GridTable4-Accent51">
     <w:name w:val="Grid Table 4 - Accent 51"/>
-    <w:basedOn w:val="a1"/>
+    <w:basedOn w:val="TableNormal"/>
     <w:uiPriority w:val="59"/>
     <w:tblPr>
       <w:tblStyleRowBandSize w:val="1"/>
@@ -34256,7 +34439,7 @@
   </w:style>
   <w:style w:type="table" w:customStyle="1" w:styleId="GridTable4-Accent61">
     <w:name w:val="Grid Table 4 - Accent 61"/>
-    <w:basedOn w:val="a1"/>
+    <w:basedOn w:val="TableNormal"/>
     <w:uiPriority w:val="59"/>
     <w:tblPr>
       <w:tblStyleRowBandSize w:val="1"/>
@@ -34335,9 +34518,9 @@
       </w:tcPr>
     </w:tblStylePr>
   </w:style>
-  <w:style w:type="table" w:styleId="-5">
+  <w:style w:type="table" w:styleId="GridTable5Dark">
     <w:name w:val="Grid Table 5 Dark"/>
-    <w:basedOn w:val="a1"/>
+    <w:basedOn w:val="TableNormal"/>
     <w:uiPriority w:val="99"/>
     <w:tblPr>
       <w:tblStyleRowBandSize w:val="1"/>
@@ -34418,7 +34601,7 @@
   </w:style>
   <w:style w:type="table" w:customStyle="1" w:styleId="GridTable5Dark-Accent1">
     <w:name w:val="Grid Table 5 Dark- Accent 1"/>
-    <w:basedOn w:val="a1"/>
+    <w:basedOn w:val="TableNormal"/>
     <w:uiPriority w:val="99"/>
     <w:tblPr>
       <w:tblStyleRowBandSize w:val="1"/>
@@ -34499,7 +34682,7 @@
   </w:style>
   <w:style w:type="table" w:customStyle="1" w:styleId="GridTable5Dark-Accent21">
     <w:name w:val="Grid Table 5 Dark - Accent 21"/>
-    <w:basedOn w:val="a1"/>
+    <w:basedOn w:val="TableNormal"/>
     <w:uiPriority w:val="99"/>
     <w:tblPr>
       <w:tblStyleRowBandSize w:val="1"/>
@@ -34580,7 +34763,7 @@
   </w:style>
   <w:style w:type="table" w:customStyle="1" w:styleId="GridTable5Dark-Accent31">
     <w:name w:val="Grid Table 5 Dark - Accent 31"/>
-    <w:basedOn w:val="a1"/>
+    <w:basedOn w:val="TableNormal"/>
     <w:uiPriority w:val="99"/>
     <w:tblPr>
       <w:tblStyleRowBandSize w:val="1"/>
@@ -34661,7 +34844,7 @@
   </w:style>
   <w:style w:type="table" w:customStyle="1" w:styleId="GridTable5Dark-Accent4">
     <w:name w:val="Grid Table 5 Dark- Accent 4"/>
-    <w:basedOn w:val="a1"/>
+    <w:basedOn w:val="TableNormal"/>
     <w:uiPriority w:val="99"/>
     <w:tblPr>
       <w:tblStyleRowBandSize w:val="1"/>
@@ -34742,7 +34925,7 @@
   </w:style>
   <w:style w:type="table" w:customStyle="1" w:styleId="GridTable5Dark-Accent51">
     <w:name w:val="Grid Table 5 Dark - Accent 51"/>
-    <w:basedOn w:val="a1"/>
+    <w:basedOn w:val="TableNormal"/>
     <w:uiPriority w:val="99"/>
     <w:tblPr>
       <w:tblStyleRowBandSize w:val="1"/>
@@ -34823,7 +35006,7 @@
   </w:style>
   <w:style w:type="table" w:customStyle="1" w:styleId="GridTable5Dark-Accent61">
     <w:name w:val="Grid Table 5 Dark - Accent 61"/>
-    <w:basedOn w:val="a1"/>
+    <w:basedOn w:val="TableNormal"/>
     <w:uiPriority w:val="99"/>
     <w:tblPr>
       <w:tblStyleRowBandSize w:val="1"/>
@@ -34902,9 +35085,9 @@
       </w:tcPr>
     </w:tblStylePr>
   </w:style>
-  <w:style w:type="table" w:styleId="-6">
+  <w:style w:type="table" w:styleId="GridTable6Colorful">
     <w:name w:val="Grid Table 6 Colorful"/>
-    <w:basedOn w:val="a1"/>
+    <w:basedOn w:val="TableNormal"/>
     <w:uiPriority w:val="99"/>
     <w:tblPr>
       <w:tblStyleRowBandSize w:val="1"/>
@@ -34975,7 +35158,7 @@
   </w:style>
   <w:style w:type="table" w:customStyle="1" w:styleId="GridTable6Colorful-Accent11">
     <w:name w:val="Grid Table 6 Colorful - Accent 11"/>
-    <w:basedOn w:val="a1"/>
+    <w:basedOn w:val="TableNormal"/>
     <w:uiPriority w:val="99"/>
     <w:tblPr>
       <w:tblStyleRowBandSize w:val="1"/>
@@ -35046,7 +35229,7 @@
   </w:style>
   <w:style w:type="table" w:customStyle="1" w:styleId="GridTable6Colorful-Accent21">
     <w:name w:val="Grid Table 6 Colorful - Accent 21"/>
-    <w:basedOn w:val="a1"/>
+    <w:basedOn w:val="TableNormal"/>
     <w:uiPriority w:val="99"/>
     <w:tblPr>
       <w:tblStyleRowBandSize w:val="1"/>
@@ -35117,7 +35300,7 @@
   </w:style>
   <w:style w:type="table" w:customStyle="1" w:styleId="GridTable6Colorful-Accent31">
     <w:name w:val="Grid Table 6 Colorful - Accent 31"/>
-    <w:basedOn w:val="a1"/>
+    <w:basedOn w:val="TableNormal"/>
     <w:uiPriority w:val="99"/>
     <w:tblPr>
       <w:tblStyleRowBandSize w:val="1"/>
@@ -35188,7 +35371,7 @@
   </w:style>
   <w:style w:type="table" w:customStyle="1" w:styleId="GridTable6Colorful-Accent41">
     <w:name w:val="Grid Table 6 Colorful - Accent 41"/>
-    <w:basedOn w:val="a1"/>
+    <w:basedOn w:val="TableNormal"/>
     <w:uiPriority w:val="99"/>
     <w:tblPr>
       <w:tblStyleRowBandSize w:val="1"/>
@@ -35259,7 +35442,7 @@
   </w:style>
   <w:style w:type="table" w:customStyle="1" w:styleId="GridTable6Colorful-Accent51">
     <w:name w:val="Grid Table 6 Colorful - Accent 51"/>
-    <w:basedOn w:val="a1"/>
+    <w:basedOn w:val="TableNormal"/>
     <w:uiPriority w:val="99"/>
     <w:tblPr>
       <w:tblStyleRowBandSize w:val="1"/>
@@ -35330,7 +35513,7 @@
   </w:style>
   <w:style w:type="table" w:customStyle="1" w:styleId="GridTable6Colorful-Accent61">
     <w:name w:val="Grid Table 6 Colorful - Accent 61"/>
-    <w:basedOn w:val="a1"/>
+    <w:basedOn w:val="TableNormal"/>
     <w:uiPriority w:val="99"/>
     <w:tblPr>
       <w:tblStyleRowBandSize w:val="1"/>
@@ -35399,9 +35582,9 @@
       </w:rPr>
     </w:tblStylePr>
   </w:style>
-  <w:style w:type="table" w:styleId="-7">
+  <w:style w:type="table" w:styleId="GridTable7Colorful">
     <w:name w:val="Grid Table 7 Colorful"/>
-    <w:basedOn w:val="a1"/>
+    <w:basedOn w:val="TableNormal"/>
     <w:uiPriority w:val="99"/>
     <w:tblPr>
       <w:tblStyleRowBandSize w:val="1"/>
@@ -35515,7 +35698,7 @@
   </w:style>
   <w:style w:type="table" w:customStyle="1" w:styleId="GridTable7Colorful-Accent11">
     <w:name w:val="Grid Table 7 Colorful - Accent 11"/>
-    <w:basedOn w:val="a1"/>
+    <w:basedOn w:val="TableNormal"/>
     <w:uiPriority w:val="99"/>
     <w:tblPr>
       <w:tblStyleRowBandSize w:val="1"/>
@@ -35629,7 +35812,7 @@
   </w:style>
   <w:style w:type="table" w:customStyle="1" w:styleId="GridTable7Colorful-Accent21">
     <w:name w:val="Grid Table 7 Colorful - Accent 21"/>
-    <w:basedOn w:val="a1"/>
+    <w:basedOn w:val="TableNormal"/>
     <w:uiPriority w:val="99"/>
     <w:tblPr>
       <w:tblStyleRowBandSize w:val="1"/>
@@ -35743,7 +35926,7 @@
   </w:style>
   <w:style w:type="table" w:customStyle="1" w:styleId="GridTable7Colorful-Accent31">
     <w:name w:val="Grid Table 7 Colorful - Accent 31"/>
-    <w:basedOn w:val="a1"/>
+    <w:basedOn w:val="TableNormal"/>
     <w:uiPriority w:val="99"/>
     <w:tblPr>
       <w:tblStyleRowBandSize w:val="1"/>
@@ -35857,7 +36040,7 @@
   </w:style>
   <w:style w:type="table" w:customStyle="1" w:styleId="GridTable7Colorful-Accent41">
     <w:name w:val="Grid Table 7 Colorful - Accent 41"/>
-    <w:basedOn w:val="a1"/>
+    <w:basedOn w:val="TableNormal"/>
     <w:uiPriority w:val="99"/>
     <w:tblPr>
       <w:tblStyleRowBandSize w:val="1"/>
@@ -35971,7 +36154,7 @@
   </w:style>
   <w:style w:type="table" w:customStyle="1" w:styleId="GridTable7Colorful-Accent51">
     <w:name w:val="Grid Table 7 Colorful - Accent 51"/>
-    <w:basedOn w:val="a1"/>
+    <w:basedOn w:val="TableNormal"/>
     <w:uiPriority w:val="99"/>
     <w:tblPr>
       <w:tblStyleRowBandSize w:val="1"/>
@@ -36085,7 +36268,7 @@
   </w:style>
   <w:style w:type="table" w:customStyle="1" w:styleId="GridTable7Colorful-Accent61">
     <w:name w:val="Grid Table 7 Colorful - Accent 61"/>
-    <w:basedOn w:val="a1"/>
+    <w:basedOn w:val="TableNormal"/>
     <w:uiPriority w:val="99"/>
     <w:tblPr>
       <w:tblStyleRowBandSize w:val="1"/>
@@ -36197,9 +36380,9 @@
       </w:rPr>
     </w:tblStylePr>
   </w:style>
-  <w:style w:type="table" w:styleId="-10">
+  <w:style w:type="table" w:styleId="ListTable1Light">
     <w:name w:val="List Table 1 Light"/>
-    <w:basedOn w:val="a1"/>
+    <w:basedOn w:val="TableNormal"/>
     <w:uiPriority w:val="99"/>
     <w:tblPr>
       <w:tblStyleRowBandSize w:val="1"/>
@@ -36262,7 +36445,7 @@
   </w:style>
   <w:style w:type="table" w:customStyle="1" w:styleId="ListTable1Light-Accent11">
     <w:name w:val="List Table 1 Light - Accent 11"/>
-    <w:basedOn w:val="a1"/>
+    <w:basedOn w:val="TableNormal"/>
     <w:uiPriority w:val="99"/>
     <w:tblPr>
       <w:tblStyleRowBandSize w:val="1"/>
@@ -36325,7 +36508,7 @@
   </w:style>
   <w:style w:type="table" w:customStyle="1" w:styleId="ListTable1Light-Accent21">
     <w:name w:val="List Table 1 Light - Accent 21"/>
-    <w:basedOn w:val="a1"/>
+    <w:basedOn w:val="TableNormal"/>
     <w:uiPriority w:val="99"/>
     <w:tblPr>
       <w:tblStyleRowBandSize w:val="1"/>
@@ -36388,7 +36571,7 @@
   </w:style>
   <w:style w:type="table" w:customStyle="1" w:styleId="ListTable1Light-Accent31">
     <w:name w:val="List Table 1 Light - Accent 31"/>
-    <w:basedOn w:val="a1"/>
+    <w:basedOn w:val="TableNormal"/>
     <w:uiPriority w:val="99"/>
     <w:tblPr>
       <w:tblStyleRowBandSize w:val="1"/>
@@ -36451,7 +36634,7 @@
   </w:style>
   <w:style w:type="table" w:customStyle="1" w:styleId="ListTable1Light-Accent41">
     <w:name w:val="List Table 1 Light - Accent 41"/>
-    <w:basedOn w:val="a1"/>
+    <w:basedOn w:val="TableNormal"/>
     <w:uiPriority w:val="99"/>
     <w:tblPr>
       <w:tblStyleRowBandSize w:val="1"/>
@@ -36514,7 +36697,7 @@
   </w:style>
   <w:style w:type="table" w:customStyle="1" w:styleId="ListTable1Light-Accent51">
     <w:name w:val="List Table 1 Light - Accent 51"/>
-    <w:basedOn w:val="a1"/>
+    <w:basedOn w:val="TableNormal"/>
     <w:uiPriority w:val="99"/>
     <w:tblPr>
       <w:tblStyleRowBandSize w:val="1"/>
@@ -36577,7 +36760,7 @@
   </w:style>
   <w:style w:type="table" w:customStyle="1" w:styleId="ListTable1Light-Accent61">
     <w:name w:val="List Table 1 Light - Accent 61"/>
-    <w:basedOn w:val="a1"/>
+    <w:basedOn w:val="TableNormal"/>
     <w:uiPriority w:val="99"/>
     <w:tblPr>
       <w:tblStyleRowBandSize w:val="1"/>
@@ -36638,9 +36821,9 @@
       </w:tcPr>
     </w:tblStylePr>
   </w:style>
-  <w:style w:type="table" w:styleId="-20">
+  <w:style w:type="table" w:styleId="ListTable2">
     <w:name w:val="List Table 2"/>
-    <w:basedOn w:val="a1"/>
+    <w:basedOn w:val="TableNormal"/>
     <w:uiPriority w:val="99"/>
     <w:tblPr>
       <w:tblStyleRowBandSize w:val="1"/>
@@ -36726,7 +36909,7 @@
   </w:style>
   <w:style w:type="table" w:customStyle="1" w:styleId="ListTable2-Accent11">
     <w:name w:val="List Table 2 - Accent 11"/>
-    <w:basedOn w:val="a1"/>
+    <w:basedOn w:val="TableNormal"/>
     <w:uiPriority w:val="99"/>
     <w:tblPr>
       <w:tblStyleRowBandSize w:val="1"/>
@@ -36812,7 +36995,7 @@
   </w:style>
   <w:style w:type="table" w:customStyle="1" w:styleId="ListTable2-Accent21">
     <w:name w:val="List Table 2 - Accent 21"/>
-    <w:basedOn w:val="a1"/>
+    <w:basedOn w:val="TableNormal"/>
     <w:uiPriority w:val="99"/>
     <w:tblPr>
       <w:tblStyleRowBandSize w:val="1"/>
@@ -36898,7 +37081,7 @@
   </w:style>
   <w:style w:type="table" w:customStyle="1" w:styleId="ListTable2-Accent31">
     <w:name w:val="List Table 2 - Accent 31"/>
-    <w:basedOn w:val="a1"/>
+    <w:basedOn w:val="TableNormal"/>
     <w:uiPriority w:val="99"/>
     <w:tblPr>
       <w:tblStyleRowBandSize w:val="1"/>
@@ -36984,7 +37167,7 @@
   </w:style>
   <w:style w:type="table" w:customStyle="1" w:styleId="ListTable2-Accent41">
     <w:name w:val="List Table 2 - Accent 41"/>
-    <w:basedOn w:val="a1"/>
+    <w:basedOn w:val="TableNormal"/>
     <w:uiPriority w:val="99"/>
     <w:tblPr>
       <w:tblStyleRowBandSize w:val="1"/>
@@ -37070,7 +37253,7 @@
   </w:style>
   <w:style w:type="table" w:customStyle="1" w:styleId="ListTable2-Accent51">
     <w:name w:val="List Table 2 - Accent 51"/>
-    <w:basedOn w:val="a1"/>
+    <w:basedOn w:val="TableNormal"/>
     <w:uiPriority w:val="99"/>
     <w:tblPr>
       <w:tblStyleRowBandSize w:val="1"/>
@@ -37156,7 +37339,7 @@
   </w:style>
   <w:style w:type="table" w:customStyle="1" w:styleId="ListTable2-Accent61">
     <w:name w:val="List Table 2 - Accent 61"/>
-    <w:basedOn w:val="a1"/>
+    <w:basedOn w:val="TableNormal"/>
     <w:uiPriority w:val="99"/>
     <w:tblPr>
       <w:tblStyleRowBandSize w:val="1"/>
@@ -37240,9 +37423,9 @@
       </w:tcPr>
     </w:tblStylePr>
   </w:style>
-  <w:style w:type="table" w:styleId="-30">
+  <w:style w:type="table" w:styleId="ListTable3">
     <w:name w:val="List Table 3"/>
-    <w:basedOn w:val="a1"/>
+    <w:basedOn w:val="TableNormal"/>
     <w:uiPriority w:val="99"/>
     <w:tblPr>
       <w:tblStyleRowBandSize w:val="1"/>
@@ -37315,7 +37498,7 @@
   </w:style>
   <w:style w:type="table" w:customStyle="1" w:styleId="ListTable3-Accent11">
     <w:name w:val="List Table 3 - Accent 11"/>
-    <w:basedOn w:val="a1"/>
+    <w:basedOn w:val="TableNormal"/>
     <w:uiPriority w:val="99"/>
     <w:tblPr>
       <w:tblStyleRowBandSize w:val="1"/>
@@ -37388,7 +37571,7 @@
   </w:style>
   <w:style w:type="table" w:customStyle="1" w:styleId="ListTable3-Accent21">
     <w:name w:val="List Table 3 - Accent 21"/>
-    <w:basedOn w:val="a1"/>
+    <w:basedOn w:val="TableNormal"/>
     <w:uiPriority w:val="99"/>
     <w:tblPr>
       <w:tblStyleRowBandSize w:val="1"/>
@@ -37461,7 +37644,7 @@
   </w:style>
   <w:style w:type="table" w:customStyle="1" w:styleId="ListTable3-Accent31">
     <w:name w:val="List Table 3 - Accent 31"/>
-    <w:basedOn w:val="a1"/>
+    <w:basedOn w:val="TableNormal"/>
     <w:uiPriority w:val="99"/>
     <w:tblPr>
       <w:tblStyleRowBandSize w:val="1"/>
@@ -37534,7 +37717,7 @@
   </w:style>
   <w:style w:type="table" w:customStyle="1" w:styleId="ListTable3-Accent41">
     <w:name w:val="List Table 3 - Accent 41"/>
-    <w:basedOn w:val="a1"/>
+    <w:basedOn w:val="TableNormal"/>
     <w:uiPriority w:val="99"/>
     <w:tblPr>
       <w:tblStyleRowBandSize w:val="1"/>
@@ -37607,7 +37790,7 @@
   </w:style>
   <w:style w:type="table" w:customStyle="1" w:styleId="ListTable3-Accent51">
     <w:name w:val="List Table 3 - Accent 51"/>
-    <w:basedOn w:val="a1"/>
+    <w:basedOn w:val="TableNormal"/>
     <w:uiPriority w:val="99"/>
     <w:tblPr>
       <w:tblStyleRowBandSize w:val="1"/>
@@ -37680,7 +37863,7 @@
   </w:style>
   <w:style w:type="table" w:customStyle="1" w:styleId="ListTable3-Accent61">
     <w:name w:val="List Table 3 - Accent 61"/>
-    <w:basedOn w:val="a1"/>
+    <w:basedOn w:val="TableNormal"/>
     <w:uiPriority w:val="99"/>
     <w:tblPr>
       <w:tblStyleRowBandSize w:val="1"/>
@@ -37751,9 +37934,9 @@
       </w:tcPr>
     </w:tblStylePr>
   </w:style>
-  <w:style w:type="table" w:styleId="-40">
+  <w:style w:type="table" w:styleId="ListTable4">
     <w:name w:val="List Table 4"/>
-    <w:basedOn w:val="a1"/>
+    <w:basedOn w:val="TableNormal"/>
     <w:uiPriority w:val="99"/>
     <w:tblPr>
       <w:tblStyleRowBandSize w:val="1"/>
@@ -37821,7 +38004,7 @@
   </w:style>
   <w:style w:type="table" w:customStyle="1" w:styleId="ListTable4-Accent11">
     <w:name w:val="List Table 4 - Accent 11"/>
-    <w:basedOn w:val="a1"/>
+    <w:basedOn w:val="TableNormal"/>
     <w:uiPriority w:val="99"/>
     <w:tblPr>
       <w:tblStyleRowBandSize w:val="1"/>
@@ -37889,7 +38072,7 @@
   </w:style>
   <w:style w:type="table" w:customStyle="1" w:styleId="ListTable4-Accent21">
     <w:name w:val="List Table 4 - Accent 21"/>
-    <w:basedOn w:val="a1"/>
+    <w:basedOn w:val="TableNormal"/>
     <w:uiPriority w:val="99"/>
     <w:tblPr>
       <w:tblStyleRowBandSize w:val="1"/>
@@ -37957,7 +38140,7 @@
   </w:style>
   <w:style w:type="table" w:customStyle="1" w:styleId="ListTable4-Accent31">
     <w:name w:val="List Table 4 - Accent 31"/>
-    <w:basedOn w:val="a1"/>
+    <w:basedOn w:val="TableNormal"/>
     <w:uiPriority w:val="99"/>
     <w:tblPr>
       <w:tblStyleRowBandSize w:val="1"/>
@@ -38025,7 +38208,7 @@
   </w:style>
   <w:style w:type="table" w:customStyle="1" w:styleId="ListTable4-Accent41">
     <w:name w:val="List Table 4 - Accent 41"/>
-    <w:basedOn w:val="a1"/>
+    <w:basedOn w:val="TableNormal"/>
     <w:uiPriority w:val="99"/>
     <w:tblPr>
       <w:tblStyleRowBandSize w:val="1"/>
@@ -38093,7 +38276,7 @@
   </w:style>
   <w:style w:type="table" w:customStyle="1" w:styleId="ListTable4-Accent51">
     <w:name w:val="List Table 4 - Accent 51"/>
-    <w:basedOn w:val="a1"/>
+    <w:basedOn w:val="TableNormal"/>
     <w:uiPriority w:val="99"/>
     <w:tblPr>
       <w:tblStyleRowBandSize w:val="1"/>
@@ -38161,7 +38344,7 @@
   </w:style>
   <w:style w:type="table" w:customStyle="1" w:styleId="ListTable4-Accent61">
     <w:name w:val="List Table 4 - Accent 61"/>
-    <w:basedOn w:val="a1"/>
+    <w:basedOn w:val="TableNormal"/>
     <w:uiPriority w:val="99"/>
     <w:tblPr>
       <w:tblStyleRowBandSize w:val="1"/>
@@ -38227,9 +38410,9 @@
       </w:tcPr>
     </w:tblStylePr>
   </w:style>
-  <w:style w:type="table" w:styleId="-50">
+  <w:style w:type="table" w:styleId="ListTable5Dark">
     <w:name w:val="List Table 5 Dark"/>
-    <w:basedOn w:val="a1"/>
+    <w:basedOn w:val="TableNormal"/>
     <w:uiPriority w:val="99"/>
     <w:tblPr>
       <w:tblStyleRowBandSize w:val="1"/>
@@ -38332,7 +38515,7 @@
   </w:style>
   <w:style w:type="table" w:customStyle="1" w:styleId="ListTable5Dark-Accent11">
     <w:name w:val="List Table 5 Dark - Accent 11"/>
-    <w:basedOn w:val="a1"/>
+    <w:basedOn w:val="TableNormal"/>
     <w:uiPriority w:val="99"/>
     <w:tblPr>
       <w:tblStyleRowBandSize w:val="1"/>
@@ -38435,7 +38618,7 @@
   </w:style>
   <w:style w:type="table" w:customStyle="1" w:styleId="ListTable5Dark-Accent21">
     <w:name w:val="List Table 5 Dark - Accent 21"/>
-    <w:basedOn w:val="a1"/>
+    <w:basedOn w:val="TableNormal"/>
     <w:uiPriority w:val="99"/>
     <w:tblPr>
       <w:tblStyleRowBandSize w:val="1"/>
@@ -38538,7 +38721,7 @@
   </w:style>
   <w:style w:type="table" w:customStyle="1" w:styleId="ListTable5Dark-Accent31">
     <w:name w:val="List Table 5 Dark - Accent 31"/>
-    <w:basedOn w:val="a1"/>
+    <w:basedOn w:val="TableNormal"/>
     <w:uiPriority w:val="99"/>
     <w:tblPr>
       <w:tblStyleRowBandSize w:val="1"/>
@@ -38641,7 +38824,7 @@
   </w:style>
   <w:style w:type="table" w:customStyle="1" w:styleId="ListTable5Dark-Accent41">
     <w:name w:val="List Table 5 Dark - Accent 41"/>
-    <w:basedOn w:val="a1"/>
+    <w:basedOn w:val="TableNormal"/>
     <w:uiPriority w:val="99"/>
     <w:tblPr>
       <w:tblStyleRowBandSize w:val="1"/>
@@ -38744,7 +38927,7 @@
   </w:style>
   <w:style w:type="table" w:customStyle="1" w:styleId="ListTable5Dark-Accent51">
     <w:name w:val="List Table 5 Dark - Accent 51"/>
-    <w:basedOn w:val="a1"/>
+    <w:basedOn w:val="TableNormal"/>
     <w:uiPriority w:val="99"/>
     <w:tblPr>
       <w:tblStyleRowBandSize w:val="1"/>
@@ -38847,7 +39030,7 @@
   </w:style>
   <w:style w:type="table" w:customStyle="1" w:styleId="ListTable5Dark-Accent61">
     <w:name w:val="List Table 5 Dark - Accent 61"/>
-    <w:basedOn w:val="a1"/>
+    <w:basedOn w:val="TableNormal"/>
     <w:uiPriority w:val="99"/>
     <w:tblPr>
       <w:tblStyleRowBandSize w:val="1"/>
@@ -38948,9 +39131,9 @@
       </w:tcPr>
     </w:tblStylePr>
   </w:style>
-  <w:style w:type="table" w:styleId="-60">
+  <w:style w:type="table" w:styleId="ListTable6Colorful">
     <w:name w:val="List Table 6 Colorful"/>
-    <w:basedOn w:val="a1"/>
+    <w:basedOn w:val="TableNormal"/>
     <w:uiPriority w:val="99"/>
     <w:tblPr>
       <w:tblStyleRowBandSize w:val="1"/>
@@ -39023,7 +39206,7 @@
   </w:style>
   <w:style w:type="table" w:customStyle="1" w:styleId="ListTable6Colorful-Accent11">
     <w:name w:val="List Table 6 Colorful - Accent 11"/>
-    <w:basedOn w:val="a1"/>
+    <w:basedOn w:val="TableNormal"/>
     <w:uiPriority w:val="99"/>
     <w:tblPr>
       <w:tblStyleRowBandSize w:val="1"/>
@@ -39096,7 +39279,7 @@
   </w:style>
   <w:style w:type="table" w:customStyle="1" w:styleId="ListTable6Colorful-Accent21">
     <w:name w:val="List Table 6 Colorful - Accent 21"/>
-    <w:basedOn w:val="a1"/>
+    <w:basedOn w:val="TableNormal"/>
     <w:uiPriority w:val="99"/>
     <w:tblPr>
       <w:tblStyleRowBandSize w:val="1"/>
@@ -39169,7 +39352,7 @@
   </w:style>
   <w:style w:type="table" w:customStyle="1" w:styleId="ListTable6Colorful-Accent31">
     <w:name w:val="List Table 6 Colorful - Accent 31"/>
-    <w:basedOn w:val="a1"/>
+    <w:basedOn w:val="TableNormal"/>
     <w:uiPriority w:val="99"/>
     <w:tblPr>
       <w:tblStyleRowBandSize w:val="1"/>
@@ -39242,7 +39425,7 @@
   </w:style>
   <w:style w:type="table" w:customStyle="1" w:styleId="ListTable6Colorful-Accent41">
     <w:name w:val="List Table 6 Colorful - Accent 41"/>
-    <w:basedOn w:val="a1"/>
+    <w:basedOn w:val="TableNormal"/>
     <w:uiPriority w:val="99"/>
     <w:tblPr>
       <w:tblStyleRowBandSize w:val="1"/>
@@ -39315,7 +39498,7 @@
   </w:style>
   <w:style w:type="table" w:customStyle="1" w:styleId="ListTable6Colorful-Accent51">
     <w:name w:val="List Table 6 Colorful - Accent 51"/>
-    <w:basedOn w:val="a1"/>
+    <w:basedOn w:val="TableNormal"/>
     <w:uiPriority w:val="99"/>
     <w:tblPr>
       <w:tblStyleRowBandSize w:val="1"/>
@@ -39388,7 +39571,7 @@
   </w:style>
   <w:style w:type="table" w:customStyle="1" w:styleId="ListTable6Colorful-Accent61">
     <w:name w:val="List Table 6 Colorful - Accent 61"/>
-    <w:basedOn w:val="a1"/>
+    <w:basedOn w:val="TableNormal"/>
     <w:uiPriority w:val="99"/>
     <w:tblPr>
       <w:tblStyleRowBandSize w:val="1"/>
@@ -39459,9 +39642,9 @@
       </w:rPr>
     </w:tblStylePr>
   </w:style>
-  <w:style w:type="table" w:styleId="-70">
+  <w:style w:type="table" w:styleId="ListTable7Colorful">
     <w:name w:val="List Table 7 Colorful"/>
-    <w:basedOn w:val="a1"/>
+    <w:basedOn w:val="TableNormal"/>
     <w:uiPriority w:val="99"/>
     <w:tblPr>
       <w:tblStyleRowBandSize w:val="1"/>
@@ -39572,7 +39755,7 @@
   </w:style>
   <w:style w:type="table" w:customStyle="1" w:styleId="ListTable7Colorful-Accent11">
     <w:name w:val="List Table 7 Colorful - Accent 11"/>
-    <w:basedOn w:val="a1"/>
+    <w:basedOn w:val="TableNormal"/>
     <w:uiPriority w:val="99"/>
     <w:tblPr>
       <w:tblStyleRowBandSize w:val="1"/>
@@ -39683,7 +39866,7 @@
   </w:style>
   <w:style w:type="table" w:customStyle="1" w:styleId="ListTable7Colorful-Accent21">
     <w:name w:val="List Table 7 Colorful - Accent 21"/>
-    <w:basedOn w:val="a1"/>
+    <w:basedOn w:val="TableNormal"/>
     <w:uiPriority w:val="99"/>
     <w:tblPr>
       <w:tblStyleRowBandSize w:val="1"/>
@@ -39794,7 +39977,7 @@
   </w:style>
   <w:style w:type="table" w:customStyle="1" w:styleId="ListTable7Colorful-Accent31">
     <w:name w:val="List Table 7 Colorful - Accent 31"/>
-    <w:basedOn w:val="a1"/>
+    <w:basedOn w:val="TableNormal"/>
     <w:uiPriority w:val="99"/>
     <w:tblPr>
       <w:tblStyleRowBandSize w:val="1"/>
@@ -39905,7 +40088,7 @@
   </w:style>
   <w:style w:type="table" w:customStyle="1" w:styleId="ListTable7Colorful-Accent41">
     <w:name w:val="List Table 7 Colorful - Accent 41"/>
-    <w:basedOn w:val="a1"/>
+    <w:basedOn w:val="TableNormal"/>
     <w:uiPriority w:val="99"/>
     <w:tblPr>
       <w:tblStyleRowBandSize w:val="1"/>
@@ -40016,7 +40199,7 @@
   </w:style>
   <w:style w:type="table" w:customStyle="1" w:styleId="ListTable7Colorful-Accent51">
     <w:name w:val="List Table 7 Colorful - Accent 51"/>
-    <w:basedOn w:val="a1"/>
+    <w:basedOn w:val="TableNormal"/>
     <w:uiPriority w:val="99"/>
     <w:tblPr>
       <w:tblStyleRowBandSize w:val="1"/>
@@ -40127,7 +40310,7 @@
   </w:style>
   <w:style w:type="table" w:customStyle="1" w:styleId="ListTable7Colorful-Accent61">
     <w:name w:val="List Table 7 Colorful - Accent 61"/>
-    <w:basedOn w:val="a1"/>
+    <w:basedOn w:val="TableNormal"/>
     <w:uiPriority w:val="99"/>
     <w:tblPr>
       <w:tblStyleRowBandSize w:val="1"/>
@@ -40238,7 +40421,7 @@
   </w:style>
   <w:style w:type="table" w:customStyle="1" w:styleId="Lined-Accent">
     <w:name w:val="Lined - Accent"/>
-    <w:basedOn w:val="a1"/>
+    <w:basedOn w:val="TableNormal"/>
     <w:uiPriority w:val="99"/>
     <w:rPr>
       <w:color w:val="404040"/>
@@ -40333,7 +40516,7 @@
   </w:style>
   <w:style w:type="table" w:customStyle="1" w:styleId="Lined-Accent1">
     <w:name w:val="Lined - Accent 1"/>
-    <w:basedOn w:val="a1"/>
+    <w:basedOn w:val="TableNormal"/>
     <w:uiPriority w:val="99"/>
     <w:rPr>
       <w:color w:val="404040"/>
@@ -40428,7 +40611,7 @@
   </w:style>
   <w:style w:type="table" w:customStyle="1" w:styleId="Lined-Accent2">
     <w:name w:val="Lined - Accent 2"/>
-    <w:basedOn w:val="a1"/>
+    <w:basedOn w:val="TableNormal"/>
     <w:uiPriority w:val="99"/>
     <w:rPr>
       <w:color w:val="404040"/>
@@ -40523,7 +40706,7 @@
   </w:style>
   <w:style w:type="table" w:customStyle="1" w:styleId="Lined-Accent3">
     <w:name w:val="Lined - Accent 3"/>
-    <w:basedOn w:val="a1"/>
+    <w:basedOn w:val="TableNormal"/>
     <w:uiPriority w:val="99"/>
     <w:rPr>
       <w:color w:val="404040"/>
@@ -40618,7 +40801,7 @@
   </w:style>
   <w:style w:type="table" w:customStyle="1" w:styleId="Lined-Accent4">
     <w:name w:val="Lined - Accent 4"/>
-    <w:basedOn w:val="a1"/>
+    <w:basedOn w:val="TableNormal"/>
     <w:uiPriority w:val="99"/>
     <w:rPr>
       <w:color w:val="404040"/>
@@ -40713,7 +40896,7 @@
   </w:style>
   <w:style w:type="table" w:customStyle="1" w:styleId="Lined-Accent5">
     <w:name w:val="Lined - Accent 5"/>
-    <w:basedOn w:val="a1"/>
+    <w:basedOn w:val="TableNormal"/>
     <w:uiPriority w:val="99"/>
     <w:rPr>
       <w:color w:val="404040"/>
@@ -40808,7 +40991,7 @@
   </w:style>
   <w:style w:type="table" w:customStyle="1" w:styleId="Lined-Accent6">
     <w:name w:val="Lined - Accent 6"/>
-    <w:basedOn w:val="a1"/>
+    <w:basedOn w:val="TableNormal"/>
     <w:uiPriority w:val="99"/>
     <w:rPr>
       <w:color w:val="404040"/>
@@ -40903,7 +41086,7 @@
   </w:style>
   <w:style w:type="table" w:customStyle="1" w:styleId="BorderedLined-Accent">
     <w:name w:val="Bordered &amp; Lined - Accent"/>
-    <w:basedOn w:val="a1"/>
+    <w:basedOn w:val="TableNormal"/>
     <w:uiPriority w:val="99"/>
     <w:rPr>
       <w:color w:val="404040"/>
@@ -41006,7 +41189,7 @@
   </w:style>
   <w:style w:type="table" w:customStyle="1" w:styleId="BorderedLined-Accent1">
     <w:name w:val="Bordered &amp; Lined - Accent 1"/>
-    <w:basedOn w:val="a1"/>
+    <w:basedOn w:val="TableNormal"/>
     <w:uiPriority w:val="99"/>
     <w:rPr>
       <w:color w:val="404040"/>
@@ -41109,7 +41292,7 @@
   </w:style>
   <w:style w:type="table" w:customStyle="1" w:styleId="BorderedLined-Accent2">
     <w:name w:val="Bordered &amp; Lined - Accent 2"/>
-    <w:basedOn w:val="a1"/>
+    <w:basedOn w:val="TableNormal"/>
     <w:uiPriority w:val="99"/>
     <w:rPr>
       <w:color w:val="404040"/>
@@ -41212,7 +41395,7 @@
   </w:style>
   <w:style w:type="table" w:customStyle="1" w:styleId="BorderedLined-Accent3">
     <w:name w:val="Bordered &amp; Lined - Accent 3"/>
-    <w:basedOn w:val="a1"/>
+    <w:basedOn w:val="TableNormal"/>
     <w:uiPriority w:val="99"/>
     <w:rPr>
       <w:color w:val="404040"/>
@@ -41315,7 +41498,7 @@
   </w:style>
   <w:style w:type="table" w:customStyle="1" w:styleId="BorderedLined-Accent4">
     <w:name w:val="Bordered &amp; Lined - Accent 4"/>
-    <w:basedOn w:val="a1"/>
+    <w:basedOn w:val="TableNormal"/>
     <w:uiPriority w:val="99"/>
     <w:rPr>
       <w:color w:val="404040"/>
@@ -41418,7 +41601,7 @@
   </w:style>
   <w:style w:type="table" w:customStyle="1" w:styleId="BorderedLined-Accent5">
     <w:name w:val="Bordered &amp; Lined - Accent 5"/>
-    <w:basedOn w:val="a1"/>
+    <w:basedOn w:val="TableNormal"/>
     <w:uiPriority w:val="99"/>
     <w:rPr>
       <w:color w:val="404040"/>
@@ -41521,7 +41704,7 @@
   </w:style>
   <w:style w:type="table" w:customStyle="1" w:styleId="BorderedLined-Accent6">
     <w:name w:val="Bordered &amp; Lined - Accent 6"/>
-    <w:basedOn w:val="a1"/>
+    <w:basedOn w:val="TableNormal"/>
     <w:uiPriority w:val="99"/>
     <w:rPr>
       <w:color w:val="404040"/>
@@ -41624,7 +41807,7 @@
   </w:style>
   <w:style w:type="table" w:customStyle="1" w:styleId="Bordered">
     <w:name w:val="Bordered"/>
-    <w:basedOn w:val="a1"/>
+    <w:basedOn w:val="TableNormal"/>
     <w:uiPriority w:val="99"/>
     <w:tblPr>
       <w:tblStyleRowBandSize w:val="1"/>
@@ -41703,7 +41886,7 @@
   </w:style>
   <w:style w:type="table" w:customStyle="1" w:styleId="Bordered-Accent1">
     <w:name w:val="Bordered - Accent 1"/>
-    <w:basedOn w:val="a1"/>
+    <w:basedOn w:val="TableNormal"/>
     <w:uiPriority w:val="99"/>
     <w:tblPr>
       <w:tblStyleRowBandSize w:val="1"/>
@@ -41782,7 +41965,7 @@
   </w:style>
   <w:style w:type="table" w:customStyle="1" w:styleId="Bordered-Accent2">
     <w:name w:val="Bordered - Accent 2"/>
-    <w:basedOn w:val="a1"/>
+    <w:basedOn w:val="TableNormal"/>
     <w:uiPriority w:val="99"/>
     <w:tblPr>
       <w:tblStyleRowBandSize w:val="1"/>
@@ -41861,7 +42044,7 @@
   </w:style>
   <w:style w:type="table" w:customStyle="1" w:styleId="Bordered-Accent3">
     <w:name w:val="Bordered - Accent 3"/>
-    <w:basedOn w:val="a1"/>
+    <w:basedOn w:val="TableNormal"/>
     <w:uiPriority w:val="99"/>
     <w:tblPr>
       <w:tblStyleRowBandSize w:val="1"/>
@@ -41940,7 +42123,7 @@
   </w:style>
   <w:style w:type="table" w:customStyle="1" w:styleId="Bordered-Accent4">
     <w:name w:val="Bordered - Accent 4"/>
-    <w:basedOn w:val="a1"/>
+    <w:basedOn w:val="TableNormal"/>
     <w:uiPriority w:val="99"/>
     <w:tblPr>
       <w:tblStyleRowBandSize w:val="1"/>
@@ -42019,7 +42202,7 @@
   </w:style>
   <w:style w:type="table" w:customStyle="1" w:styleId="Bordered-Accent5">
     <w:name w:val="Bordered - Accent 5"/>
-    <w:basedOn w:val="a1"/>
+    <w:basedOn w:val="TableNormal"/>
     <w:uiPriority w:val="99"/>
     <w:tblPr>
       <w:tblStyleRowBandSize w:val="1"/>
@@ -42098,7 +42281,7 @@
   </w:style>
   <w:style w:type="table" w:customStyle="1" w:styleId="Bordered-Accent6">
     <w:name w:val="Bordered - Accent 6"/>
-    <w:basedOn w:val="a1"/>
+    <w:basedOn w:val="TableNormal"/>
     <w:uiPriority w:val="99"/>
     <w:tblPr>
       <w:tblStyleRowBandSize w:val="1"/>
@@ -42175,10 +42358,10 @@
       </w:tcPr>
     </w:tblStylePr>
   </w:style>
-  <w:style w:type="paragraph" w:styleId="a8">
+  <w:style w:type="paragraph" w:styleId="FootnoteText">
     <w:name w:val="footnote text"/>
-    <w:basedOn w:val="a"/>
-    <w:link w:val="a9"/>
+    <w:basedOn w:val="Normal"/>
+    <w:link w:val="FootnoteTextChar1"/>
     <w:uiPriority w:val="99"/>
     <w:semiHidden/>
     <w:unhideWhenUsed/>
@@ -42189,27 +42372,27 @@
       <w:sz w:val="18"/>
     </w:rPr>
   </w:style>
-  <w:style w:type="character" w:customStyle="1" w:styleId="a9">
-    <w:name w:val="Текст сноски Знак"/>
-    <w:link w:val="a8"/>
+  <w:style w:type="character" w:customStyle="1" w:styleId="FootnoteTextChar1">
+    <w:name w:val="Footnote Text Char1"/>
+    <w:link w:val="FootnoteText"/>
     <w:uiPriority w:val="99"/>
     <w:rPr>
       <w:sz w:val="18"/>
     </w:rPr>
   </w:style>
-  <w:style w:type="character" w:styleId="aa">
+  <w:style w:type="character" w:styleId="FootnoteReference">
     <w:name w:val="footnote reference"/>
-    <w:basedOn w:val="a0"/>
+    <w:basedOn w:val="DefaultParagraphFont"/>
     <w:uiPriority w:val="99"/>
     <w:unhideWhenUsed/>
     <w:rPr>
       <w:vertAlign w:val="superscript"/>
     </w:rPr>
   </w:style>
-  <w:style w:type="paragraph" w:styleId="ab">
+  <w:style w:type="paragraph" w:styleId="EndnoteText">
     <w:name w:val="endnote text"/>
-    <w:basedOn w:val="a"/>
-    <w:link w:val="ac"/>
+    <w:basedOn w:val="Normal"/>
+    <w:link w:val="EndnoteTextChar1"/>
     <w:uiPriority w:val="99"/>
     <w:semiHidden/>
     <w:unhideWhenUsed/>
@@ -42217,17 +42400,17 @@
       <w:sz w:val="20"/>
     </w:rPr>
   </w:style>
-  <w:style w:type="character" w:customStyle="1" w:styleId="ac">
-    <w:name w:val="Текст концевой сноски Знак"/>
-    <w:link w:val="ab"/>
+  <w:style w:type="character" w:customStyle="1" w:styleId="EndnoteTextChar1">
+    <w:name w:val="Endnote Text Char1"/>
+    <w:link w:val="EndnoteText"/>
     <w:uiPriority w:val="99"/>
     <w:rPr>
       <w:sz w:val="20"/>
     </w:rPr>
   </w:style>
-  <w:style w:type="character" w:styleId="ad">
+  <w:style w:type="character" w:styleId="EndnoteReference">
     <w:name w:val="endnote reference"/>
-    <w:basedOn w:val="a0"/>
+    <w:basedOn w:val="DefaultParagraphFont"/>
     <w:uiPriority w:val="99"/>
     <w:semiHidden/>
     <w:unhideWhenUsed/>
@@ -42235,17 +42418,17 @@
       <w:vertAlign w:val="superscript"/>
     </w:rPr>
   </w:style>
-  <w:style w:type="paragraph" w:styleId="ae">
+  <w:style w:type="paragraph" w:styleId="TableofFigures">
     <w:name w:val="table of figures"/>
-    <w:basedOn w:val="a"/>
-    <w:next w:val="a"/>
+    <w:basedOn w:val="Normal"/>
+    <w:next w:val="Normal"/>
     <w:uiPriority w:val="99"/>
     <w:unhideWhenUsed/>
   </w:style>
-  <w:style w:type="character" w:customStyle="1" w:styleId="20">
-    <w:name w:val="Заголовок 2 Знак"/>
-    <w:basedOn w:val="a0"/>
-    <w:link w:val="2"/>
+  <w:style w:type="character" w:customStyle="1" w:styleId="Heading2Char1">
+    <w:name w:val="Heading 2 Char1"/>
+    <w:basedOn w:val="DefaultParagraphFont"/>
+    <w:link w:val="Heading2"/>
     <w:uiPriority w:val="9"/>
     <w:rPr>
       <w:rFonts w:ascii="Times New Roman" w:hAnsi="Times New Roman" w:cs="Times New Roman"/>
@@ -42254,10 +42437,10 @@
       <w:szCs w:val="28"/>
     </w:rPr>
   </w:style>
-  <w:style w:type="character" w:customStyle="1" w:styleId="30">
-    <w:name w:val="Заголовок 3 Знак"/>
-    <w:basedOn w:val="a0"/>
-    <w:link w:val="3"/>
+  <w:style w:type="character" w:customStyle="1" w:styleId="Heading3Char1">
+    <w:name w:val="Heading 3 Char1"/>
+    <w:basedOn w:val="DefaultParagraphFont"/>
+    <w:link w:val="Heading3"/>
     <w:uiPriority w:val="9"/>
     <w:rPr>
       <w:rFonts w:asciiTheme="majorHAnsi" w:eastAsiaTheme="majorEastAsia" w:hAnsiTheme="majorHAnsi" w:cstheme="majorBidi"/>
@@ -42266,11 +42449,11 @@
       <w:szCs w:val="28"/>
     </w:rPr>
   </w:style>
-  <w:style w:type="paragraph" w:styleId="af">
+  <w:style w:type="paragraph" w:styleId="Title">
     <w:name w:val="Title"/>
-    <w:basedOn w:val="a"/>
-    <w:next w:val="a"/>
-    <w:link w:val="af0"/>
+    <w:basedOn w:val="Normal"/>
+    <w:next w:val="Normal"/>
+    <w:link w:val="TitleChar1"/>
     <w:uiPriority w:val="10"/>
     <w:qFormat/>
     <w:pPr>
@@ -42283,10 +42466,10 @@
       <w:szCs w:val="56"/>
     </w:rPr>
   </w:style>
-  <w:style w:type="paragraph" w:styleId="12">
+  <w:style w:type="paragraph" w:styleId="TOC1">
     <w:name w:val="toc 1"/>
-    <w:basedOn w:val="a"/>
-    <w:next w:val="a"/>
+    <w:basedOn w:val="Normal"/>
+    <w:next w:val="Normal"/>
     <w:uiPriority w:val="39"/>
     <w:unhideWhenUsed/>
     <w:pPr>
@@ -42299,10 +42482,10 @@
       <w:sz w:val="28"/>
     </w:rPr>
   </w:style>
-  <w:style w:type="character" w:customStyle="1" w:styleId="af0">
-    <w:name w:val="Заголовок Знак"/>
-    <w:basedOn w:val="a0"/>
-    <w:link w:val="af"/>
+  <w:style w:type="character" w:customStyle="1" w:styleId="TitleChar1">
+    <w:name w:val="Title Char1"/>
+    <w:basedOn w:val="DefaultParagraphFont"/>
+    <w:link w:val="Title"/>
     <w:uiPriority w:val="10"/>
     <w:rPr>
       <w:rFonts w:asciiTheme="majorHAnsi" w:eastAsiaTheme="majorEastAsia" w:hAnsiTheme="majorHAnsi" w:cstheme="majorBidi"/>
@@ -42313,7 +42496,7 @@
   </w:style>
   <w:style w:type="paragraph" w:customStyle="1" w:styleId="TNR0">
     <w:name w:val="TNR Заголовок"/>
-    <w:basedOn w:val="af"/>
+    <w:basedOn w:val="Title"/>
     <w:next w:val="TNR"/>
     <w:qFormat/>
     <w:pPr>
@@ -42330,7 +42513,7 @@
   </w:style>
   <w:style w:type="paragraph" w:customStyle="1" w:styleId="TNR">
     <w:name w:val="TNR Обычный"/>
-    <w:basedOn w:val="a"/>
+    <w:basedOn w:val="Normal"/>
     <w:qFormat/>
     <w:pPr>
       <w:spacing w:line="360" w:lineRule="auto"/>
@@ -42344,10 +42527,10 @@
       <w:szCs w:val="28"/>
     </w:rPr>
   </w:style>
-  <w:style w:type="character" w:customStyle="1" w:styleId="10">
-    <w:name w:val="Заголовок 1 Знак"/>
-    <w:basedOn w:val="a0"/>
-    <w:link w:val="1"/>
+  <w:style w:type="character" w:customStyle="1" w:styleId="Heading1Char1">
+    <w:name w:val="Heading 1 Char1"/>
+    <w:basedOn w:val="DefaultParagraphFont"/>
+    <w:link w:val="Heading1"/>
     <w:uiPriority w:val="9"/>
     <w:rPr>
       <w:rFonts w:asciiTheme="majorHAnsi" w:eastAsiaTheme="majorEastAsia" w:hAnsiTheme="majorHAnsi" w:cstheme="majorBidi"/>
@@ -42356,10 +42539,10 @@
       <w:szCs w:val="28"/>
     </w:rPr>
   </w:style>
-  <w:style w:type="paragraph" w:styleId="71">
+  <w:style w:type="paragraph" w:styleId="TOC7">
     <w:name w:val="toc 7"/>
-    <w:basedOn w:val="a"/>
-    <w:next w:val="a"/>
+    <w:basedOn w:val="Normal"/>
+    <w:next w:val="Normal"/>
     <w:uiPriority w:val="39"/>
     <w:semiHidden/>
     <w:unhideWhenUsed/>
@@ -42372,10 +42555,10 @@
       <w:szCs w:val="20"/>
     </w:rPr>
   </w:style>
-  <w:style w:type="paragraph" w:styleId="af1">
+  <w:style w:type="paragraph" w:styleId="TOCHeading">
     <w:name w:val="TOC Heading"/>
-    <w:basedOn w:val="1"/>
-    <w:next w:val="a"/>
+    <w:basedOn w:val="Heading1"/>
+    <w:next w:val="Normal"/>
     <w:uiPriority w:val="39"/>
     <w:unhideWhenUsed/>
     <w:qFormat/>
@@ -42389,10 +42572,10 @@
       <w:lang w:eastAsia="ru-RU"/>
     </w:rPr>
   </w:style>
-  <w:style w:type="paragraph" w:styleId="24">
+  <w:style w:type="paragraph" w:styleId="TOC2">
     <w:name w:val="toc 2"/>
-    <w:basedOn w:val="a"/>
-    <w:next w:val="a"/>
+    <w:basedOn w:val="Normal"/>
+    <w:next w:val="Normal"/>
     <w:uiPriority w:val="39"/>
     <w:unhideWhenUsed/>
     <w:pPr>
@@ -42405,10 +42588,10 @@
       <w:szCs w:val="22"/>
     </w:rPr>
   </w:style>
-  <w:style w:type="paragraph" w:styleId="32">
+  <w:style w:type="paragraph" w:styleId="TOC3">
     <w:name w:val="toc 3"/>
-    <w:basedOn w:val="a"/>
-    <w:next w:val="a"/>
+    <w:basedOn w:val="Normal"/>
+    <w:next w:val="Normal"/>
     <w:uiPriority w:val="39"/>
     <w:unhideWhenUsed/>
     <w:pPr>
@@ -42420,10 +42603,10 @@
       <w:szCs w:val="20"/>
     </w:rPr>
   </w:style>
-  <w:style w:type="paragraph" w:styleId="42">
+  <w:style w:type="paragraph" w:styleId="TOC4">
     <w:name w:val="toc 4"/>
-    <w:basedOn w:val="a"/>
-    <w:next w:val="a"/>
+    <w:basedOn w:val="Normal"/>
+    <w:next w:val="Normal"/>
     <w:uiPriority w:val="39"/>
     <w:semiHidden/>
     <w:unhideWhenUsed/>
@@ -42436,10 +42619,10 @@
       <w:szCs w:val="20"/>
     </w:rPr>
   </w:style>
-  <w:style w:type="paragraph" w:styleId="52">
+  <w:style w:type="paragraph" w:styleId="TOC5">
     <w:name w:val="toc 5"/>
-    <w:basedOn w:val="a"/>
-    <w:next w:val="a"/>
+    <w:basedOn w:val="Normal"/>
+    <w:next w:val="Normal"/>
     <w:uiPriority w:val="39"/>
     <w:semiHidden/>
     <w:unhideWhenUsed/>
@@ -42452,10 +42635,10 @@
       <w:szCs w:val="20"/>
     </w:rPr>
   </w:style>
-  <w:style w:type="paragraph" w:styleId="61">
+  <w:style w:type="paragraph" w:styleId="TOC6">
     <w:name w:val="toc 6"/>
-    <w:basedOn w:val="a"/>
-    <w:next w:val="a"/>
+    <w:basedOn w:val="Normal"/>
+    <w:next w:val="Normal"/>
     <w:uiPriority w:val="39"/>
     <w:semiHidden/>
     <w:unhideWhenUsed/>
@@ -42468,10 +42651,10 @@
       <w:szCs w:val="20"/>
     </w:rPr>
   </w:style>
-  <w:style w:type="paragraph" w:styleId="81">
+  <w:style w:type="paragraph" w:styleId="TOC8">
     <w:name w:val="toc 8"/>
-    <w:basedOn w:val="a"/>
-    <w:next w:val="a"/>
+    <w:basedOn w:val="Normal"/>
+    <w:next w:val="Normal"/>
     <w:uiPriority w:val="39"/>
     <w:semiHidden/>
     <w:unhideWhenUsed/>
@@ -42484,10 +42667,10 @@
       <w:szCs w:val="20"/>
     </w:rPr>
   </w:style>
-  <w:style w:type="paragraph" w:styleId="91">
+  <w:style w:type="paragraph" w:styleId="TOC9">
     <w:name w:val="toc 9"/>
-    <w:basedOn w:val="a"/>
-    <w:next w:val="a"/>
+    <w:basedOn w:val="Normal"/>
+    <w:next w:val="Normal"/>
     <w:uiPriority w:val="39"/>
     <w:semiHidden/>
     <w:unhideWhenUsed/>
@@ -42500,10 +42683,10 @@
       <w:szCs w:val="20"/>
     </w:rPr>
   </w:style>
-  <w:style w:type="paragraph" w:styleId="af2">
+  <w:style w:type="paragraph" w:styleId="Header">
     <w:name w:val="header"/>
-    <w:basedOn w:val="a"/>
-    <w:link w:val="af3"/>
+    <w:basedOn w:val="Normal"/>
+    <w:link w:val="HeaderChar1"/>
     <w:uiPriority w:val="99"/>
     <w:unhideWhenUsed/>
     <w:pPr>
@@ -42513,16 +42696,16 @@
       </w:tabs>
     </w:pPr>
   </w:style>
-  <w:style w:type="character" w:customStyle="1" w:styleId="af3">
-    <w:name w:val="Верхний колонтитул Знак"/>
-    <w:basedOn w:val="a0"/>
-    <w:link w:val="af2"/>
+  <w:style w:type="character" w:customStyle="1" w:styleId="HeaderChar1">
+    <w:name w:val="Header Char1"/>
+    <w:basedOn w:val="DefaultParagraphFont"/>
+    <w:link w:val="Header"/>
     <w:uiPriority w:val="99"/>
   </w:style>
-  <w:style w:type="paragraph" w:styleId="af4">
+  <w:style w:type="paragraph" w:styleId="Footer">
     <w:name w:val="footer"/>
-    <w:basedOn w:val="a"/>
-    <w:link w:val="af5"/>
+    <w:basedOn w:val="Normal"/>
+    <w:link w:val="FooterChar1"/>
     <w:uiPriority w:val="99"/>
     <w:unhideWhenUsed/>
     <w:pPr>
@@ -42532,15 +42715,15 @@
       </w:tabs>
     </w:pPr>
   </w:style>
-  <w:style w:type="character" w:customStyle="1" w:styleId="af5">
-    <w:name w:val="Нижний колонтитул Знак"/>
-    <w:basedOn w:val="a0"/>
-    <w:link w:val="af4"/>
+  <w:style w:type="character" w:customStyle="1" w:styleId="FooterChar1">
+    <w:name w:val="Footer Char1"/>
+    <w:basedOn w:val="DefaultParagraphFont"/>
+    <w:link w:val="Footer"/>
     <w:uiPriority w:val="99"/>
   </w:style>
-  <w:style w:type="character" w:styleId="af6">
+  <w:style w:type="character" w:styleId="Hyperlink">
     <w:name w:val="Hyperlink"/>
-    <w:basedOn w:val="a0"/>
+    <w:basedOn w:val="DefaultParagraphFont"/>
     <w:uiPriority w:val="99"/>
     <w:unhideWhenUsed/>
     <w:rPr>
@@ -42550,11 +42733,11 @@
   </w:style>
   <w:style w:type="character" w:customStyle="1" w:styleId="apple-converted-space">
     <w:name w:val="apple-converted-space"/>
-    <w:basedOn w:val="a0"/>
+    <w:basedOn w:val="DefaultParagraphFont"/>
   </w:style>
-  <w:style w:type="table" w:styleId="af7">
+  <w:style w:type="table" w:styleId="TableGrid">
     <w:name w:val="Table Grid"/>
-    <w:basedOn w:val="a1"/>
+    <w:basedOn w:val="TableNormal"/>
     <w:uiPriority w:val="39"/>
     <w:tblPr>
       <w:tblBorders>
@@ -42567,10 +42750,10 @@
       </w:tblBorders>
     </w:tblPr>
   </w:style>
-  <w:style w:type="paragraph" w:styleId="af8">
+  <w:style w:type="paragraph" w:styleId="Caption">
     <w:name w:val="caption"/>
-    <w:basedOn w:val="a"/>
-    <w:next w:val="a"/>
+    <w:basedOn w:val="Normal"/>
+    <w:next w:val="Normal"/>
     <w:uiPriority w:val="35"/>
     <w:unhideWhenUsed/>
     <w:qFormat/>
@@ -42585,9 +42768,9 @@
       <w:szCs w:val="18"/>
     </w:rPr>
   </w:style>
-  <w:style w:type="paragraph" w:styleId="af9">
+  <w:style w:type="paragraph" w:styleId="ListParagraph">
     <w:name w:val="List Paragraph"/>
-    <w:basedOn w:val="a"/>
+    <w:basedOn w:val="Normal"/>
     <w:uiPriority w:val="34"/>
     <w:qFormat/>
     <w:pPr>
@@ -42595,9 +42778,9 @@
       <w:contextualSpacing/>
     </w:pPr>
   </w:style>
-  <w:style w:type="character" w:customStyle="1" w:styleId="13">
+  <w:style w:type="character" w:customStyle="1" w:styleId="1">
     <w:name w:val="Неразрешенное упоминание1"/>
-    <w:basedOn w:val="a0"/>
+    <w:basedOn w:val="DefaultParagraphFont"/>
     <w:uiPriority w:val="99"/>
     <w:semiHidden/>
     <w:unhideWhenUsed/>
@@ -42606,7 +42789,7 @@
       <w:shd w:val="clear" w:color="auto" w:fill="E1DFDD"/>
     </w:rPr>
   </w:style>
-  <w:style w:type="paragraph" w:customStyle="1" w:styleId="afa">
+  <w:style w:type="paragraph" w:customStyle="1" w:styleId="a">
     <w:name w:val="Чертежный"/>
     <w:pPr>
       <w:jc w:val="both"/>
@@ -42619,9 +42802,9 @@
       <w:lang w:val="uk-UA" w:eastAsia="ru-RU"/>
     </w:rPr>
   </w:style>
-  <w:style w:type="character" w:customStyle="1" w:styleId="25">
+  <w:style w:type="character" w:customStyle="1" w:styleId="2">
     <w:name w:val="Неразрешенное упоминание2"/>
-    <w:basedOn w:val="a0"/>
+    <w:basedOn w:val="DefaultParagraphFont"/>
     <w:uiPriority w:val="99"/>
     <w:semiHidden/>
     <w:unhideWhenUsed/>
@@ -42630,9 +42813,9 @@
       <w:shd w:val="clear" w:color="auto" w:fill="E1DFDD"/>
     </w:rPr>
   </w:style>
-  <w:style w:type="character" w:styleId="afb">
+  <w:style w:type="character" w:styleId="CommentReference">
     <w:name w:val="annotation reference"/>
-    <w:basedOn w:val="a0"/>
+    <w:basedOn w:val="DefaultParagraphFont"/>
     <w:uiPriority w:val="99"/>
     <w:semiHidden/>
     <w:unhideWhenUsed/>
@@ -42641,10 +42824,10 @@
       <w:szCs w:val="16"/>
     </w:rPr>
   </w:style>
-  <w:style w:type="paragraph" w:styleId="afc">
+  <w:style w:type="paragraph" w:styleId="CommentText">
     <w:name w:val="annotation text"/>
-    <w:basedOn w:val="a"/>
-    <w:link w:val="afd"/>
+    <w:basedOn w:val="Normal"/>
+    <w:link w:val="CommentTextChar"/>
     <w:uiPriority w:val="99"/>
     <w:semiHidden/>
     <w:unhideWhenUsed/>
@@ -42653,10 +42836,10 @@
       <w:szCs w:val="20"/>
     </w:rPr>
   </w:style>
-  <w:style w:type="character" w:customStyle="1" w:styleId="afd">
-    <w:name w:val="Текст примечания Знак"/>
-    <w:basedOn w:val="a0"/>
-    <w:link w:val="afc"/>
+  <w:style w:type="character" w:customStyle="1" w:styleId="CommentTextChar">
+    <w:name w:val="Comment Text Char"/>
+    <w:basedOn w:val="DefaultParagraphFont"/>
+    <w:link w:val="CommentText"/>
     <w:uiPriority w:val="99"/>
     <w:semiHidden/>
     <w:rPr>
@@ -42664,11 +42847,11 @@
       <w:szCs w:val="20"/>
     </w:rPr>
   </w:style>
-  <w:style w:type="paragraph" w:styleId="afe">
+  <w:style w:type="paragraph" w:styleId="CommentSubject">
     <w:name w:val="annotation subject"/>
-    <w:basedOn w:val="afc"/>
-    <w:next w:val="afc"/>
-    <w:link w:val="aff"/>
+    <w:basedOn w:val="CommentText"/>
+    <w:next w:val="CommentText"/>
+    <w:link w:val="CommentSubjectChar"/>
     <w:uiPriority w:val="99"/>
     <w:semiHidden/>
     <w:unhideWhenUsed/>
@@ -42677,10 +42860,10 @@
       <w:bCs/>
     </w:rPr>
   </w:style>
-  <w:style w:type="character" w:customStyle="1" w:styleId="aff">
-    <w:name w:val="Тема примечания Знак"/>
-    <w:basedOn w:val="afd"/>
-    <w:link w:val="afe"/>
+  <w:style w:type="character" w:customStyle="1" w:styleId="CommentSubjectChar">
+    <w:name w:val="Comment Subject Char"/>
+    <w:basedOn w:val="CommentTextChar"/>
+    <w:link w:val="CommentSubject"/>
     <w:uiPriority w:val="99"/>
     <w:semiHidden/>
     <w:rPr>
@@ -42690,9 +42873,9 @@
       <w:szCs w:val="20"/>
     </w:rPr>
   </w:style>
-  <w:style w:type="paragraph" w:styleId="aff0">
+  <w:style w:type="paragraph" w:styleId="NormalWeb">
     <w:name w:val="Normal (Web)"/>
-    <w:basedOn w:val="a"/>
+    <w:basedOn w:val="Normal"/>
     <w:uiPriority w:val="99"/>
     <w:unhideWhenUsed/>
     <w:rsid w:val="00660AC3"/>
@@ -42704,9 +42887,9 @@
       <w:lang w:eastAsia="ru-RU"/>
     </w:rPr>
   </w:style>
-  <w:style w:type="character" w:styleId="HTML">
+  <w:style w:type="character" w:styleId="HTMLCode">
     <w:name w:val="HTML Code"/>
-    <w:basedOn w:val="a0"/>
+    <w:basedOn w:val="DefaultParagraphFont"/>
     <w:uiPriority w:val="99"/>
     <w:semiHidden/>
     <w:unhideWhenUsed/>
@@ -42717,9 +42900,9 @@
       <w:szCs w:val="20"/>
     </w:rPr>
   </w:style>
-  <w:style w:type="character" w:styleId="aff1">
+  <w:style w:type="character" w:styleId="UnresolvedMention">
     <w:name w:val="Unresolved Mention"/>
-    <w:basedOn w:val="a0"/>
+    <w:basedOn w:val="DefaultParagraphFont"/>
     <w:uiPriority w:val="99"/>
     <w:semiHidden/>
     <w:unhideWhenUsed/>
